--- a/3er entrega TPI - comision 1 grupo 5.docx
+++ b/3er entrega TPI - comision 1 grupo 5.docx
@@ -881,6 +881,13 @@
             </w:r>
             <w:r>
               <w:rPr>
+                <w:rStyle w:val="Enlacedelndice"/>
+                <w:vanish/>
+              </w:rPr>
+              <w:tab/>
+            </w:r>
+            <w:r>
+              <w:rPr>
                 <w:webHidden/>
               </w:rPr>
               <w:fldChar w:fldCharType="begin"/>
@@ -901,7 +908,6 @@
               <w:rPr>
                 <w:rStyle w:val="Enlacedelndice"/>
               </w:rPr>
-              <w:tab/>
               <w:t>2</w:t>
             </w:r>
             <w:r>
@@ -932,6 +938,13 @@
             </w:r>
             <w:r>
               <w:rPr>
+                <w:rStyle w:val="Enlacedelndice"/>
+                <w:vanish/>
+              </w:rPr>
+              <w:tab/>
+            </w:r>
+            <w:r>
+              <w:rPr>
                 <w:webHidden/>
               </w:rPr>
               <w:fldChar w:fldCharType="begin"/>
@@ -952,7 +965,6 @@
               <w:rPr>
                 <w:rStyle w:val="Enlacedelndice"/>
               </w:rPr>
-              <w:tab/>
               <w:t>2</w:t>
             </w:r>
             <w:r>
@@ -1314,7 +1326,7 @@
           <w:szCs w:val="22"/>
         </w:rPr>
         <w:drawing>
-          <wp:anchor distT="0" distB="0" distL="114300" distR="114300" simplePos="0" relativeHeight="101" behindDoc="0" locked="0" layoutInCell="0" allowOverlap="1">
+          <wp:anchor distT="0" distB="0" distL="114300" distR="114300" simplePos="0" relativeHeight="103" behindDoc="0" locked="0" layoutInCell="0" allowOverlap="1">
             <wp:simplePos x="0" y="0"/>
             <wp:positionH relativeFrom="column">
               <wp:posOffset>4046220</wp:posOffset>
@@ -1832,7 +1844,7 @@
         <w:pStyle w:val="Normal"/>
         <w:numPr>
           <w:ilvl w:val="0"/>
-          <w:numId w:val="1"/>
+          <w:numId w:val="2"/>
         </w:numPr>
         <w:spacing w:lineRule="auto" w:line="360" w:before="0" w:after="106"/>
         <w:ind w:hanging="360" w:start="705" w:end="109"/>
@@ -1855,7 +1867,7 @@
         <w:pStyle w:val="Normal"/>
         <w:numPr>
           <w:ilvl w:val="0"/>
-          <w:numId w:val="1"/>
+          <w:numId w:val="2"/>
         </w:numPr>
         <w:spacing w:lineRule="auto" w:line="360" w:before="0" w:after="3"/>
         <w:ind w:hanging="360" w:start="705" w:end="109"/>
@@ -1878,7 +1890,7 @@
         <w:pStyle w:val="Normal"/>
         <w:numPr>
           <w:ilvl w:val="0"/>
-          <w:numId w:val="1"/>
+          <w:numId w:val="2"/>
         </w:numPr>
         <w:spacing w:lineRule="auto" w:line="360" w:before="0" w:after="3"/>
         <w:ind w:hanging="360" w:start="705" w:end="109"/>
@@ -1901,7 +1913,7 @@
         <w:pStyle w:val="Normal"/>
         <w:numPr>
           <w:ilvl w:val="0"/>
-          <w:numId w:val="1"/>
+          <w:numId w:val="2"/>
         </w:numPr>
         <w:spacing w:lineRule="auto" w:line="360" w:before="0" w:after="106"/>
         <w:ind w:hanging="360" w:start="705" w:end="109"/>
@@ -1924,7 +1936,7 @@
         <w:pStyle w:val="Normal"/>
         <w:numPr>
           <w:ilvl w:val="0"/>
-          <w:numId w:val="1"/>
+          <w:numId w:val="2"/>
         </w:numPr>
         <w:spacing w:lineRule="auto" w:line="360" w:before="0" w:after="106"/>
         <w:ind w:hanging="360" w:start="705" w:end="109"/>
@@ -1947,7 +1959,7 @@
         <w:pStyle w:val="Normal"/>
         <w:numPr>
           <w:ilvl w:val="0"/>
-          <w:numId w:val="1"/>
+          <w:numId w:val="2"/>
         </w:numPr>
         <w:spacing w:lineRule="auto" w:line="360" w:before="0" w:after="106"/>
         <w:ind w:hanging="360" w:start="705" w:end="109"/>
@@ -1970,7 +1982,7 @@
         <w:pStyle w:val="Normal"/>
         <w:numPr>
           <w:ilvl w:val="0"/>
-          <w:numId w:val="1"/>
+          <w:numId w:val="2"/>
         </w:numPr>
         <w:spacing w:lineRule="auto" w:line="360" w:before="0" w:after="106"/>
         <w:ind w:hanging="360" w:start="705" w:end="109"/>
@@ -1993,7 +2005,7 @@
         <w:pStyle w:val="Normal"/>
         <w:numPr>
           <w:ilvl w:val="0"/>
-          <w:numId w:val="1"/>
+          <w:numId w:val="2"/>
         </w:numPr>
         <w:spacing w:lineRule="auto" w:line="360" w:before="0" w:after="106"/>
         <w:ind w:hanging="360" w:start="705" w:end="109"/>
@@ -2016,7 +2028,7 @@
         <w:pStyle w:val="Normal"/>
         <w:numPr>
           <w:ilvl w:val="0"/>
-          <w:numId w:val="1"/>
+          <w:numId w:val="2"/>
         </w:numPr>
         <w:spacing w:lineRule="auto" w:line="360" w:before="0" w:after="106"/>
         <w:ind w:hanging="360" w:start="705" w:end="109"/>
@@ -2101,7 +2113,7 @@
         <w:pStyle w:val="Normal"/>
         <w:numPr>
           <w:ilvl w:val="0"/>
-          <w:numId w:val="2"/>
+          <w:numId w:val="3"/>
         </w:numPr>
         <w:spacing w:lineRule="auto" w:line="360" w:before="0" w:after="132"/>
         <w:ind w:hanging="360" w:start="705" w:end="109"/>
@@ -2124,7 +2136,7 @@
         <w:pStyle w:val="Normal"/>
         <w:numPr>
           <w:ilvl w:val="0"/>
-          <w:numId w:val="2"/>
+          <w:numId w:val="3"/>
         </w:numPr>
         <w:spacing w:lineRule="auto" w:line="360" w:before="0" w:after="3"/>
         <w:ind w:hanging="360" w:start="705" w:end="109"/>
@@ -2147,7 +2159,7 @@
         <w:pStyle w:val="Normal"/>
         <w:numPr>
           <w:ilvl w:val="0"/>
-          <w:numId w:val="2"/>
+          <w:numId w:val="3"/>
         </w:numPr>
         <w:spacing w:lineRule="auto" w:line="360" w:before="0" w:after="492"/>
         <w:ind w:hanging="360" w:start="705" w:end="109"/>
@@ -4093,7 +4105,7 @@
       <w:r>
         <w:rPr/>
         <w:drawing>
-          <wp:anchor distT="0" distB="0" distL="0" distR="0" simplePos="0" relativeHeight="103" behindDoc="0" locked="0" layoutInCell="0" allowOverlap="1">
+          <wp:anchor distT="0" distB="0" distL="0" distR="0" simplePos="0" relativeHeight="105" behindDoc="0" locked="0" layoutInCell="0" allowOverlap="1">
             <wp:simplePos x="0" y="0"/>
             <wp:positionH relativeFrom="column">
               <wp:align>center</wp:align>
@@ -4221,16 +4233,16 @@
         <w:tblLook w:firstRow="1" w:noVBand="1" w:lastRow="0" w:firstColumn="1" w:lastColumn="0" w:noHBand="0" w:val="04a0"/>
       </w:tblPr>
       <w:tblGrid>
-        <w:gridCol w:w="1049"/>
+        <w:gridCol w:w="1048"/>
         <w:gridCol w:w="2270"/>
         <w:gridCol w:w="5070"/>
-        <w:gridCol w:w="1162"/>
+        <w:gridCol w:w="1163"/>
       </w:tblGrid>
       <w:tr>
         <w:trPr/>
         <w:tc>
           <w:tcPr>
-            <w:tcW w:w="1049" w:type="dxa"/>
+            <w:tcW w:w="1048" w:type="dxa"/>
             <w:tcBorders>
               <w:end w:val="nil"/>
             </w:tcBorders>
@@ -4296,19 +4308,7 @@
                 <w:szCs w:val="22"/>
                 <w:lang w:val="es-AR" w:eastAsia="es-AR" w:bidi="ar-SA"/>
               </w:rPr>
-              <w:t xml:space="preserve">Nombre </w:t>
-            </w:r>
-            <w:r>
-              <w:rPr>
-                <w:rFonts w:ascii="Arial" w:hAnsi="Arial"/>
-                <w:b/>
-                <w:bCs/>
-                <w:kern w:val="2"/>
-                <w:sz w:val="22"/>
-                <w:szCs w:val="22"/>
-                <w:lang w:val="es-AR" w:eastAsia="es-AR" w:bidi="ar-SA"/>
-              </w:rPr>
-              <w:t>Caso de uso</w:t>
+              <w:t>Nombre Caso de uso</w:t>
             </w:r>
           </w:p>
         </w:tc>
@@ -4350,7 +4350,7 @@
         </w:tc>
         <w:tc>
           <w:tcPr>
-            <w:tcW w:w="1162" w:type="dxa"/>
+            <w:tcW w:w="1163" w:type="dxa"/>
             <w:tcBorders/>
             <w:shd w:color="auto" w:fill="FFC000" w:val="clear"/>
             <w:vAlign w:val="center"/>
@@ -4389,7 +4389,7 @@
         <w:trPr/>
         <w:tc>
           <w:tcPr>
-            <w:tcW w:w="1049" w:type="dxa"/>
+            <w:tcW w:w="1048" w:type="dxa"/>
             <w:tcBorders>
               <w:end w:val="nil"/>
             </w:tcBorders>
@@ -4451,17 +4451,7 @@
                 <w:szCs w:val="22"/>
                 <w:lang w:val="es-AR" w:eastAsia="es-AR" w:bidi="ar-SA"/>
               </w:rPr>
-              <w:t>R</w:t>
-            </w:r>
-            <w:r>
-              <w:rPr>
-                <w:rFonts w:ascii="Arial" w:hAnsi="Arial"/>
-                <w:kern w:val="2"/>
-                <w:sz w:val="22"/>
-                <w:szCs w:val="22"/>
-                <w:lang w:val="es-AR" w:eastAsia="es-AR" w:bidi="ar-SA"/>
-              </w:rPr>
-              <w:t>egistrar retiro</w:t>
+              <w:t>Registrar retiro</w:t>
             </w:r>
           </w:p>
         </w:tc>
@@ -4500,7 +4490,7 @@
         </w:tc>
         <w:tc>
           <w:tcPr>
-            <w:tcW w:w="1162" w:type="dxa"/>
+            <w:tcW w:w="1163" w:type="dxa"/>
             <w:tcBorders/>
             <w:vAlign w:val="center"/>
           </w:tcPr>
@@ -4536,7 +4526,7 @@
         <w:trPr/>
         <w:tc>
           <w:tcPr>
-            <w:tcW w:w="1049" w:type="dxa"/>
+            <w:tcW w:w="1048" w:type="dxa"/>
             <w:tcBorders>
               <w:end w:val="nil"/>
             </w:tcBorders>
@@ -4637,7 +4627,7 @@
         </w:tc>
         <w:tc>
           <w:tcPr>
-            <w:tcW w:w="1162" w:type="dxa"/>
+            <w:tcW w:w="1163" w:type="dxa"/>
             <w:tcBorders/>
             <w:vAlign w:val="center"/>
           </w:tcPr>
@@ -4673,7 +4663,7 @@
         <w:trPr/>
         <w:tc>
           <w:tcPr>
-            <w:tcW w:w="1049" w:type="dxa"/>
+            <w:tcW w:w="1048" w:type="dxa"/>
             <w:tcBorders>
               <w:end w:val="nil"/>
             </w:tcBorders>
@@ -4774,7 +4764,7 @@
         </w:tc>
         <w:tc>
           <w:tcPr>
-            <w:tcW w:w="1162" w:type="dxa"/>
+            <w:tcW w:w="1163" w:type="dxa"/>
             <w:tcBorders/>
             <w:vAlign w:val="center"/>
           </w:tcPr>
@@ -4810,7 +4800,7 @@
         <w:trPr/>
         <w:tc>
           <w:tcPr>
-            <w:tcW w:w="1049" w:type="dxa"/>
+            <w:tcW w:w="1048" w:type="dxa"/>
             <w:tcBorders>
               <w:end w:val="nil"/>
             </w:tcBorders>
@@ -4911,7 +4901,7 @@
         </w:tc>
         <w:tc>
           <w:tcPr>
-            <w:tcW w:w="1162" w:type="dxa"/>
+            <w:tcW w:w="1163" w:type="dxa"/>
             <w:tcBorders/>
             <w:vAlign w:val="center"/>
           </w:tcPr>
@@ -4947,7 +4937,7 @@
         <w:trPr/>
         <w:tc>
           <w:tcPr>
-            <w:tcW w:w="1049" w:type="dxa"/>
+            <w:tcW w:w="1048" w:type="dxa"/>
             <w:tcBorders>
               <w:end w:val="nil"/>
             </w:tcBorders>
@@ -5048,7 +5038,7 @@
         </w:tc>
         <w:tc>
           <w:tcPr>
-            <w:tcW w:w="1162" w:type="dxa"/>
+            <w:tcW w:w="1163" w:type="dxa"/>
             <w:tcBorders/>
             <w:vAlign w:val="center"/>
           </w:tcPr>
@@ -5084,7 +5074,7 @@
         <w:trPr/>
         <w:tc>
           <w:tcPr>
-            <w:tcW w:w="1049" w:type="dxa"/>
+            <w:tcW w:w="1048" w:type="dxa"/>
             <w:tcBorders>
               <w:end w:val="nil"/>
             </w:tcBorders>
@@ -5185,7 +5175,7 @@
         </w:tc>
         <w:tc>
           <w:tcPr>
-            <w:tcW w:w="1162" w:type="dxa"/>
+            <w:tcW w:w="1163" w:type="dxa"/>
             <w:tcBorders/>
             <w:vAlign w:val="center"/>
           </w:tcPr>
@@ -5221,7 +5211,7 @@
         <w:trPr/>
         <w:tc>
           <w:tcPr>
-            <w:tcW w:w="1049" w:type="dxa"/>
+            <w:tcW w:w="1048" w:type="dxa"/>
             <w:tcBorders>
               <w:end w:val="nil"/>
             </w:tcBorders>
@@ -5322,7 +5312,7 @@
         </w:tc>
         <w:tc>
           <w:tcPr>
-            <w:tcW w:w="1162" w:type="dxa"/>
+            <w:tcW w:w="1163" w:type="dxa"/>
             <w:tcBorders/>
             <w:vAlign w:val="center"/>
           </w:tcPr>
@@ -5358,7 +5348,7 @@
         <w:trPr/>
         <w:tc>
           <w:tcPr>
-            <w:tcW w:w="1049" w:type="dxa"/>
+            <w:tcW w:w="1048" w:type="dxa"/>
             <w:tcBorders>
               <w:end w:val="nil"/>
             </w:tcBorders>
@@ -5459,7 +5449,7 @@
         </w:tc>
         <w:tc>
           <w:tcPr>
-            <w:tcW w:w="1162" w:type="dxa"/>
+            <w:tcW w:w="1163" w:type="dxa"/>
             <w:tcBorders/>
             <w:vAlign w:val="center"/>
           </w:tcPr>
@@ -5495,7 +5485,7 @@
         <w:trPr/>
         <w:tc>
           <w:tcPr>
-            <w:tcW w:w="1049" w:type="dxa"/>
+            <w:tcW w:w="1048" w:type="dxa"/>
             <w:tcBorders>
               <w:end w:val="nil"/>
             </w:tcBorders>
@@ -5596,7 +5586,7 @@
         </w:tc>
         <w:tc>
           <w:tcPr>
-            <w:tcW w:w="1162" w:type="dxa"/>
+            <w:tcW w:w="1163" w:type="dxa"/>
             <w:tcBorders/>
             <w:vAlign w:val="center"/>
           </w:tcPr>
@@ -5632,7 +5622,7 @@
         <w:trPr/>
         <w:tc>
           <w:tcPr>
-            <w:tcW w:w="1049" w:type="dxa"/>
+            <w:tcW w:w="1048" w:type="dxa"/>
             <w:tcBorders>
               <w:end w:val="nil"/>
             </w:tcBorders>
@@ -5733,7 +5723,7 @@
         </w:tc>
         <w:tc>
           <w:tcPr>
-            <w:tcW w:w="1162" w:type="dxa"/>
+            <w:tcW w:w="1163" w:type="dxa"/>
             <w:tcBorders/>
             <w:vAlign w:val="center"/>
           </w:tcPr>
@@ -5769,7 +5759,7 @@
         <w:trPr/>
         <w:tc>
           <w:tcPr>
-            <w:tcW w:w="1049" w:type="dxa"/>
+            <w:tcW w:w="1048" w:type="dxa"/>
             <w:tcBorders>
               <w:end w:val="nil"/>
             </w:tcBorders>
@@ -5870,7 +5860,7 @@
         </w:tc>
         <w:tc>
           <w:tcPr>
-            <w:tcW w:w="1162" w:type="dxa"/>
+            <w:tcW w:w="1163" w:type="dxa"/>
             <w:tcBorders/>
             <w:vAlign w:val="center"/>
           </w:tcPr>
@@ -5906,7 +5896,7 @@
         <w:trPr/>
         <w:tc>
           <w:tcPr>
-            <w:tcW w:w="1049" w:type="dxa"/>
+            <w:tcW w:w="1048" w:type="dxa"/>
             <w:tcBorders>
               <w:end w:val="nil"/>
             </w:tcBorders>
@@ -6007,7 +5997,7 @@
         </w:tc>
         <w:tc>
           <w:tcPr>
-            <w:tcW w:w="1162" w:type="dxa"/>
+            <w:tcW w:w="1163" w:type="dxa"/>
             <w:tcBorders/>
             <w:vAlign w:val="center"/>
           </w:tcPr>
@@ -6043,7 +6033,7 @@
         <w:trPr/>
         <w:tc>
           <w:tcPr>
-            <w:tcW w:w="1049" w:type="dxa"/>
+            <w:tcW w:w="1048" w:type="dxa"/>
             <w:tcBorders>
               <w:end w:val="nil"/>
             </w:tcBorders>
@@ -6144,7 +6134,7 @@
         </w:tc>
         <w:tc>
           <w:tcPr>
-            <w:tcW w:w="1162" w:type="dxa"/>
+            <w:tcW w:w="1163" w:type="dxa"/>
             <w:tcBorders/>
             <w:vAlign w:val="center"/>
           </w:tcPr>
@@ -6180,7 +6170,7 @@
         <w:trPr/>
         <w:tc>
           <w:tcPr>
-            <w:tcW w:w="1049" w:type="dxa"/>
+            <w:tcW w:w="1048" w:type="dxa"/>
             <w:tcBorders>
               <w:end w:val="nil"/>
             </w:tcBorders>
@@ -6281,7 +6271,7 @@
         </w:tc>
         <w:tc>
           <w:tcPr>
-            <w:tcW w:w="1162" w:type="dxa"/>
+            <w:tcW w:w="1163" w:type="dxa"/>
             <w:tcBorders/>
             <w:vAlign w:val="center"/>
           </w:tcPr>
@@ -6317,7 +6307,7 @@
         <w:trPr/>
         <w:tc>
           <w:tcPr>
-            <w:tcW w:w="1049" w:type="dxa"/>
+            <w:tcW w:w="1048" w:type="dxa"/>
             <w:tcBorders>
               <w:end w:val="nil"/>
             </w:tcBorders>
@@ -6418,7 +6408,7 @@
         </w:tc>
         <w:tc>
           <w:tcPr>
-            <w:tcW w:w="1162" w:type="dxa"/>
+            <w:tcW w:w="1163" w:type="dxa"/>
             <w:tcBorders/>
             <w:vAlign w:val="center"/>
           </w:tcPr>
@@ -6454,7 +6444,7 @@
         <w:trPr/>
         <w:tc>
           <w:tcPr>
-            <w:tcW w:w="1049" w:type="dxa"/>
+            <w:tcW w:w="1048" w:type="dxa"/>
             <w:tcBorders>
               <w:end w:val="nil"/>
             </w:tcBorders>
@@ -6555,7 +6545,7 @@
         </w:tc>
         <w:tc>
           <w:tcPr>
-            <w:tcW w:w="1162" w:type="dxa"/>
+            <w:tcW w:w="1163" w:type="dxa"/>
             <w:tcBorders/>
             <w:vAlign w:val="center"/>
           </w:tcPr>
@@ -6591,7 +6581,7 @@
         <w:trPr/>
         <w:tc>
           <w:tcPr>
-            <w:tcW w:w="1049" w:type="dxa"/>
+            <w:tcW w:w="1048" w:type="dxa"/>
             <w:tcBorders>
               <w:end w:val="nil"/>
             </w:tcBorders>
@@ -6692,7 +6682,7 @@
         </w:tc>
         <w:tc>
           <w:tcPr>
-            <w:tcW w:w="1162" w:type="dxa"/>
+            <w:tcW w:w="1163" w:type="dxa"/>
             <w:tcBorders/>
             <w:vAlign w:val="center"/>
           </w:tcPr>
@@ -6728,7 +6718,7 @@
         <w:trPr/>
         <w:tc>
           <w:tcPr>
-            <w:tcW w:w="1049" w:type="dxa"/>
+            <w:tcW w:w="1048" w:type="dxa"/>
             <w:tcBorders>
               <w:end w:val="nil"/>
             </w:tcBorders>
@@ -6829,7 +6819,7 @@
         </w:tc>
         <w:tc>
           <w:tcPr>
-            <w:tcW w:w="1162" w:type="dxa"/>
+            <w:tcW w:w="1163" w:type="dxa"/>
             <w:tcBorders/>
             <w:vAlign w:val="center"/>
           </w:tcPr>
@@ -6865,7 +6855,7 @@
         <w:trPr/>
         <w:tc>
           <w:tcPr>
-            <w:tcW w:w="1049" w:type="dxa"/>
+            <w:tcW w:w="1048" w:type="dxa"/>
             <w:tcBorders>
               <w:end w:val="nil"/>
             </w:tcBorders>
@@ -6966,7 +6956,7 @@
         </w:tc>
         <w:tc>
           <w:tcPr>
-            <w:tcW w:w="1162" w:type="dxa"/>
+            <w:tcW w:w="1163" w:type="dxa"/>
             <w:tcBorders/>
             <w:vAlign w:val="center"/>
           </w:tcPr>
@@ -7002,7 +6992,7 @@
         <w:trPr/>
         <w:tc>
           <w:tcPr>
-            <w:tcW w:w="1049" w:type="dxa"/>
+            <w:tcW w:w="1048" w:type="dxa"/>
             <w:tcBorders>
               <w:end w:val="nil"/>
             </w:tcBorders>
@@ -7103,7 +7093,7 @@
         </w:tc>
         <w:tc>
           <w:tcPr>
-            <w:tcW w:w="1162" w:type="dxa"/>
+            <w:tcW w:w="1163" w:type="dxa"/>
             <w:tcBorders/>
             <w:vAlign w:val="center"/>
           </w:tcPr>
@@ -7139,7 +7129,7 @@
         <w:trPr/>
         <w:tc>
           <w:tcPr>
-            <w:tcW w:w="1049" w:type="dxa"/>
+            <w:tcW w:w="1048" w:type="dxa"/>
             <w:tcBorders>
               <w:end w:val="nil"/>
             </w:tcBorders>
@@ -7240,7 +7230,7 @@
         </w:tc>
         <w:tc>
           <w:tcPr>
-            <w:tcW w:w="1162" w:type="dxa"/>
+            <w:tcW w:w="1163" w:type="dxa"/>
             <w:tcBorders/>
             <w:vAlign w:val="center"/>
           </w:tcPr>
@@ -7281,23 +7271,2381 @@
       <w:r>
         <w:rPr/>
       </w:r>
+      <w:r>
+        <w:br w:type="page"/>
+      </w:r>
     </w:p>
     <w:p>
       <w:pPr>
-        <w:pStyle w:val="Normal"/>
-        <w:spacing w:lineRule="auto" w:line="360" w:before="0" w:after="0"/>
-        <w:jc w:val="both"/>
-        <w:rPr>
-          <w:rFonts w:ascii="Arial" w:hAnsi="Arial" w:eastAsia="Arial" w:cs="Arial"/>
-          <w:szCs w:val="22"/>
-          <w:shd w:fill="FFFF00" w:val="clear"/>
-        </w:rPr>
+        <w:pStyle w:val="Heading1"/>
+        <w:numPr>
+          <w:ilvl w:val="0"/>
+          <w:numId w:val="0"/>
+        </w:numPr>
+        <w:ind w:hanging="0" w:start="0"/>
+        <w:jc w:val="center"/>
+        <w:rPr/>
       </w:pPr>
       <w:r>
-        <w:rPr>
-          <w:rFonts w:eastAsia="Arial" w:cs="Arial" w:ascii="Arial" w:hAnsi="Arial"/>
-          <w:szCs w:val="22"/>
-          <w:shd w:fill="FFFF00" w:val="clear"/>
+        <w:rPr/>
+      </w:r>
+    </w:p>
+    <w:p>
+      <w:pPr>
+        <w:pStyle w:val="Heading1"/>
+        <w:numPr>
+          <w:ilvl w:val="0"/>
+          <w:numId w:val="0"/>
+        </w:numPr>
+        <w:ind w:hanging="0" w:start="0"/>
+        <w:jc w:val="center"/>
+        <w:rPr>
+          <w:rFonts w:ascii="Arial" w:hAnsi="Arial"/>
+          <w:sz w:val="22"/>
+          <w:szCs w:val="22"/>
+        </w:rPr>
+      </w:pPr>
+      <w:r>
+        <w:rPr>
+          <w:rFonts w:ascii="Arial" w:hAnsi="Arial"/>
+          <w:sz w:val="22"/>
+          <w:szCs w:val="22"/>
+        </w:rPr>
+        <w:t>Descripciónes de caso de uso</w:t>
+      </w:r>
+    </w:p>
+    <w:p>
+      <w:pPr>
+        <w:pStyle w:val="Header"/>
+        <w:tabs>
+          <w:tab w:val="clear" w:pos="4252"/>
+          <w:tab w:val="clear" w:pos="8504"/>
+        </w:tabs>
+        <w:jc w:val="center"/>
+        <w:rPr>
+          <w:rFonts w:ascii="Arial" w:hAnsi="Arial" w:cs="Tahoma"/>
+          <w:b/>
+          <w:bCs/>
+          <w:color w:val="333399"/>
+          <w:sz w:val="22"/>
+          <w:szCs w:val="22"/>
+        </w:rPr>
+      </w:pPr>
+      <w:r>
+        <w:rPr>
+          <w:rFonts w:cs="Tahoma" w:ascii="Arial" w:hAnsi="Arial"/>
+          <w:b/>
+          <w:bCs/>
+          <w:color w:val="333399"/>
+          <w:sz w:val="22"/>
+          <w:szCs w:val="22"/>
+        </w:rPr>
+        <w:t>Plantilla para Descripción de Use Cases  (Trazo Intermedio)</w:t>
+      </w:r>
+    </w:p>
+    <w:p>
+      <w:pPr>
+        <w:pStyle w:val="Header"/>
+        <w:tabs>
+          <w:tab w:val="clear" w:pos="4252"/>
+          <w:tab w:val="clear" w:pos="8504"/>
+        </w:tabs>
+        <w:jc w:val="center"/>
+        <w:rPr>
+          <w:rFonts w:ascii="Arial" w:hAnsi="Arial" w:cs="Tahoma"/>
+          <w:b/>
+          <w:bCs/>
+          <w:color w:val="333399"/>
+          <w:sz w:val="22"/>
+          <w:szCs w:val="22"/>
+        </w:rPr>
+      </w:pPr>
+      <w:r>
+        <w:rPr>
+          <w:rFonts w:cs="Tahoma" w:ascii="Arial" w:hAnsi="Arial"/>
+          <w:b/>
+          <w:bCs/>
+          <w:color w:val="333399"/>
+          <w:sz w:val="22"/>
+          <w:szCs w:val="22"/>
+        </w:rPr>
+      </w:r>
+    </w:p>
+    <w:tbl>
+      <w:tblPr>
+        <w:tblW w:w="10181" w:type="dxa"/>
+        <w:jc w:val="center"/>
+        <w:tblInd w:w="0" w:type="dxa"/>
+        <w:tblLayout w:type="fixed"/>
+        <w:tblCellMar>
+          <w:top w:w="0" w:type="dxa"/>
+          <w:start w:w="70" w:type="dxa"/>
+          <w:bottom w:w="0" w:type="dxa"/>
+          <w:end w:w="70" w:type="dxa"/>
+        </w:tblCellMar>
+      </w:tblPr>
+      <w:tblGrid>
+        <w:gridCol w:w="4389"/>
+        <w:gridCol w:w="2054"/>
+        <w:gridCol w:w="594"/>
+        <w:gridCol w:w="3079"/>
+        <w:gridCol w:w="65"/>
+      </w:tblGrid>
+      <w:tr>
+        <w:trPr>
+          <w:trHeight w:val="300" w:hRule="atLeast"/>
+          <w:cantSplit w:val="true"/>
+        </w:trPr>
+        <w:tc>
+          <w:tcPr>
+            <w:tcW w:w="10116" w:type="dxa"/>
+            <w:gridSpan w:val="4"/>
+            <w:tcBorders>
+              <w:top w:val="thickThinSmallGap" w:sz="12" w:space="0" w:color="C0C0C0"/>
+              <w:start w:val="thickThinSmallGap" w:sz="12" w:space="0" w:color="C0C0C0"/>
+              <w:bottom w:val="thickThinSmallGap" w:sz="12" w:space="0" w:color="C0C0C0"/>
+              <w:end w:val="thickThinSmallGap" w:sz="12" w:space="0" w:color="C0C0C0"/>
+            </w:tcBorders>
+          </w:tcPr>
+          <w:p>
+            <w:pPr>
+              <w:pStyle w:val="Normal"/>
+              <w:spacing w:before="0" w:after="160"/>
+              <w:rPr>
+                <w:rFonts w:ascii="Arial" w:hAnsi="Arial" w:cs="Tahoma"/>
+                <w:b/>
+                <w:bCs/>
+                <w:sz w:val="22"/>
+                <w:szCs w:val="22"/>
+              </w:rPr>
+            </w:pPr>
+            <w:r>
+              <w:rPr>
+                <w:rFonts w:cs="Tahoma" w:ascii="Arial" w:hAnsi="Arial"/>
+                <w:b/>
+                <w:bCs/>
+                <w:sz w:val="22"/>
+                <w:szCs w:val="22"/>
+              </w:rPr>
+              <w:t>Paquete:</w:t>
+            </w:r>
+          </w:p>
+        </w:tc>
+        <w:tc>
+          <w:tcPr>
+            <w:tcW w:w="65" w:type="dxa"/>
+            <w:tcBorders/>
+            <w:tcMar>
+              <w:start w:w="0" w:type="dxa"/>
+              <w:end w:w="0" w:type="dxa"/>
+            </w:tcMar>
+          </w:tcPr>
+          <w:p>
+            <w:pPr>
+              <w:pStyle w:val="Normal"/>
+              <w:snapToGrid w:val="false"/>
+              <w:spacing w:before="0" w:after="160"/>
+              <w:rPr>
+                <w:rFonts w:ascii="Arial" w:hAnsi="Arial" w:cs="Tahoma"/>
+                <w:b/>
+                <w:sz w:val="22"/>
+                <w:szCs w:val="22"/>
+              </w:rPr>
+            </w:pPr>
+            <w:r>
+              <w:rPr>
+                <w:rFonts w:cs="Tahoma" w:ascii="Arial" w:hAnsi="Arial"/>
+                <w:b/>
+                <w:sz w:val="22"/>
+                <w:szCs w:val="22"/>
+              </w:rPr>
+            </w:r>
+          </w:p>
+        </w:tc>
+      </w:tr>
+      <w:tr>
+        <w:trPr>
+          <w:trHeight w:val="385" w:hRule="atLeast"/>
+          <w:cantSplit w:val="true"/>
+        </w:trPr>
+        <w:tc>
+          <w:tcPr>
+            <w:tcW w:w="7037" w:type="dxa"/>
+            <w:gridSpan w:val="3"/>
+            <w:tcBorders>
+              <w:top w:val="thickThinSmallGap" w:sz="12" w:space="0" w:color="C0C0C0"/>
+              <w:start w:val="thickThinSmallGap" w:sz="12" w:space="0" w:color="C0C0C0"/>
+              <w:bottom w:val="thickThinSmallGap" w:sz="12" w:space="0" w:color="C0C0C0"/>
+              <w:end w:val="thickThinSmallGap" w:sz="12" w:space="0" w:color="C0C0C0"/>
+            </w:tcBorders>
+            <w:shd w:fill="C0C0C0" w:val="clear"/>
+          </w:tcPr>
+          <w:p>
+            <w:pPr>
+              <w:pStyle w:val="Normal"/>
+              <w:spacing w:before="0" w:after="160"/>
+              <w:rPr>
+                <w:rFonts w:ascii="Arial" w:hAnsi="Arial"/>
+                <w:sz w:val="22"/>
+                <w:szCs w:val="22"/>
+              </w:rPr>
+            </w:pPr>
+            <w:r>
+              <w:rPr>
+                <w:rFonts w:cs="Tahoma" w:ascii="Arial" w:hAnsi="Arial"/>
+                <w:b/>
+                <w:bCs/>
+                <w:sz w:val="22"/>
+                <w:szCs w:val="22"/>
+              </w:rPr>
+              <w:t>Nombre del Use Case</w:t>
+            </w:r>
+            <w:r>
+              <w:rPr>
+                <w:rFonts w:cs="Tahoma" w:ascii="Arial" w:hAnsi="Arial"/>
+                <w:sz w:val="22"/>
+                <w:szCs w:val="22"/>
+              </w:rPr>
+              <w:t xml:space="preserve">: </w:t>
+            </w:r>
+            <w:r>
+              <w:rPr>
+                <w:rFonts w:cs="Tahoma" w:ascii="Arial" w:hAnsi="Arial"/>
+                <w:sz w:val="22"/>
+                <w:szCs w:val="22"/>
+              </w:rPr>
+              <w:t>Registrar retiro</w:t>
+            </w:r>
+          </w:p>
+        </w:tc>
+        <w:tc>
+          <w:tcPr>
+            <w:tcW w:w="3079" w:type="dxa"/>
+            <w:tcBorders>
+              <w:top w:val="thickThinSmallGap" w:sz="12" w:space="0" w:color="C0C0C0"/>
+              <w:start w:val="thickThinSmallGap" w:sz="12" w:space="0" w:color="C0C0C0"/>
+              <w:bottom w:val="thickThinSmallGap" w:sz="12" w:space="0" w:color="C0C0C0"/>
+              <w:end w:val="thickThinSmallGap" w:sz="12" w:space="0" w:color="C0C0C0"/>
+            </w:tcBorders>
+            <w:shd w:fill="C0C0C0" w:val="clear"/>
+          </w:tcPr>
+          <w:p>
+            <w:pPr>
+              <w:pStyle w:val="Normal"/>
+              <w:spacing w:before="0" w:after="160"/>
+              <w:rPr>
+                <w:rFonts w:ascii="Arial" w:hAnsi="Arial"/>
+                <w:sz w:val="22"/>
+                <w:szCs w:val="22"/>
+              </w:rPr>
+            </w:pPr>
+            <w:r>
+              <w:rPr>
+                <w:rFonts w:cs="Tahoma" w:ascii="Arial" w:hAnsi="Arial"/>
+                <w:b/>
+                <w:bCs/>
+                <w:sz w:val="22"/>
+                <w:szCs w:val="22"/>
+              </w:rPr>
+              <w:t>ID</w:t>
+            </w:r>
+            <w:r>
+              <w:rPr>
+                <w:rFonts w:cs="Tahoma" w:ascii="Arial" w:hAnsi="Arial"/>
+                <w:sz w:val="22"/>
+                <w:szCs w:val="22"/>
+              </w:rPr>
+              <w:t xml:space="preserve">: </w:t>
+            </w:r>
+            <w:r>
+              <w:rPr>
+                <w:rFonts w:cs="Tahoma" w:ascii="Arial" w:hAnsi="Arial"/>
+                <w:sz w:val="22"/>
+                <w:szCs w:val="22"/>
+              </w:rPr>
+              <w:t>1</w:t>
+            </w:r>
+          </w:p>
+        </w:tc>
+        <w:tc>
+          <w:tcPr>
+            <w:tcW w:w="65" w:type="dxa"/>
+            <w:tcBorders/>
+            <w:tcMar>
+              <w:start w:w="0" w:type="dxa"/>
+              <w:end w:w="0" w:type="dxa"/>
+            </w:tcMar>
+          </w:tcPr>
+          <w:p>
+            <w:pPr>
+              <w:pStyle w:val="Normal"/>
+              <w:snapToGrid w:val="false"/>
+              <w:spacing w:before="0" w:after="160"/>
+              <w:rPr>
+                <w:rFonts w:ascii="Arial" w:hAnsi="Arial" w:cs="Tahoma"/>
+                <w:sz w:val="22"/>
+                <w:szCs w:val="22"/>
+              </w:rPr>
+            </w:pPr>
+            <w:r>
+              <w:rPr>
+                <w:rFonts w:cs="Tahoma" w:ascii="Arial" w:hAnsi="Arial"/>
+                <w:sz w:val="22"/>
+                <w:szCs w:val="22"/>
+              </w:rPr>
+            </w:r>
+          </w:p>
+        </w:tc>
+      </w:tr>
+      <w:tr>
+        <w:trPr>
+          <w:trHeight w:val="385" w:hRule="atLeast"/>
+          <w:cantSplit w:val="true"/>
+        </w:trPr>
+        <w:tc>
+          <w:tcPr>
+            <w:tcW w:w="4389" w:type="dxa"/>
+            <w:tcBorders>
+              <w:top w:val="thickThinSmallGap" w:sz="12" w:space="0" w:color="C0C0C0"/>
+              <w:start w:val="thickThinSmallGap" w:sz="12" w:space="0" w:color="C0C0C0"/>
+              <w:bottom w:val="thickThinSmallGap" w:sz="12" w:space="0" w:color="C0C0C0"/>
+              <w:end w:val="thickThinSmallGap" w:sz="12" w:space="0" w:color="C0C0C0"/>
+            </w:tcBorders>
+          </w:tcPr>
+          <w:p>
+            <w:pPr>
+              <w:pStyle w:val="Normal"/>
+              <w:spacing w:before="0" w:after="160"/>
+              <w:rPr>
+                <w:rFonts w:ascii="Arial" w:hAnsi="Arial"/>
+                <w:sz w:val="22"/>
+                <w:szCs w:val="22"/>
+              </w:rPr>
+            </w:pPr>
+            <w:r>
+              <w:rPr>
+                <w:rFonts w:cs="Tahoma" w:ascii="Arial" w:hAnsi="Arial"/>
+                <w:b/>
+                <w:bCs/>
+                <w:sz w:val="22"/>
+                <w:szCs w:val="22"/>
+              </w:rPr>
+              <w:t>Actor Principal</w:t>
+            </w:r>
+            <w:r>
+              <w:rPr>
+                <w:rFonts w:cs="Tahoma" w:ascii="Arial" w:hAnsi="Arial"/>
+                <w:sz w:val="22"/>
+                <w:szCs w:val="22"/>
+              </w:rPr>
+              <w:t xml:space="preserve">: </w:t>
+            </w:r>
+            <w:r>
+              <w:rPr>
+                <w:rFonts w:cs="Tahoma" w:ascii="Arial" w:hAnsi="Arial"/>
+                <w:sz w:val="22"/>
+                <w:szCs w:val="22"/>
+              </w:rPr>
+              <w:t>Usuario (U)</w:t>
+            </w:r>
+          </w:p>
+        </w:tc>
+        <w:tc>
+          <w:tcPr>
+            <w:tcW w:w="5727" w:type="dxa"/>
+            <w:gridSpan w:val="3"/>
+            <w:tcBorders>
+              <w:top w:val="thickThinSmallGap" w:sz="12" w:space="0" w:color="C0C0C0"/>
+              <w:start w:val="thickThinSmallGap" w:sz="12" w:space="0" w:color="C0C0C0"/>
+              <w:bottom w:val="thickThinSmallGap" w:sz="12" w:space="0" w:color="C0C0C0"/>
+              <w:end w:val="thickThinSmallGap" w:sz="12" w:space="0" w:color="C0C0C0"/>
+            </w:tcBorders>
+          </w:tcPr>
+          <w:p>
+            <w:pPr>
+              <w:pStyle w:val="Normal"/>
+              <w:spacing w:before="0" w:after="160"/>
+              <w:rPr>
+                <w:rFonts w:ascii="Arial" w:hAnsi="Arial"/>
+                <w:sz w:val="22"/>
+                <w:szCs w:val="22"/>
+              </w:rPr>
+            </w:pPr>
+            <w:r>
+              <w:rPr>
+                <w:rFonts w:cs="Tahoma" w:ascii="Arial" w:hAnsi="Arial"/>
+                <w:b/>
+                <w:bCs/>
+                <w:sz w:val="22"/>
+                <w:szCs w:val="22"/>
+              </w:rPr>
+              <w:t>Actor Secundario</w:t>
+            </w:r>
+            <w:r>
+              <w:rPr>
+                <w:rFonts w:cs="Tahoma" w:ascii="Arial" w:hAnsi="Arial"/>
+                <w:sz w:val="22"/>
+                <w:szCs w:val="22"/>
+              </w:rPr>
+              <w:t xml:space="preserve">: </w:t>
+            </w:r>
+            <w:r>
+              <w:rPr>
+                <w:rFonts w:cs="Tahoma" w:ascii="Arial" w:hAnsi="Arial"/>
+                <w:sz w:val="22"/>
+                <w:szCs w:val="22"/>
+              </w:rPr>
+              <w:t>No aplica.</w:t>
+            </w:r>
+          </w:p>
+        </w:tc>
+        <w:tc>
+          <w:tcPr>
+            <w:tcW w:w="65" w:type="dxa"/>
+            <w:tcBorders/>
+            <w:tcMar>
+              <w:start w:w="0" w:type="dxa"/>
+              <w:end w:w="0" w:type="dxa"/>
+            </w:tcMar>
+          </w:tcPr>
+          <w:p>
+            <w:pPr>
+              <w:pStyle w:val="Normal"/>
+              <w:snapToGrid w:val="false"/>
+              <w:spacing w:before="0" w:after="160"/>
+              <w:rPr>
+                <w:rFonts w:ascii="Arial" w:hAnsi="Arial" w:cs="Tahoma"/>
+                <w:sz w:val="22"/>
+                <w:szCs w:val="22"/>
+              </w:rPr>
+            </w:pPr>
+            <w:r>
+              <w:rPr>
+                <w:rFonts w:cs="Tahoma" w:ascii="Arial" w:hAnsi="Arial"/>
+                <w:sz w:val="22"/>
+                <w:szCs w:val="22"/>
+              </w:rPr>
+            </w:r>
+          </w:p>
+        </w:tc>
+      </w:tr>
+      <w:tr>
+        <w:trPr>
+          <w:cantSplit w:val="true"/>
+        </w:trPr>
+        <w:tc>
+          <w:tcPr>
+            <w:tcW w:w="10116" w:type="dxa"/>
+            <w:gridSpan w:val="4"/>
+            <w:tcBorders>
+              <w:top w:val="thickThinSmallGap" w:sz="12" w:space="0" w:color="C0C0C0"/>
+              <w:start w:val="thickThinSmallGap" w:sz="12" w:space="0" w:color="C0C0C0"/>
+              <w:bottom w:val="thickThinSmallGap" w:sz="12" w:space="0" w:color="C0C0C0"/>
+              <w:end w:val="thickThinSmallGap" w:sz="12" w:space="0" w:color="C0C0C0"/>
+            </w:tcBorders>
+          </w:tcPr>
+          <w:p>
+            <w:pPr>
+              <w:pStyle w:val="Normal"/>
+              <w:spacing w:before="0" w:after="160"/>
+              <w:rPr>
+                <w:rFonts w:ascii="Arial" w:hAnsi="Arial"/>
+                <w:sz w:val="22"/>
+                <w:szCs w:val="22"/>
+              </w:rPr>
+            </w:pPr>
+            <w:r>
+              <w:rPr>
+                <w:rFonts w:cs="Tahoma" w:ascii="Arial" w:hAnsi="Arial"/>
+                <w:b/>
+                <w:bCs/>
+                <w:sz w:val="22"/>
+                <w:szCs w:val="22"/>
+              </w:rPr>
+              <w:t>Tipo de Use Case</w:t>
+            </w:r>
+            <w:r>
+              <w:rPr>
+                <w:rFonts w:cs="Tahoma" w:ascii="Arial" w:hAnsi="Arial"/>
+                <w:sz w:val="22"/>
+                <w:szCs w:val="22"/>
+              </w:rPr>
+              <w:t xml:space="preserve">:                  </w:t>
+            </w:r>
+            <w:r>
+              <w:fldChar w:fldCharType="begin">
+                <w:ffData>
+                  <w:name w:val="Unnamed"/>
+                  <w:enabled/>
+                  <w:calcOnExit w:val="0"/>
+                  <w:checkBox>
+                    <w:sizeAuto/>
+                    <w:checked/>
+                  </w:checkBox>
+                </w:ffData>
+              </w:fldChar>
+            </w:r>
+            <w:r>
+              <w:rPr>
+                <w:rFonts w:cs="Tahoma" w:ascii="Arial" w:hAnsi="Arial"/>
+                <w:sz w:val="22"/>
+                <w:szCs w:val="22"/>
+              </w:rPr>
+              <w:instrText xml:space="preserve"> FORMCHECKBOX </w:instrText>
+            </w:r>
+            <w:r>
+              <w:rPr>
+                <w:rFonts w:cs="Tahoma" w:ascii="Arial" w:hAnsi="Arial"/>
+                <w:sz w:val="22"/>
+                <w:szCs w:val="22"/>
+              </w:rPr>
+              <w:fldChar w:fldCharType="separate"/>
+            </w:r>
+            <w:bookmarkStart w:id="8" w:name="Unnamed"/>
+            <w:bookmarkStart w:id="9" w:name="Unnamed"/>
+            <w:bookmarkEnd w:id="9"/>
+            <w:r>
+              <w:rPr>
+                <w:rFonts w:cs="Tahoma" w:ascii="Arial" w:hAnsi="Arial"/>
+                <w:sz w:val="22"/>
+                <w:szCs w:val="22"/>
+              </w:rPr>
+            </w:r>
+            <w:r>
+              <w:rPr>
+                <w:rFonts w:cs="Tahoma" w:ascii="Arial" w:hAnsi="Arial"/>
+                <w:sz w:val="22"/>
+                <w:szCs w:val="22"/>
+              </w:rPr>
+              <w:fldChar w:fldCharType="end"/>
+            </w:r>
+            <w:r>
+              <w:rPr>
+                <w:rFonts w:cs="Tahoma" w:ascii="Arial" w:hAnsi="Arial"/>
+                <w:sz w:val="22"/>
+                <w:szCs w:val="22"/>
+              </w:rPr>
+              <w:t xml:space="preserve">  Concreto                                       </w:t>
+            </w:r>
+            <w:r>
+              <w:fldChar w:fldCharType="begin">
+                <w:ffData>
+                  <w:name w:val="Casilla5"/>
+                  <w:enabled/>
+                  <w:calcOnExit w:val="0"/>
+                  <w:checkBox>
+                    <w:sizeAuto/>
+                  </w:checkBox>
+                </w:ffData>
+              </w:fldChar>
+            </w:r>
+            <w:r>
+              <w:rPr>
+                <w:rFonts w:cs="Tahoma" w:ascii="Arial" w:hAnsi="Arial"/>
+                <w:sz w:val="22"/>
+                <w:szCs w:val="22"/>
+              </w:rPr>
+              <w:instrText xml:space="preserve"> FORMCHECKBOX </w:instrText>
+            </w:r>
+            <w:r>
+              <w:rPr>
+                <w:rFonts w:cs="Tahoma" w:ascii="Arial" w:hAnsi="Arial"/>
+                <w:sz w:val="22"/>
+                <w:szCs w:val="22"/>
+              </w:rPr>
+              <w:fldChar w:fldCharType="separate"/>
+            </w:r>
+            <w:bookmarkStart w:id="10" w:name="Casilla5"/>
+            <w:bookmarkStart w:id="11" w:name="Casilla5"/>
+            <w:bookmarkEnd w:id="11"/>
+            <w:r>
+              <w:rPr>
+                <w:rFonts w:cs="Tahoma" w:ascii="Arial" w:hAnsi="Arial"/>
+                <w:sz w:val="22"/>
+                <w:szCs w:val="22"/>
+              </w:rPr>
+            </w:r>
+            <w:r>
+              <w:rPr>
+                <w:rFonts w:cs="Tahoma" w:ascii="Arial" w:hAnsi="Arial"/>
+                <w:sz w:val="22"/>
+                <w:szCs w:val="22"/>
+              </w:rPr>
+              <w:fldChar w:fldCharType="end"/>
+            </w:r>
+            <w:r>
+              <w:rPr>
+                <w:rFonts w:cs="Tahoma" w:ascii="Arial" w:hAnsi="Arial"/>
+                <w:sz w:val="22"/>
+                <w:szCs w:val="22"/>
+              </w:rPr>
+              <w:t xml:space="preserve">   Abstracto</w:t>
+            </w:r>
+          </w:p>
+        </w:tc>
+        <w:tc>
+          <w:tcPr>
+            <w:tcW w:w="65" w:type="dxa"/>
+            <w:tcBorders/>
+            <w:tcMar>
+              <w:start w:w="0" w:type="dxa"/>
+              <w:end w:w="0" w:type="dxa"/>
+            </w:tcMar>
+          </w:tcPr>
+          <w:p>
+            <w:pPr>
+              <w:pStyle w:val="Normal"/>
+              <w:snapToGrid w:val="false"/>
+              <w:spacing w:before="0" w:after="160"/>
+              <w:rPr>
+                <w:rFonts w:ascii="Arial" w:hAnsi="Arial" w:cs="Tahoma"/>
+                <w:sz w:val="22"/>
+                <w:szCs w:val="22"/>
+              </w:rPr>
+            </w:pPr>
+            <w:r>
+              <w:rPr>
+                <w:rFonts w:cs="Tahoma" w:ascii="Arial" w:hAnsi="Arial"/>
+                <w:sz w:val="22"/>
+                <w:szCs w:val="22"/>
+              </w:rPr>
+            </w:r>
+          </w:p>
+        </w:tc>
+      </w:tr>
+      <w:tr>
+        <w:trPr>
+          <w:cantSplit w:val="true"/>
+        </w:trPr>
+        <w:tc>
+          <w:tcPr>
+            <w:tcW w:w="10116" w:type="dxa"/>
+            <w:gridSpan w:val="4"/>
+            <w:tcBorders>
+              <w:top w:val="thickThinSmallGap" w:sz="12" w:space="0" w:color="C0C0C0"/>
+              <w:start w:val="thickThinSmallGap" w:sz="12" w:space="0" w:color="C0C0C0"/>
+              <w:bottom w:val="thickThinSmallGap" w:sz="12" w:space="0" w:color="C0C0C0"/>
+              <w:end w:val="thickThinSmallGap" w:sz="12" w:space="0" w:color="C0C0C0"/>
+            </w:tcBorders>
+          </w:tcPr>
+          <w:p>
+            <w:pPr>
+              <w:pStyle w:val="Normal"/>
+              <w:spacing w:before="0" w:after="160"/>
+              <w:rPr>
+                <w:rFonts w:ascii="Arial" w:hAnsi="Arial"/>
+                <w:sz w:val="22"/>
+                <w:szCs w:val="22"/>
+              </w:rPr>
+            </w:pPr>
+            <w:r>
+              <w:rPr>
+                <w:rFonts w:cs="Tahoma" w:ascii="Arial" w:hAnsi="Arial"/>
+                <w:b/>
+                <w:bCs/>
+                <w:sz w:val="22"/>
+                <w:szCs w:val="22"/>
+              </w:rPr>
+              <w:t>Objetivo</w:t>
+            </w:r>
+            <w:r>
+              <w:rPr>
+                <w:rFonts w:cs="Tahoma" w:ascii="Arial" w:hAnsi="Arial"/>
+                <w:sz w:val="22"/>
+                <w:szCs w:val="22"/>
+              </w:rPr>
+              <w:t xml:space="preserve">: </w:t>
+            </w:r>
+            <w:r>
+              <w:rPr>
+                <w:rFonts w:cs="Tahoma" w:ascii="Arial" w:hAnsi="Arial"/>
+                <w:kern w:val="2"/>
+                <w:sz w:val="22"/>
+                <w:szCs w:val="22"/>
+                <w:lang w:val="es-AR" w:eastAsia="es-AR" w:bidi="ar-SA"/>
+              </w:rPr>
+              <w:t>Registrar la información de un nuevo retiro holístico de interés del usuario para conservarla en su agenda personal.</w:t>
+            </w:r>
+          </w:p>
+        </w:tc>
+        <w:tc>
+          <w:tcPr>
+            <w:tcW w:w="65" w:type="dxa"/>
+            <w:tcBorders/>
+            <w:tcMar>
+              <w:start w:w="0" w:type="dxa"/>
+              <w:end w:w="0" w:type="dxa"/>
+            </w:tcMar>
+          </w:tcPr>
+          <w:p>
+            <w:pPr>
+              <w:pStyle w:val="Normal"/>
+              <w:snapToGrid w:val="false"/>
+              <w:spacing w:before="0" w:after="160"/>
+              <w:rPr>
+                <w:rFonts w:ascii="Arial" w:hAnsi="Arial" w:cs="Tahoma"/>
+                <w:sz w:val="22"/>
+                <w:szCs w:val="22"/>
+              </w:rPr>
+            </w:pPr>
+            <w:r>
+              <w:rPr>
+                <w:rFonts w:cs="Tahoma" w:ascii="Arial" w:hAnsi="Arial"/>
+                <w:sz w:val="22"/>
+                <w:szCs w:val="22"/>
+              </w:rPr>
+            </w:r>
+          </w:p>
+        </w:tc>
+      </w:tr>
+      <w:tr>
+        <w:trPr/>
+        <w:tc>
+          <w:tcPr>
+            <w:tcW w:w="10181" w:type="dxa"/>
+            <w:gridSpan w:val="5"/>
+            <w:tcBorders>
+              <w:top w:val="thickThinSmallGap" w:sz="12" w:space="0" w:color="C0C0C0"/>
+              <w:start w:val="thickThinSmallGap" w:sz="12" w:space="0" w:color="C0C0C0"/>
+              <w:bottom w:val="thickThinSmallGap" w:sz="12" w:space="0" w:color="C0C0C0"/>
+              <w:end w:val="thickThinSmallGap" w:sz="12" w:space="0" w:color="C0C0C0"/>
+            </w:tcBorders>
+            <w:shd w:fill="BFBFBF" w:val="clear"/>
+          </w:tcPr>
+          <w:p>
+            <w:pPr>
+              <w:pStyle w:val="Heading3"/>
+              <w:spacing w:before="0" w:after="160"/>
+              <w:ind w:hanging="0" w:start="0"/>
+              <w:rPr>
+                <w:rFonts w:ascii="Arial" w:hAnsi="Arial" w:cs="Tahoma"/>
+                <w:bCs/>
+                <w:sz w:val="22"/>
+                <w:szCs w:val="22"/>
+              </w:rPr>
+            </w:pPr>
+            <w:r>
+              <w:rPr>
+                <w:rFonts w:cs="Tahoma" w:ascii="Arial" w:hAnsi="Arial"/>
+                <w:bCs/>
+                <w:sz w:val="22"/>
+                <w:szCs w:val="22"/>
+              </w:rPr>
+              <w:t>Flujo  Básico:</w:t>
+            </w:r>
+          </w:p>
+        </w:tc>
+      </w:tr>
+      <w:tr>
+        <w:trPr/>
+        <w:tc>
+          <w:tcPr>
+            <w:tcW w:w="10181" w:type="dxa"/>
+            <w:gridSpan w:val="5"/>
+            <w:tcBorders>
+              <w:top w:val="thickThinSmallGap" w:sz="12" w:space="0" w:color="C0C0C0"/>
+              <w:start w:val="thickThinSmallGap" w:sz="12" w:space="0" w:color="C0C0C0"/>
+              <w:bottom w:val="thickThinSmallGap" w:sz="12" w:space="0" w:color="C0C0C0"/>
+              <w:end w:val="thickThinSmallGap" w:sz="12" w:space="0" w:color="C0C0C0"/>
+            </w:tcBorders>
+          </w:tcPr>
+          <w:p>
+            <w:pPr>
+              <w:pStyle w:val="Normal"/>
+              <w:numPr>
+                <w:ilvl w:val="0"/>
+                <w:numId w:val="5"/>
+              </w:numPr>
+              <w:snapToGrid w:val="false"/>
+              <w:jc w:val="both"/>
+              <w:rPr>
+                <w:rFonts w:ascii="Arial" w:hAnsi="Arial" w:cs="Tahoma"/>
+                <w:sz w:val="22"/>
+                <w:szCs w:val="22"/>
+              </w:rPr>
+            </w:pPr>
+            <w:r>
+              <w:rPr>
+                <w:rFonts w:cs="Tahoma" w:ascii="Arial" w:hAnsi="Arial"/>
+                <w:sz w:val="22"/>
+                <w:szCs w:val="22"/>
+              </w:rPr>
+              <w:t>El caso de uso comienza cuando el Usuario selecciona la opción Registrar nuevo retiro.</w:t>
+            </w:r>
+          </w:p>
+          <w:p>
+            <w:pPr>
+              <w:pStyle w:val="Normal"/>
+              <w:numPr>
+                <w:ilvl w:val="0"/>
+                <w:numId w:val="5"/>
+              </w:numPr>
+              <w:snapToGrid w:val="false"/>
+              <w:jc w:val="both"/>
+              <w:rPr>
+                <w:rFonts w:ascii="Arial" w:hAnsi="Arial" w:cs="Tahoma"/>
+                <w:sz w:val="22"/>
+                <w:szCs w:val="22"/>
+              </w:rPr>
+            </w:pPr>
+            <w:r>
+              <w:rPr>
+                <w:rFonts w:cs="Tahoma" w:ascii="Arial" w:hAnsi="Arial"/>
+                <w:sz w:val="22"/>
+                <w:szCs w:val="22"/>
+              </w:rPr>
+              <w:t xml:space="preserve">El sistema solicita que se ingrese el </w:t>
+            </w:r>
+            <w:r>
+              <w:rPr>
+                <w:rFonts w:cs="Tahoma" w:ascii="Arial" w:hAnsi="Arial"/>
+                <w:sz w:val="22"/>
+                <w:szCs w:val="22"/>
+                <w:shd w:fill="FFFF00" w:val="clear"/>
+              </w:rPr>
+              <w:t>nombre</w:t>
+            </w:r>
+            <w:r>
+              <w:rPr>
+                <w:rFonts w:cs="Tahoma" w:ascii="Arial" w:hAnsi="Arial"/>
+                <w:sz w:val="22"/>
+                <w:szCs w:val="22"/>
+              </w:rPr>
+              <w:t xml:space="preserve"> del retiro.</w:t>
+            </w:r>
+          </w:p>
+          <w:p>
+            <w:pPr>
+              <w:pStyle w:val="Normal"/>
+              <w:numPr>
+                <w:ilvl w:val="0"/>
+                <w:numId w:val="5"/>
+              </w:numPr>
+              <w:snapToGrid w:val="false"/>
+              <w:jc w:val="both"/>
+              <w:rPr>
+                <w:rFonts w:ascii="Arial" w:hAnsi="Arial" w:cs="Tahoma"/>
+                <w:sz w:val="22"/>
+                <w:szCs w:val="22"/>
+              </w:rPr>
+            </w:pPr>
+            <w:r>
+              <w:rPr>
+                <w:rFonts w:cs="Tahoma" w:ascii="Arial" w:hAnsi="Arial"/>
+                <w:sz w:val="22"/>
+                <w:szCs w:val="22"/>
+              </w:rPr>
+              <w:t>El U ingresa el nombre del retiro.</w:t>
+            </w:r>
+          </w:p>
+          <w:p>
+            <w:pPr>
+              <w:pStyle w:val="Normal"/>
+              <w:numPr>
+                <w:ilvl w:val="0"/>
+                <w:numId w:val="5"/>
+              </w:numPr>
+              <w:snapToGrid w:val="false"/>
+              <w:jc w:val="both"/>
+              <w:rPr>
+                <w:rFonts w:ascii="Arial" w:hAnsi="Arial" w:cs="Tahoma"/>
+                <w:sz w:val="22"/>
+                <w:szCs w:val="22"/>
+              </w:rPr>
+            </w:pPr>
+            <w:r>
+              <w:rPr>
+                <w:rFonts w:cs="Tahoma" w:ascii="Arial" w:hAnsi="Arial"/>
+                <w:sz w:val="22"/>
+                <w:szCs w:val="22"/>
+              </w:rPr>
+              <w:t>El sistema solicita que se seleccione la fe</w:t>
+            </w:r>
+            <w:r>
+              <w:rPr>
+                <w:rFonts w:cs="Tahoma" w:ascii="Arial" w:hAnsi="Arial"/>
+                <w:sz w:val="22"/>
+                <w:szCs w:val="22"/>
+                <w:shd w:fill="FFFF00" w:val="clear"/>
+              </w:rPr>
+              <w:t>cha de inicio y la fecha de finalización.</w:t>
+            </w:r>
+          </w:p>
+          <w:p>
+            <w:pPr>
+              <w:pStyle w:val="Normal"/>
+              <w:numPr>
+                <w:ilvl w:val="0"/>
+                <w:numId w:val="5"/>
+              </w:numPr>
+              <w:snapToGrid w:val="false"/>
+              <w:jc w:val="both"/>
+              <w:rPr>
+                <w:rFonts w:ascii="Arial" w:hAnsi="Arial" w:cs="Tahoma"/>
+                <w:sz w:val="22"/>
+                <w:szCs w:val="22"/>
+              </w:rPr>
+            </w:pPr>
+            <w:r>
+              <w:rPr>
+                <w:rFonts w:cs="Tahoma" w:ascii="Arial" w:hAnsi="Arial"/>
+                <w:sz w:val="22"/>
+                <w:szCs w:val="22"/>
+              </w:rPr>
+              <w:t>El U selecciona la fecha de inicio y la fecha de finalización.</w:t>
+            </w:r>
+          </w:p>
+          <w:p>
+            <w:pPr>
+              <w:pStyle w:val="Normal"/>
+              <w:numPr>
+                <w:ilvl w:val="0"/>
+                <w:numId w:val="5"/>
+              </w:numPr>
+              <w:snapToGrid w:val="false"/>
+              <w:jc w:val="both"/>
+              <w:rPr>
+                <w:rFonts w:ascii="Arial" w:hAnsi="Arial" w:cs="Tahoma"/>
+                <w:sz w:val="22"/>
+                <w:szCs w:val="22"/>
+              </w:rPr>
+            </w:pPr>
+            <w:r>
+              <w:rPr>
+                <w:rFonts w:cs="Tahoma" w:ascii="Arial" w:hAnsi="Arial"/>
+                <w:sz w:val="22"/>
+                <w:szCs w:val="22"/>
+              </w:rPr>
+              <w:t xml:space="preserve">El sistema solicita que se ingrese el </w:t>
+            </w:r>
+            <w:r>
+              <w:rPr>
+                <w:rFonts w:cs="Tahoma" w:ascii="Arial" w:hAnsi="Arial"/>
+                <w:sz w:val="22"/>
+                <w:szCs w:val="22"/>
+                <w:shd w:fill="FFFF00" w:val="clear"/>
+              </w:rPr>
+              <w:t>lugar</w:t>
+            </w:r>
+            <w:r>
+              <w:rPr>
+                <w:rFonts w:cs="Tahoma" w:ascii="Arial" w:hAnsi="Arial"/>
+                <w:sz w:val="22"/>
+                <w:szCs w:val="22"/>
+              </w:rPr>
+              <w:t xml:space="preserve">, el </w:t>
+            </w:r>
+            <w:r>
+              <w:rPr>
+                <w:rFonts w:cs="Tahoma" w:ascii="Arial" w:hAnsi="Arial"/>
+                <w:sz w:val="22"/>
+                <w:szCs w:val="22"/>
+                <w:shd w:fill="FFFF00" w:val="clear"/>
+              </w:rPr>
+              <w:t>alojamiento</w:t>
+            </w:r>
+            <w:r>
+              <w:rPr>
+                <w:rFonts w:cs="Tahoma" w:ascii="Arial" w:hAnsi="Arial"/>
+                <w:sz w:val="22"/>
+                <w:szCs w:val="22"/>
+              </w:rPr>
+              <w:t xml:space="preserve"> y el </w:t>
+            </w:r>
+            <w:r>
+              <w:rPr>
+                <w:rFonts w:cs="Tahoma" w:ascii="Arial" w:hAnsi="Arial"/>
+                <w:sz w:val="22"/>
+                <w:szCs w:val="22"/>
+                <w:shd w:fill="FFFF00" w:val="clear"/>
+              </w:rPr>
+              <w:t>transporte del retiro</w:t>
+            </w:r>
+            <w:r>
+              <w:rPr>
+                <w:rFonts w:cs="Tahoma" w:ascii="Arial" w:hAnsi="Arial"/>
+                <w:sz w:val="22"/>
+                <w:szCs w:val="22"/>
+              </w:rPr>
+              <w:t>.</w:t>
+            </w:r>
+          </w:p>
+          <w:p>
+            <w:pPr>
+              <w:pStyle w:val="Normal"/>
+              <w:numPr>
+                <w:ilvl w:val="0"/>
+                <w:numId w:val="5"/>
+              </w:numPr>
+              <w:snapToGrid w:val="false"/>
+              <w:jc w:val="both"/>
+              <w:rPr>
+                <w:rFonts w:ascii="Arial" w:hAnsi="Arial" w:cs="Tahoma"/>
+                <w:sz w:val="22"/>
+                <w:szCs w:val="22"/>
+              </w:rPr>
+            </w:pPr>
+            <w:r>
+              <w:rPr>
+                <w:rFonts w:cs="Tahoma" w:ascii="Arial" w:hAnsi="Arial"/>
+                <w:sz w:val="22"/>
+                <w:szCs w:val="22"/>
+              </w:rPr>
+              <w:t>El U ingresa el lugar, el alojamiento y el transpore del retiro.</w:t>
+            </w:r>
+          </w:p>
+          <w:p>
+            <w:pPr>
+              <w:pStyle w:val="Normal"/>
+              <w:numPr>
+                <w:ilvl w:val="0"/>
+                <w:numId w:val="5"/>
+              </w:numPr>
+              <w:snapToGrid w:val="false"/>
+              <w:jc w:val="both"/>
+              <w:rPr>
+                <w:rFonts w:ascii="Arial" w:hAnsi="Arial" w:cs="Tahoma"/>
+                <w:sz w:val="22"/>
+                <w:szCs w:val="22"/>
+              </w:rPr>
+            </w:pPr>
+            <w:r>
+              <w:rPr>
+                <w:rFonts w:cs="Tahoma" w:ascii="Arial" w:hAnsi="Arial"/>
+                <w:sz w:val="22"/>
+                <w:szCs w:val="22"/>
+              </w:rPr>
+              <w:t xml:space="preserve">El sistema solicita que se seleccione el </w:t>
+            </w:r>
+            <w:r>
+              <w:rPr>
+                <w:rFonts w:cs="Tahoma" w:ascii="Arial" w:hAnsi="Arial"/>
+                <w:sz w:val="22"/>
+                <w:szCs w:val="22"/>
+                <w:shd w:fill="FFFF00" w:val="clear"/>
+              </w:rPr>
+              <w:t>tipo de retiro.</w:t>
+            </w:r>
+          </w:p>
+          <w:p>
+            <w:pPr>
+              <w:pStyle w:val="Normal"/>
+              <w:numPr>
+                <w:ilvl w:val="0"/>
+                <w:numId w:val="5"/>
+              </w:numPr>
+              <w:snapToGrid w:val="false"/>
+              <w:jc w:val="both"/>
+              <w:rPr>
+                <w:rFonts w:ascii="Arial" w:hAnsi="Arial" w:cs="Tahoma"/>
+                <w:sz w:val="22"/>
+                <w:szCs w:val="22"/>
+              </w:rPr>
+            </w:pPr>
+            <w:r>
+              <w:rPr>
+                <w:rFonts w:cs="Tahoma" w:ascii="Arial" w:hAnsi="Arial"/>
+                <w:sz w:val="22"/>
+                <w:szCs w:val="22"/>
+              </w:rPr>
+              <w:t>El U selecciona el tipo de retiro.</w:t>
+            </w:r>
+          </w:p>
+          <w:p>
+            <w:pPr>
+              <w:pStyle w:val="Normal"/>
+              <w:numPr>
+                <w:ilvl w:val="0"/>
+                <w:numId w:val="5"/>
+              </w:numPr>
+              <w:snapToGrid w:val="false"/>
+              <w:jc w:val="both"/>
+              <w:rPr>
+                <w:rFonts w:ascii="Arial" w:hAnsi="Arial" w:cs="Tahoma"/>
+                <w:sz w:val="22"/>
+                <w:szCs w:val="22"/>
+                <w:u w:val="none"/>
+              </w:rPr>
+            </w:pPr>
+            <w:r>
+              <w:rPr>
+                <w:rFonts w:cs="Tahoma" w:ascii="Arial" w:hAnsi="Arial"/>
+                <w:sz w:val="22"/>
+                <w:szCs w:val="22"/>
+                <w:u w:val="none"/>
+              </w:rPr>
+              <w:t xml:space="preserve">El sistema solicita que se ingrese el </w:t>
+            </w:r>
+            <w:r>
+              <w:rPr>
+                <w:rFonts w:cs="Tahoma" w:ascii="Arial" w:hAnsi="Arial"/>
+                <w:sz w:val="22"/>
+                <w:szCs w:val="22"/>
+                <w:u w:val="none"/>
+                <w:shd w:fill="FFFF00" w:val="clear"/>
+              </w:rPr>
+              <w:t>costo</w:t>
+            </w:r>
+            <w:r>
+              <w:rPr>
+                <w:rFonts w:cs="Tahoma" w:ascii="Arial" w:hAnsi="Arial"/>
+                <w:sz w:val="22"/>
+                <w:szCs w:val="22"/>
+                <w:u w:val="none"/>
+              </w:rPr>
+              <w:t xml:space="preserve">, </w:t>
+            </w:r>
+            <w:r>
+              <w:rPr>
+                <w:rFonts w:cs="Tahoma" w:ascii="Arial" w:hAnsi="Arial"/>
+                <w:sz w:val="22"/>
+                <w:szCs w:val="22"/>
+                <w:u w:val="none"/>
+                <w:shd w:fill="FFFF00" w:val="clear"/>
+              </w:rPr>
+              <w:t>comida</w:t>
+            </w:r>
+            <w:r>
+              <w:rPr>
+                <w:rFonts w:cs="Tahoma" w:ascii="Arial" w:hAnsi="Arial"/>
+                <w:sz w:val="22"/>
+                <w:szCs w:val="22"/>
+                <w:u w:val="none"/>
+              </w:rPr>
+              <w:t xml:space="preserve">, </w:t>
+            </w:r>
+            <w:r>
+              <w:rPr>
+                <w:rFonts w:cs="Tahoma" w:ascii="Arial" w:hAnsi="Arial"/>
+                <w:sz w:val="22"/>
+                <w:szCs w:val="22"/>
+                <w:u w:val="none"/>
+                <w:shd w:fill="FFFF00" w:val="clear"/>
+              </w:rPr>
+              <w:t>elementos</w:t>
+            </w:r>
+            <w:r>
+              <w:rPr>
+                <w:rFonts w:cs="Tahoma" w:ascii="Arial" w:hAnsi="Arial"/>
+                <w:sz w:val="22"/>
+                <w:szCs w:val="22"/>
+                <w:u w:val="none"/>
+              </w:rPr>
+              <w:t xml:space="preserve"> y </w:t>
+            </w:r>
+            <w:r>
+              <w:rPr>
+                <w:rFonts w:cs="Tahoma" w:ascii="Arial" w:hAnsi="Arial"/>
+                <w:sz w:val="22"/>
+                <w:szCs w:val="22"/>
+                <w:u w:val="none"/>
+                <w:shd w:fill="FFFF00" w:val="clear"/>
+              </w:rPr>
+              <w:t>cronograma</w:t>
+            </w:r>
+            <w:r>
+              <w:rPr>
+                <w:rFonts w:cs="Tahoma" w:ascii="Arial" w:hAnsi="Arial"/>
+                <w:sz w:val="22"/>
+                <w:szCs w:val="22"/>
+                <w:u w:val="none"/>
+              </w:rPr>
+              <w:t>.</w:t>
+            </w:r>
+          </w:p>
+          <w:p>
+            <w:pPr>
+              <w:pStyle w:val="Normal"/>
+              <w:numPr>
+                <w:ilvl w:val="0"/>
+                <w:numId w:val="5"/>
+              </w:numPr>
+              <w:snapToGrid w:val="false"/>
+              <w:jc w:val="both"/>
+              <w:rPr>
+                <w:rFonts w:ascii="Arial" w:hAnsi="Arial" w:cs="Tahoma"/>
+                <w:sz w:val="22"/>
+                <w:szCs w:val="22"/>
+                <w:u w:val="none"/>
+              </w:rPr>
+            </w:pPr>
+            <w:r>
+              <w:rPr>
+                <w:rFonts w:cs="Tahoma" w:ascii="Arial" w:hAnsi="Arial"/>
+                <w:sz w:val="22"/>
+                <w:szCs w:val="22"/>
+                <w:u w:val="none"/>
+              </w:rPr>
+              <w:t xml:space="preserve">El U ingresa </w:t>
+            </w:r>
+            <w:r>
+              <w:rPr>
+                <w:rFonts w:cs="Tahoma" w:ascii="Arial" w:hAnsi="Arial"/>
+                <w:sz w:val="22"/>
+                <w:szCs w:val="22"/>
+                <w:u w:val="none"/>
+              </w:rPr>
+              <w:t>los datos solicitados.</w:t>
+            </w:r>
+          </w:p>
+          <w:p>
+            <w:pPr>
+              <w:pStyle w:val="Normal"/>
+              <w:numPr>
+                <w:ilvl w:val="0"/>
+                <w:numId w:val="5"/>
+              </w:numPr>
+              <w:snapToGrid w:val="false"/>
+              <w:jc w:val="both"/>
+              <w:rPr>
+                <w:rFonts w:ascii="Arial" w:hAnsi="Arial" w:cs="Tahoma"/>
+                <w:sz w:val="22"/>
+                <w:szCs w:val="22"/>
+                <w:u w:val="none"/>
+              </w:rPr>
+            </w:pPr>
+            <w:r>
+              <w:rPr>
+                <w:rFonts w:cs="Tahoma" w:ascii="Arial" w:hAnsi="Arial"/>
+                <w:sz w:val="22"/>
+                <w:szCs w:val="22"/>
+                <w:u w:val="none"/>
+              </w:rPr>
+              <w:t>El sistema solicita que se seleccione un organizador.</w:t>
+            </w:r>
+          </w:p>
+          <w:p>
+            <w:pPr>
+              <w:pStyle w:val="Normal"/>
+              <w:numPr>
+                <w:ilvl w:val="0"/>
+                <w:numId w:val="5"/>
+              </w:numPr>
+              <w:snapToGrid w:val="false"/>
+              <w:jc w:val="both"/>
+              <w:rPr>
+                <w:rFonts w:ascii="Arial" w:hAnsi="Arial" w:cs="Tahoma"/>
+                <w:sz w:val="22"/>
+                <w:szCs w:val="22"/>
+                <w:u w:val="none"/>
+              </w:rPr>
+            </w:pPr>
+            <w:r>
+              <w:rPr>
+                <w:rFonts w:cs="Tahoma" w:ascii="Arial" w:hAnsi="Arial"/>
+                <w:sz w:val="22"/>
+                <w:szCs w:val="22"/>
+                <w:u w:val="none"/>
+              </w:rPr>
+              <w:t>El U selecciona un organizador.</w:t>
+            </w:r>
+          </w:p>
+          <w:p>
+            <w:pPr>
+              <w:pStyle w:val="Normal"/>
+              <w:numPr>
+                <w:ilvl w:val="0"/>
+                <w:numId w:val="5"/>
+              </w:numPr>
+              <w:snapToGrid w:val="false"/>
+              <w:jc w:val="both"/>
+              <w:rPr>
+                <w:rFonts w:ascii="Arial" w:hAnsi="Arial" w:cs="Tahoma"/>
+                <w:sz w:val="22"/>
+                <w:szCs w:val="22"/>
+                <w:u w:val="none"/>
+              </w:rPr>
+            </w:pPr>
+            <w:r>
+              <w:rPr>
+                <w:rFonts w:cs="Tahoma" w:ascii="Arial" w:hAnsi="Arial"/>
+                <w:sz w:val="22"/>
+                <w:szCs w:val="22"/>
+                <w:u w:val="none"/>
+              </w:rPr>
+              <w:t>El sistema solicita que se seleccione un acompañante.</w:t>
+            </w:r>
+          </w:p>
+          <w:p>
+            <w:pPr>
+              <w:pStyle w:val="Normal"/>
+              <w:numPr>
+                <w:ilvl w:val="0"/>
+                <w:numId w:val="5"/>
+              </w:numPr>
+              <w:snapToGrid w:val="false"/>
+              <w:jc w:val="both"/>
+              <w:rPr>
+                <w:rFonts w:ascii="Arial" w:hAnsi="Arial" w:cs="Tahoma"/>
+                <w:sz w:val="22"/>
+                <w:szCs w:val="22"/>
+                <w:u w:val="none"/>
+              </w:rPr>
+            </w:pPr>
+            <w:r>
+              <w:rPr>
+                <w:rFonts w:cs="Tahoma" w:ascii="Arial" w:hAnsi="Arial"/>
+                <w:sz w:val="22"/>
+                <w:szCs w:val="22"/>
+                <w:u w:val="none"/>
+              </w:rPr>
+              <w:t>El U selecciona un acompañante.</w:t>
+            </w:r>
+          </w:p>
+          <w:p>
+            <w:pPr>
+              <w:pStyle w:val="Normal"/>
+              <w:numPr>
+                <w:ilvl w:val="0"/>
+                <w:numId w:val="5"/>
+              </w:numPr>
+              <w:snapToGrid w:val="false"/>
+              <w:jc w:val="both"/>
+              <w:rPr>
+                <w:rFonts w:ascii="Arial" w:hAnsi="Arial" w:cs="Tahoma"/>
+                <w:sz w:val="22"/>
+                <w:szCs w:val="22"/>
+                <w:highlight w:val="none"/>
+                <w:u w:val="none"/>
+                <w:shd w:fill="FFFF00" w:val="clear"/>
+              </w:rPr>
+            </w:pPr>
+            <w:r>
+              <w:rPr>
+                <w:rFonts w:cs="Tahoma" w:ascii="Arial" w:hAnsi="Arial"/>
+                <w:sz w:val="22"/>
+                <w:szCs w:val="22"/>
+                <w:u w:val="none"/>
+                <w:shd w:fill="FFFF00" w:val="clear"/>
+              </w:rPr>
+              <w:t>ESTADO DEL RETIRO DUDA: Se actualiza automáticamente esto o no? Qué pasa con la experiencia</w:t>
+            </w:r>
+          </w:p>
+          <w:p>
+            <w:pPr>
+              <w:pStyle w:val="Normal"/>
+              <w:numPr>
+                <w:ilvl w:val="0"/>
+                <w:numId w:val="5"/>
+              </w:numPr>
+              <w:snapToGrid w:val="false"/>
+              <w:jc w:val="both"/>
+              <w:rPr>
+                <w:rFonts w:ascii="Arial" w:hAnsi="Arial" w:cs="Tahoma"/>
+                <w:sz w:val="22"/>
+                <w:szCs w:val="22"/>
+                <w:u w:val="none"/>
+              </w:rPr>
+            </w:pPr>
+            <w:r>
+              <w:rPr>
+                <w:rFonts w:cs="Tahoma" w:ascii="Arial" w:hAnsi="Arial"/>
+                <w:sz w:val="22"/>
+                <w:szCs w:val="22"/>
+                <w:u w:val="none"/>
+              </w:rPr>
+              <w:t>El sistema solicita que se ingrese una observación.</w:t>
+            </w:r>
+          </w:p>
+          <w:p>
+            <w:pPr>
+              <w:pStyle w:val="Normal"/>
+              <w:numPr>
+                <w:ilvl w:val="0"/>
+                <w:numId w:val="5"/>
+              </w:numPr>
+              <w:snapToGrid w:val="false"/>
+              <w:jc w:val="both"/>
+              <w:rPr>
+                <w:rFonts w:ascii="Arial" w:hAnsi="Arial" w:cs="Tahoma"/>
+                <w:sz w:val="22"/>
+                <w:szCs w:val="22"/>
+                <w:u w:val="none"/>
+              </w:rPr>
+            </w:pPr>
+            <w:r>
+              <w:rPr>
+                <w:rFonts w:cs="Tahoma" w:ascii="Arial" w:hAnsi="Arial"/>
+                <w:sz w:val="22"/>
+                <w:szCs w:val="22"/>
+                <w:u w:val="none"/>
+              </w:rPr>
+              <w:t>El U ingresa una observación.</w:t>
+            </w:r>
+          </w:p>
+          <w:p>
+            <w:pPr>
+              <w:pStyle w:val="Normal"/>
+              <w:numPr>
+                <w:ilvl w:val="0"/>
+                <w:numId w:val="5"/>
+              </w:numPr>
+              <w:snapToGrid w:val="false"/>
+              <w:jc w:val="both"/>
+              <w:rPr>
+                <w:rFonts w:ascii="Arial" w:hAnsi="Arial" w:cs="Tahoma"/>
+                <w:sz w:val="22"/>
+                <w:szCs w:val="22"/>
+                <w:highlight w:val="none"/>
+                <w:u w:val="none"/>
+                <w:shd w:fill="FFFF00" w:val="clear"/>
+              </w:rPr>
+            </w:pPr>
+            <w:r>
+              <w:rPr>
+                <w:rFonts w:cs="Tahoma" w:ascii="Arial" w:hAnsi="Arial"/>
+                <w:sz w:val="22"/>
+                <w:szCs w:val="22"/>
+                <w:u w:val="none"/>
+                <w:shd w:fill="FFFF00" w:val="clear"/>
+              </w:rPr>
+              <w:t>DUDA EXPERIENCIA DEL RETIRO: Supongo que se omite al ser la primera vez que se ingresa el retiro naturalmente no se tendría experiencia del mismo.</w:t>
+            </w:r>
+          </w:p>
+          <w:p>
+            <w:pPr>
+              <w:pStyle w:val="Normal"/>
+              <w:numPr>
+                <w:ilvl w:val="0"/>
+                <w:numId w:val="5"/>
+              </w:numPr>
+              <w:snapToGrid w:val="false"/>
+              <w:jc w:val="both"/>
+              <w:rPr>
+                <w:rFonts w:ascii="Arial" w:hAnsi="Arial" w:cs="Tahoma"/>
+                <w:sz w:val="22"/>
+                <w:szCs w:val="22"/>
+                <w:highlight w:val="none"/>
+                <w:u w:val="none"/>
+                <w:shd w:fill="FFFF00" w:val="clear"/>
+              </w:rPr>
+            </w:pPr>
+            <w:r>
+              <w:rPr>
+                <w:rFonts w:cs="Tahoma" w:ascii="Arial" w:hAnsi="Arial"/>
+                <w:sz w:val="22"/>
+                <w:szCs w:val="22"/>
+                <w:u w:val="none"/>
+                <w:shd w:fill="FFFF00" w:val="clear"/>
+              </w:rPr>
+              <w:t>El sistema pregunta si se desea confirmar el registro del</w:t>
+            </w:r>
+          </w:p>
+          <w:p>
+            <w:pPr>
+              <w:pStyle w:val="Normal"/>
+              <w:snapToGrid w:val="false"/>
+              <w:spacing w:before="0" w:after="160"/>
+              <w:jc w:val="both"/>
+              <w:rPr>
+                <w:rFonts w:ascii="Arial" w:hAnsi="Arial" w:cs="Tahoma"/>
+                <w:sz w:val="22"/>
+                <w:szCs w:val="22"/>
+              </w:rPr>
+            </w:pPr>
+            <w:r>
+              <w:rPr>
+                <w:rFonts w:cs="Tahoma" w:ascii="Arial" w:hAnsi="Arial"/>
+                <w:sz w:val="22"/>
+                <w:szCs w:val="22"/>
+              </w:rPr>
+            </w:r>
+          </w:p>
+        </w:tc>
+      </w:tr>
+      <w:tr>
+        <w:trPr/>
+        <w:tc>
+          <w:tcPr>
+            <w:tcW w:w="10181" w:type="dxa"/>
+            <w:gridSpan w:val="5"/>
+            <w:tcBorders>
+              <w:top w:val="thickThinSmallGap" w:sz="12" w:space="0" w:color="C0C0C0"/>
+              <w:start w:val="thickThinSmallGap" w:sz="12" w:space="0" w:color="C0C0C0"/>
+              <w:bottom w:val="thickThinSmallGap" w:sz="12" w:space="0" w:color="C0C0C0"/>
+              <w:end w:val="thickThinSmallGap" w:sz="12" w:space="0" w:color="C0C0C0"/>
+            </w:tcBorders>
+            <w:shd w:fill="BFBFBF" w:val="clear"/>
+          </w:tcPr>
+          <w:p>
+            <w:pPr>
+              <w:pStyle w:val="Heading3"/>
+              <w:ind w:hanging="0" w:start="0"/>
+              <w:rPr>
+                <w:rFonts w:ascii="Arial" w:hAnsi="Arial" w:cs="Tahoma"/>
+                <w:bCs/>
+                <w:sz w:val="22"/>
+                <w:szCs w:val="22"/>
+              </w:rPr>
+            </w:pPr>
+            <w:r>
+              <w:rPr>
+                <w:rFonts w:cs="Tahoma" w:ascii="Arial" w:hAnsi="Arial"/>
+                <w:bCs/>
+                <w:sz w:val="22"/>
+                <w:szCs w:val="22"/>
+              </w:rPr>
+              <w:t>Flujos  Alternativos:</w:t>
+            </w:r>
+          </w:p>
+          <w:p>
+            <w:pPr>
+              <w:pStyle w:val="Normal"/>
+              <w:spacing w:before="0" w:after="160"/>
+              <w:rPr>
+                <w:rFonts w:ascii="Arial" w:hAnsi="Arial" w:cs="Tahoma"/>
+                <w:bCs/>
+                <w:sz w:val="22"/>
+                <w:szCs w:val="22"/>
+              </w:rPr>
+            </w:pPr>
+            <w:r>
+              <w:rPr>
+                <w:rFonts w:cs="Tahoma" w:ascii="Arial" w:hAnsi="Arial"/>
+                <w:bCs/>
+                <w:sz w:val="22"/>
+                <w:szCs w:val="22"/>
+              </w:rPr>
+            </w:r>
+          </w:p>
+        </w:tc>
+      </w:tr>
+      <w:tr>
+        <w:trPr/>
+        <w:tc>
+          <w:tcPr>
+            <w:tcW w:w="10181" w:type="dxa"/>
+            <w:gridSpan w:val="5"/>
+            <w:tcBorders>
+              <w:top w:val="thickThinSmallGap" w:sz="12" w:space="0" w:color="C0C0C0"/>
+              <w:start w:val="thickThinSmallGap" w:sz="12" w:space="0" w:color="C0C0C0"/>
+              <w:bottom w:val="thickThinSmallGap" w:sz="12" w:space="0" w:color="C0C0C0"/>
+              <w:end w:val="thickThinSmallGap" w:sz="12" w:space="0" w:color="C0C0C0"/>
+            </w:tcBorders>
+          </w:tcPr>
+          <w:p>
+            <w:pPr>
+              <w:pStyle w:val="Normal"/>
+              <w:snapToGrid w:val="false"/>
+              <w:jc w:val="both"/>
+              <w:rPr>
+                <w:rFonts w:ascii="Arial" w:hAnsi="Arial" w:cs="Tahoma"/>
+                <w:sz w:val="22"/>
+                <w:szCs w:val="22"/>
+              </w:rPr>
+            </w:pPr>
+            <w:r>
+              <w:rPr>
+                <w:rFonts w:cs="Tahoma" w:ascii="Arial" w:hAnsi="Arial"/>
+                <w:sz w:val="22"/>
+                <w:szCs w:val="22"/>
+              </w:rPr>
+            </w:r>
+          </w:p>
+          <w:p>
+            <w:pPr>
+              <w:pStyle w:val="Normal"/>
+              <w:spacing w:before="0" w:after="160"/>
+              <w:jc w:val="both"/>
+              <w:rPr>
+                <w:rFonts w:ascii="Arial" w:hAnsi="Arial" w:cs="Tahoma"/>
+                <w:sz w:val="22"/>
+                <w:szCs w:val="22"/>
+              </w:rPr>
+            </w:pPr>
+            <w:r>
+              <w:rPr>
+                <w:rFonts w:cs="Tahoma" w:ascii="Arial" w:hAnsi="Arial"/>
+                <w:sz w:val="22"/>
+                <w:szCs w:val="22"/>
+              </w:rPr>
+            </w:r>
+          </w:p>
+        </w:tc>
+      </w:tr>
+      <w:tr>
+        <w:trPr>
+          <w:cantSplit w:val="true"/>
+        </w:trPr>
+        <w:tc>
+          <w:tcPr>
+            <w:tcW w:w="10116" w:type="dxa"/>
+            <w:gridSpan w:val="4"/>
+            <w:tcBorders>
+              <w:top w:val="thickThinSmallGap" w:sz="12" w:space="0" w:color="C0C0C0"/>
+              <w:start w:val="thickThinSmallGap" w:sz="12" w:space="0" w:color="C0C0C0"/>
+              <w:bottom w:val="thickThinSmallGap" w:sz="12" w:space="0" w:color="C0C0C0"/>
+              <w:end w:val="thickThinSmallGap" w:sz="12" w:space="0" w:color="C0C0C0"/>
+            </w:tcBorders>
+          </w:tcPr>
+          <w:p>
+            <w:pPr>
+              <w:pStyle w:val="Normal"/>
+              <w:jc w:val="both"/>
+              <w:rPr>
+                <w:rFonts w:ascii="Arial" w:hAnsi="Arial" w:cs="Tahoma"/>
+                <w:b/>
+                <w:bCs/>
+                <w:sz w:val="22"/>
+                <w:szCs w:val="22"/>
+              </w:rPr>
+            </w:pPr>
+            <w:r>
+              <w:rPr>
+                <w:rFonts w:cs="Tahoma" w:ascii="Arial" w:hAnsi="Arial"/>
+                <w:b/>
+                <w:bCs/>
+                <w:sz w:val="22"/>
+                <w:szCs w:val="22"/>
+              </w:rPr>
+              <w:t xml:space="preserve">Observaciones: </w:t>
+            </w:r>
+          </w:p>
+          <w:p>
+            <w:pPr>
+              <w:pStyle w:val="Normal"/>
+              <w:jc w:val="both"/>
+              <w:rPr>
+                <w:rFonts w:ascii="Arial" w:hAnsi="Arial" w:cs="Tahoma"/>
+                <w:b/>
+                <w:bCs/>
+                <w:sz w:val="22"/>
+                <w:szCs w:val="22"/>
+              </w:rPr>
+            </w:pPr>
+            <w:r>
+              <w:rPr>
+                <w:rFonts w:cs="Tahoma" w:ascii="Arial" w:hAnsi="Arial"/>
+                <w:b/>
+                <w:bCs/>
+                <w:sz w:val="22"/>
+                <w:szCs w:val="22"/>
+              </w:rPr>
+            </w:r>
+          </w:p>
+          <w:p>
+            <w:pPr>
+              <w:pStyle w:val="Normal"/>
+              <w:jc w:val="both"/>
+              <w:rPr>
+                <w:rFonts w:ascii="Arial" w:hAnsi="Arial" w:cs="Tahoma"/>
+                <w:b/>
+                <w:bCs/>
+                <w:sz w:val="22"/>
+                <w:szCs w:val="22"/>
+              </w:rPr>
+            </w:pPr>
+            <w:r>
+              <w:rPr>
+                <w:rFonts w:cs="Tahoma" w:ascii="Arial" w:hAnsi="Arial"/>
+                <w:b/>
+                <w:bCs/>
+                <w:sz w:val="22"/>
+                <w:szCs w:val="22"/>
+              </w:rPr>
+            </w:r>
+          </w:p>
+          <w:p>
+            <w:pPr>
+              <w:pStyle w:val="Normal"/>
+              <w:spacing w:before="0" w:after="160"/>
+              <w:jc w:val="both"/>
+              <w:rPr>
+                <w:rFonts w:ascii="Arial" w:hAnsi="Arial" w:cs="Tahoma"/>
+                <w:b/>
+                <w:bCs/>
+                <w:sz w:val="22"/>
+                <w:szCs w:val="22"/>
+              </w:rPr>
+            </w:pPr>
+            <w:r>
+              <w:rPr>
+                <w:rFonts w:cs="Tahoma" w:ascii="Arial" w:hAnsi="Arial"/>
+                <w:b/>
+                <w:bCs/>
+                <w:sz w:val="22"/>
+                <w:szCs w:val="22"/>
+              </w:rPr>
+            </w:r>
+          </w:p>
+        </w:tc>
+        <w:tc>
+          <w:tcPr>
+            <w:tcW w:w="65" w:type="dxa"/>
+            <w:tcBorders/>
+            <w:tcMar>
+              <w:start w:w="0" w:type="dxa"/>
+              <w:end w:w="0" w:type="dxa"/>
+            </w:tcMar>
+          </w:tcPr>
+          <w:p>
+            <w:pPr>
+              <w:pStyle w:val="Normal"/>
+              <w:snapToGrid w:val="false"/>
+              <w:spacing w:before="0" w:after="160"/>
+              <w:rPr>
+                <w:rFonts w:ascii="Arial" w:hAnsi="Arial" w:cs="Tahoma"/>
+                <w:b/>
+                <w:bCs/>
+                <w:sz w:val="22"/>
+                <w:szCs w:val="22"/>
+              </w:rPr>
+            </w:pPr>
+            <w:r>
+              <w:rPr>
+                <w:rFonts w:cs="Tahoma" w:ascii="Arial" w:hAnsi="Arial"/>
+                <w:b/>
+                <w:bCs/>
+                <w:sz w:val="22"/>
+                <w:szCs w:val="22"/>
+              </w:rPr>
+            </w:r>
+          </w:p>
+        </w:tc>
+      </w:tr>
+      <w:tr>
+        <w:trPr>
+          <w:cantSplit w:val="true"/>
+        </w:trPr>
+        <w:tc>
+          <w:tcPr>
+            <w:tcW w:w="10116" w:type="dxa"/>
+            <w:gridSpan w:val="4"/>
+            <w:tcBorders>
+              <w:top w:val="thickThinSmallGap" w:sz="12" w:space="0" w:color="C0C0C0"/>
+              <w:start w:val="thickThinSmallGap" w:sz="12" w:space="0" w:color="C0C0C0"/>
+              <w:bottom w:val="thickThinSmallGap" w:sz="12" w:space="0" w:color="C0C0C0"/>
+              <w:end w:val="thickThinSmallGap" w:sz="12" w:space="0" w:color="C0C0C0"/>
+            </w:tcBorders>
+          </w:tcPr>
+          <w:p>
+            <w:pPr>
+              <w:pStyle w:val="Normal"/>
+              <w:spacing w:before="0" w:after="160"/>
+              <w:jc w:val="both"/>
+              <w:rPr>
+                <w:rFonts w:ascii="Arial" w:hAnsi="Arial" w:cs="Tahoma"/>
+                <w:b/>
+                <w:bCs/>
+                <w:sz w:val="22"/>
+                <w:szCs w:val="22"/>
+              </w:rPr>
+            </w:pPr>
+            <w:r>
+              <w:rPr>
+                <w:rFonts w:cs="Tahoma" w:ascii="Arial" w:hAnsi="Arial"/>
+                <w:b/>
+                <w:bCs/>
+                <w:sz w:val="22"/>
+                <w:szCs w:val="22"/>
+              </w:rPr>
+              <w:t xml:space="preserve">Asociaciones de Extensión:  </w:t>
+            </w:r>
+          </w:p>
+        </w:tc>
+        <w:tc>
+          <w:tcPr>
+            <w:tcW w:w="65" w:type="dxa"/>
+            <w:tcBorders/>
+            <w:tcMar>
+              <w:start w:w="0" w:type="dxa"/>
+              <w:end w:w="0" w:type="dxa"/>
+            </w:tcMar>
+          </w:tcPr>
+          <w:p>
+            <w:pPr>
+              <w:pStyle w:val="Normal"/>
+              <w:snapToGrid w:val="false"/>
+              <w:spacing w:before="0" w:after="160"/>
+              <w:rPr>
+                <w:rFonts w:ascii="Arial" w:hAnsi="Arial" w:cs="Tahoma"/>
+                <w:b/>
+                <w:bCs/>
+                <w:sz w:val="22"/>
+                <w:szCs w:val="22"/>
+              </w:rPr>
+            </w:pPr>
+            <w:r>
+              <w:rPr>
+                <w:rFonts w:cs="Tahoma" w:ascii="Arial" w:hAnsi="Arial"/>
+                <w:b/>
+                <w:bCs/>
+                <w:sz w:val="22"/>
+                <w:szCs w:val="22"/>
+              </w:rPr>
+            </w:r>
+          </w:p>
+        </w:tc>
+      </w:tr>
+      <w:tr>
+        <w:trPr>
+          <w:cantSplit w:val="true"/>
+        </w:trPr>
+        <w:tc>
+          <w:tcPr>
+            <w:tcW w:w="10116" w:type="dxa"/>
+            <w:gridSpan w:val="4"/>
+            <w:tcBorders>
+              <w:top w:val="thickThinSmallGap" w:sz="12" w:space="0" w:color="C0C0C0"/>
+              <w:start w:val="thickThinSmallGap" w:sz="12" w:space="0" w:color="C0C0C0"/>
+              <w:bottom w:val="thickThinSmallGap" w:sz="12" w:space="0" w:color="C0C0C0"/>
+              <w:end w:val="thickThinSmallGap" w:sz="12" w:space="0" w:color="C0C0C0"/>
+            </w:tcBorders>
+          </w:tcPr>
+          <w:p>
+            <w:pPr>
+              <w:pStyle w:val="Normal"/>
+              <w:spacing w:before="0" w:after="160"/>
+              <w:jc w:val="both"/>
+              <w:rPr>
+                <w:rFonts w:ascii="Arial" w:hAnsi="Arial" w:cs="Tahoma"/>
+                <w:b/>
+                <w:bCs/>
+                <w:sz w:val="22"/>
+                <w:szCs w:val="22"/>
+              </w:rPr>
+            </w:pPr>
+            <w:r>
+              <w:rPr>
+                <w:rFonts w:cs="Tahoma" w:ascii="Arial" w:hAnsi="Arial"/>
+                <w:b/>
+                <w:bCs/>
+                <w:sz w:val="22"/>
+                <w:szCs w:val="22"/>
+              </w:rPr>
+              <w:t xml:space="preserve">Asociaciones de Inclusión: </w:t>
+            </w:r>
+          </w:p>
+        </w:tc>
+        <w:tc>
+          <w:tcPr>
+            <w:tcW w:w="65" w:type="dxa"/>
+            <w:tcBorders/>
+            <w:tcMar>
+              <w:start w:w="0" w:type="dxa"/>
+              <w:end w:w="0" w:type="dxa"/>
+            </w:tcMar>
+          </w:tcPr>
+          <w:p>
+            <w:pPr>
+              <w:pStyle w:val="Normal"/>
+              <w:snapToGrid w:val="false"/>
+              <w:spacing w:before="0" w:after="160"/>
+              <w:rPr>
+                <w:rFonts w:ascii="Arial" w:hAnsi="Arial" w:cs="Tahoma"/>
+                <w:b/>
+                <w:bCs/>
+                <w:sz w:val="22"/>
+                <w:szCs w:val="22"/>
+              </w:rPr>
+            </w:pPr>
+            <w:r>
+              <w:rPr>
+                <w:rFonts w:cs="Tahoma" w:ascii="Arial" w:hAnsi="Arial"/>
+                <w:b/>
+                <w:bCs/>
+                <w:sz w:val="22"/>
+                <w:szCs w:val="22"/>
+              </w:rPr>
+            </w:r>
+          </w:p>
+        </w:tc>
+      </w:tr>
+      <w:tr>
+        <w:trPr>
+          <w:cantSplit w:val="true"/>
+        </w:trPr>
+        <w:tc>
+          <w:tcPr>
+            <w:tcW w:w="10116" w:type="dxa"/>
+            <w:gridSpan w:val="4"/>
+            <w:tcBorders>
+              <w:top w:val="thickThinSmallGap" w:sz="12" w:space="0" w:color="C0C0C0"/>
+              <w:start w:val="thickThinSmallGap" w:sz="12" w:space="0" w:color="C0C0C0"/>
+              <w:bottom w:val="thickThinSmallGap" w:sz="12" w:space="0" w:color="C0C0C0"/>
+              <w:end w:val="thickThinSmallGap" w:sz="12" w:space="0" w:color="C0C0C0"/>
+            </w:tcBorders>
+          </w:tcPr>
+          <w:p>
+            <w:pPr>
+              <w:pStyle w:val="Normal"/>
+              <w:spacing w:before="0" w:after="160"/>
+              <w:jc w:val="both"/>
+              <w:rPr>
+                <w:rFonts w:ascii="Arial" w:hAnsi="Arial" w:cs="Tahoma"/>
+                <w:b/>
+                <w:bCs/>
+                <w:sz w:val="22"/>
+                <w:szCs w:val="22"/>
+              </w:rPr>
+            </w:pPr>
+            <w:r>
+              <w:rPr>
+                <w:rFonts w:cs="Tahoma" w:ascii="Arial" w:hAnsi="Arial"/>
+                <w:b/>
+                <w:bCs/>
+                <w:sz w:val="22"/>
+                <w:szCs w:val="22"/>
+              </w:rPr>
+              <w:t xml:space="preserve">Use Case donde se incluye: </w:t>
+            </w:r>
+          </w:p>
+        </w:tc>
+        <w:tc>
+          <w:tcPr>
+            <w:tcW w:w="65" w:type="dxa"/>
+            <w:tcBorders/>
+            <w:tcMar>
+              <w:start w:w="0" w:type="dxa"/>
+              <w:end w:w="0" w:type="dxa"/>
+            </w:tcMar>
+          </w:tcPr>
+          <w:p>
+            <w:pPr>
+              <w:pStyle w:val="Normal"/>
+              <w:snapToGrid w:val="false"/>
+              <w:spacing w:before="0" w:after="160"/>
+              <w:rPr>
+                <w:rFonts w:ascii="Arial" w:hAnsi="Arial" w:cs="Tahoma"/>
+                <w:b/>
+                <w:bCs/>
+                <w:sz w:val="22"/>
+                <w:szCs w:val="22"/>
+              </w:rPr>
+            </w:pPr>
+            <w:r>
+              <w:rPr>
+                <w:rFonts w:cs="Tahoma" w:ascii="Arial" w:hAnsi="Arial"/>
+                <w:b/>
+                <w:bCs/>
+                <w:sz w:val="22"/>
+                <w:szCs w:val="22"/>
+              </w:rPr>
+            </w:r>
+          </w:p>
+        </w:tc>
+      </w:tr>
+      <w:tr>
+        <w:trPr>
+          <w:cantSplit w:val="true"/>
+        </w:trPr>
+        <w:tc>
+          <w:tcPr>
+            <w:tcW w:w="10116" w:type="dxa"/>
+            <w:gridSpan w:val="4"/>
+            <w:tcBorders>
+              <w:top w:val="thickThinSmallGap" w:sz="12" w:space="0" w:color="C0C0C0"/>
+              <w:start w:val="thickThinSmallGap" w:sz="12" w:space="0" w:color="C0C0C0"/>
+              <w:bottom w:val="thickThinSmallGap" w:sz="12" w:space="0" w:color="C0C0C0"/>
+              <w:end w:val="thickThinSmallGap" w:sz="12" w:space="0" w:color="C0C0C0"/>
+            </w:tcBorders>
+          </w:tcPr>
+          <w:p>
+            <w:pPr>
+              <w:pStyle w:val="Normal"/>
+              <w:spacing w:before="0" w:after="160"/>
+              <w:jc w:val="both"/>
+              <w:rPr>
+                <w:rFonts w:ascii="Arial" w:hAnsi="Arial" w:cs="Tahoma"/>
+                <w:b/>
+                <w:bCs/>
+                <w:sz w:val="22"/>
+                <w:szCs w:val="22"/>
+              </w:rPr>
+            </w:pPr>
+            <w:r>
+              <w:rPr>
+                <w:rFonts w:cs="Tahoma" w:ascii="Arial" w:hAnsi="Arial"/>
+                <w:b/>
+                <w:bCs/>
+                <w:sz w:val="22"/>
+                <w:szCs w:val="22"/>
+              </w:rPr>
+              <w:t xml:space="preserve">Use Case al que extiende: </w:t>
+            </w:r>
+          </w:p>
+        </w:tc>
+        <w:tc>
+          <w:tcPr>
+            <w:tcW w:w="65" w:type="dxa"/>
+            <w:tcBorders/>
+            <w:tcMar>
+              <w:start w:w="0" w:type="dxa"/>
+              <w:end w:w="0" w:type="dxa"/>
+            </w:tcMar>
+          </w:tcPr>
+          <w:p>
+            <w:pPr>
+              <w:pStyle w:val="Normal"/>
+              <w:snapToGrid w:val="false"/>
+              <w:spacing w:before="0" w:after="160"/>
+              <w:rPr>
+                <w:rFonts w:ascii="Arial" w:hAnsi="Arial" w:cs="Tahoma"/>
+                <w:b/>
+                <w:bCs/>
+                <w:sz w:val="22"/>
+                <w:szCs w:val="22"/>
+              </w:rPr>
+            </w:pPr>
+            <w:r>
+              <w:rPr>
+                <w:rFonts w:cs="Tahoma" w:ascii="Arial" w:hAnsi="Arial"/>
+                <w:b/>
+                <w:bCs/>
+                <w:sz w:val="22"/>
+                <w:szCs w:val="22"/>
+              </w:rPr>
+            </w:r>
+          </w:p>
+        </w:tc>
+      </w:tr>
+      <w:tr>
+        <w:trPr>
+          <w:cantSplit w:val="true"/>
+        </w:trPr>
+        <w:tc>
+          <w:tcPr>
+            <w:tcW w:w="10116" w:type="dxa"/>
+            <w:gridSpan w:val="4"/>
+            <w:tcBorders>
+              <w:top w:val="thickThinSmallGap" w:sz="12" w:space="0" w:color="C0C0C0"/>
+              <w:start w:val="thickThinSmallGap" w:sz="12" w:space="0" w:color="C0C0C0"/>
+              <w:bottom w:val="thickThinSmallGap" w:sz="12" w:space="0" w:color="C0C0C0"/>
+              <w:end w:val="thickThinSmallGap" w:sz="12" w:space="0" w:color="C0C0C0"/>
+            </w:tcBorders>
+          </w:tcPr>
+          <w:p>
+            <w:pPr>
+              <w:pStyle w:val="Heading1"/>
+              <w:numPr>
+                <w:ilvl w:val="0"/>
+                <w:numId w:val="4"/>
+              </w:numPr>
+              <w:spacing w:before="0" w:after="217"/>
+              <w:ind w:hanging="0" w:end="0"/>
+              <w:rPr>
+                <w:rFonts w:ascii="Arial" w:hAnsi="Arial" w:cs="Tahoma"/>
+                <w:bCs w:val="false"/>
+                <w:sz w:val="22"/>
+                <w:szCs w:val="22"/>
+              </w:rPr>
+            </w:pPr>
+            <w:r>
+              <w:rPr>
+                <w:rFonts w:cs="Tahoma" w:ascii="Arial" w:hAnsi="Arial"/>
+                <w:bCs w:val="false"/>
+                <w:sz w:val="22"/>
+                <w:szCs w:val="22"/>
+              </w:rPr>
+              <w:t xml:space="preserve">Use Case de Generalización: </w:t>
+            </w:r>
+          </w:p>
+        </w:tc>
+        <w:tc>
+          <w:tcPr>
+            <w:tcW w:w="65" w:type="dxa"/>
+            <w:tcBorders/>
+            <w:tcMar>
+              <w:start w:w="0" w:type="dxa"/>
+              <w:end w:w="0" w:type="dxa"/>
+            </w:tcMar>
+          </w:tcPr>
+          <w:p>
+            <w:pPr>
+              <w:pStyle w:val="Normal"/>
+              <w:snapToGrid w:val="false"/>
+              <w:spacing w:before="0" w:after="160"/>
+              <w:rPr>
+                <w:rFonts w:ascii="Arial" w:hAnsi="Arial" w:cs="Tahoma"/>
+                <w:b/>
+                <w:bCs/>
+                <w:sz w:val="22"/>
+                <w:szCs w:val="22"/>
+              </w:rPr>
+            </w:pPr>
+            <w:r>
+              <w:rPr>
+                <w:rFonts w:cs="Tahoma" w:ascii="Arial" w:hAnsi="Arial"/>
+                <w:b/>
+                <w:bCs/>
+                <w:sz w:val="22"/>
+                <w:szCs w:val="22"/>
+              </w:rPr>
+            </w:r>
+          </w:p>
+        </w:tc>
+      </w:tr>
+      <w:tr>
+        <w:trPr>
+          <w:cantSplit w:val="true"/>
+        </w:trPr>
+        <w:tc>
+          <w:tcPr>
+            <w:tcW w:w="6443" w:type="dxa"/>
+            <w:gridSpan w:val="2"/>
+            <w:tcBorders>
+              <w:top w:val="thickThinSmallGap" w:sz="12" w:space="0" w:color="C0C0C0"/>
+              <w:start w:val="thickThinSmallGap" w:sz="12" w:space="0" w:color="C0C0C0"/>
+              <w:bottom w:val="thickThinSmallGap" w:sz="12" w:space="0" w:color="C0C0C0"/>
+              <w:end w:val="thickThinSmallGap" w:sz="12" w:space="0" w:color="C0C0C0"/>
+            </w:tcBorders>
+          </w:tcPr>
+          <w:p>
+            <w:pPr>
+              <w:pStyle w:val="Heading1"/>
+              <w:numPr>
+                <w:ilvl w:val="0"/>
+                <w:numId w:val="4"/>
+              </w:numPr>
+              <w:tabs>
+                <w:tab w:val="clear" w:pos="708"/>
+                <w:tab w:val="right" w:pos="1988" w:leader="none"/>
+              </w:tabs>
+              <w:spacing w:before="0" w:after="217"/>
+              <w:ind w:hanging="0" w:end="0"/>
+              <w:rPr>
+                <w:rFonts w:ascii="Arial" w:hAnsi="Arial" w:cs="Tahoma"/>
+                <w:bCs w:val="false"/>
+                <w:sz w:val="22"/>
+                <w:szCs w:val="22"/>
+              </w:rPr>
+            </w:pPr>
+            <w:r>
+              <w:rPr>
+                <w:rFonts w:cs="Tahoma" w:ascii="Arial" w:hAnsi="Arial"/>
+                <w:bCs w:val="false"/>
+                <w:sz w:val="22"/>
+                <w:szCs w:val="22"/>
+              </w:rPr>
+              <w:t xml:space="preserve">Autor: </w:t>
+              <w:tab/>
+            </w:r>
+          </w:p>
+        </w:tc>
+        <w:tc>
+          <w:tcPr>
+            <w:tcW w:w="3673" w:type="dxa"/>
+            <w:gridSpan w:val="2"/>
+            <w:tcBorders>
+              <w:top w:val="thickThinSmallGap" w:sz="12" w:space="0" w:color="C0C0C0"/>
+              <w:start w:val="thickThinSmallGap" w:sz="12" w:space="0" w:color="C0C0C0"/>
+              <w:bottom w:val="thickThinSmallGap" w:sz="12" w:space="0" w:color="C0C0C0"/>
+              <w:end w:val="thickThinSmallGap" w:sz="12" w:space="0" w:color="C0C0C0"/>
+            </w:tcBorders>
+          </w:tcPr>
+          <w:p>
+            <w:pPr>
+              <w:pStyle w:val="Heading1"/>
+              <w:numPr>
+                <w:ilvl w:val="0"/>
+                <w:numId w:val="4"/>
+              </w:numPr>
+              <w:spacing w:before="0" w:after="217"/>
+              <w:ind w:hanging="0" w:end="0"/>
+              <w:rPr>
+                <w:rFonts w:ascii="Arial" w:hAnsi="Arial"/>
+                <w:sz w:val="22"/>
+                <w:szCs w:val="22"/>
+              </w:rPr>
+            </w:pPr>
+            <w:r>
+              <w:rPr>
+                <w:rFonts w:cs="Tahoma" w:ascii="Arial" w:hAnsi="Arial"/>
+                <w:bCs w:val="false"/>
+                <w:sz w:val="22"/>
+                <w:szCs w:val="22"/>
+              </w:rPr>
+              <w:t>Fecha Creación</w:t>
+            </w:r>
+            <w:r>
+              <w:rPr>
+                <w:rFonts w:cs="Tahoma" w:ascii="Arial" w:hAnsi="Arial"/>
+                <w:b w:val="false"/>
+                <w:sz w:val="22"/>
+                <w:szCs w:val="22"/>
+              </w:rPr>
+              <w:t xml:space="preserve">: </w:t>
+            </w:r>
+          </w:p>
+        </w:tc>
+        <w:tc>
+          <w:tcPr>
+            <w:tcW w:w="65" w:type="dxa"/>
+            <w:tcBorders/>
+            <w:tcMar>
+              <w:start w:w="0" w:type="dxa"/>
+              <w:end w:w="0" w:type="dxa"/>
+            </w:tcMar>
+          </w:tcPr>
+          <w:p>
+            <w:pPr>
+              <w:pStyle w:val="Normal"/>
+              <w:snapToGrid w:val="false"/>
+              <w:spacing w:before="0" w:after="160"/>
+              <w:rPr>
+                <w:rFonts w:ascii="Arial" w:hAnsi="Arial" w:cs="Tahoma"/>
+                <w:bCs/>
+                <w:sz w:val="22"/>
+                <w:szCs w:val="22"/>
+              </w:rPr>
+            </w:pPr>
+            <w:r>
+              <w:rPr>
+                <w:rFonts w:cs="Tahoma" w:ascii="Arial" w:hAnsi="Arial"/>
+                <w:bCs/>
+                <w:sz w:val="22"/>
+                <w:szCs w:val="22"/>
+              </w:rPr>
+            </w:r>
+          </w:p>
+        </w:tc>
+      </w:tr>
+      <w:tr>
+        <w:trPr>
+          <w:cantSplit w:val="true"/>
+        </w:trPr>
+        <w:tc>
+          <w:tcPr>
+            <w:tcW w:w="6443" w:type="dxa"/>
+            <w:gridSpan w:val="2"/>
+            <w:tcBorders>
+              <w:top w:val="thickThinSmallGap" w:sz="12" w:space="0" w:color="C0C0C0"/>
+              <w:start w:val="thickThinSmallGap" w:sz="12" w:space="0" w:color="C0C0C0"/>
+              <w:bottom w:val="thickThinSmallGap" w:sz="12" w:space="0" w:color="C0C0C0"/>
+              <w:end w:val="thickThinSmallGap" w:sz="12" w:space="0" w:color="C0C0C0"/>
+            </w:tcBorders>
+          </w:tcPr>
+          <w:p>
+            <w:pPr>
+              <w:pStyle w:val="Heading1"/>
+              <w:numPr>
+                <w:ilvl w:val="0"/>
+                <w:numId w:val="4"/>
+              </w:numPr>
+              <w:spacing w:before="0" w:after="217"/>
+              <w:ind w:hanging="0" w:end="0"/>
+              <w:rPr>
+                <w:rFonts w:ascii="Arial" w:hAnsi="Arial" w:cs="Tahoma"/>
+                <w:bCs w:val="false"/>
+                <w:sz w:val="22"/>
+                <w:szCs w:val="22"/>
+              </w:rPr>
+            </w:pPr>
+            <w:r>
+              <w:rPr>
+                <w:rFonts w:cs="Tahoma" w:ascii="Arial" w:hAnsi="Arial"/>
+                <w:bCs w:val="false"/>
+                <w:sz w:val="22"/>
+                <w:szCs w:val="22"/>
+              </w:rPr>
+              <w:t xml:space="preserve">Autor Última Modificación: </w:t>
+            </w:r>
+          </w:p>
+        </w:tc>
+        <w:tc>
+          <w:tcPr>
+            <w:tcW w:w="3673" w:type="dxa"/>
+            <w:gridSpan w:val="2"/>
+            <w:tcBorders>
+              <w:top w:val="thickThinSmallGap" w:sz="12" w:space="0" w:color="C0C0C0"/>
+              <w:start w:val="thickThinSmallGap" w:sz="12" w:space="0" w:color="C0C0C0"/>
+              <w:bottom w:val="thickThinSmallGap" w:sz="12" w:space="0" w:color="C0C0C0"/>
+              <w:end w:val="thickThinSmallGap" w:sz="12" w:space="0" w:color="C0C0C0"/>
+            </w:tcBorders>
+          </w:tcPr>
+          <w:p>
+            <w:pPr>
+              <w:pStyle w:val="Heading1"/>
+              <w:numPr>
+                <w:ilvl w:val="0"/>
+                <w:numId w:val="4"/>
+              </w:numPr>
+              <w:spacing w:before="0" w:after="217"/>
+              <w:ind w:hanging="0" w:end="0"/>
+              <w:rPr>
+                <w:rFonts w:ascii="Arial" w:hAnsi="Arial"/>
+                <w:sz w:val="22"/>
+                <w:szCs w:val="22"/>
+              </w:rPr>
+            </w:pPr>
+            <w:r>
+              <w:rPr>
+                <w:rFonts w:cs="Tahoma" w:ascii="Arial" w:hAnsi="Arial"/>
+                <w:bCs w:val="false"/>
+                <w:sz w:val="22"/>
+                <w:szCs w:val="22"/>
+              </w:rPr>
+              <w:t>Fecha Última Modificación</w:t>
+            </w:r>
+            <w:r>
+              <w:rPr>
+                <w:rFonts w:cs="Tahoma" w:ascii="Arial" w:hAnsi="Arial"/>
+                <w:b w:val="false"/>
+                <w:sz w:val="22"/>
+                <w:szCs w:val="22"/>
+              </w:rPr>
+              <w:t xml:space="preserve">: </w:t>
+            </w:r>
+          </w:p>
+        </w:tc>
+        <w:tc>
+          <w:tcPr>
+            <w:tcW w:w="65" w:type="dxa"/>
+            <w:tcBorders/>
+            <w:tcMar>
+              <w:start w:w="0" w:type="dxa"/>
+              <w:end w:w="0" w:type="dxa"/>
+            </w:tcMar>
+          </w:tcPr>
+          <w:p>
+            <w:pPr>
+              <w:pStyle w:val="Normal"/>
+              <w:snapToGrid w:val="false"/>
+              <w:spacing w:before="0" w:after="160"/>
+              <w:rPr>
+                <w:rFonts w:ascii="Arial" w:hAnsi="Arial" w:cs="Tahoma"/>
+                <w:bCs/>
+                <w:sz w:val="22"/>
+                <w:szCs w:val="22"/>
+              </w:rPr>
+            </w:pPr>
+            <w:r>
+              <w:rPr>
+                <w:rFonts w:cs="Tahoma" w:ascii="Arial" w:hAnsi="Arial"/>
+                <w:bCs/>
+                <w:sz w:val="22"/>
+                <w:szCs w:val="22"/>
+              </w:rPr>
+            </w:r>
+          </w:p>
+        </w:tc>
+      </w:tr>
+    </w:tbl>
+    <w:p>
+      <w:pPr>
+        <w:pStyle w:val="Header"/>
+        <w:tabs>
+          <w:tab w:val="clear" w:pos="4252"/>
+          <w:tab w:val="clear" w:pos="8504"/>
+        </w:tabs>
+        <w:jc w:val="center"/>
+        <w:rPr>
+          <w:rFonts w:ascii="Arial" w:hAnsi="Arial" w:cs="Tahoma"/>
+          <w:b/>
+          <w:bCs/>
+          <w:color w:val="333399"/>
+          <w:sz w:val="22"/>
+          <w:szCs w:val="22"/>
+        </w:rPr>
+      </w:pPr>
+      <w:r>
+        <w:rPr>
+          <w:rFonts w:cs="Tahoma" w:ascii="Arial" w:hAnsi="Arial"/>
+          <w:b/>
+          <w:bCs/>
+          <w:color w:val="333399"/>
+          <w:sz w:val="22"/>
+          <w:szCs w:val="22"/>
         </w:rPr>
       </w:r>
       <w:r>
@@ -7338,7 +9686,7 @@
           <w:szCs w:val="22"/>
         </w:rPr>
       </w:pPr>
-      <w:bookmarkStart w:id="8" w:name="_Toc242307891"/>
+      <w:bookmarkStart w:id="12" w:name="_Toc242307891"/>
       <w:r>
         <w:rPr>
           <w:sz w:val="22"/>
@@ -7346,7 +9694,7 @@
         </w:rPr>
         <w:t>Anexo: Elicitación</w:t>
       </w:r>
-      <w:bookmarkEnd w:id="8"/>
+      <w:bookmarkEnd w:id="12"/>
     </w:p>
     <w:p>
       <w:pPr>
@@ -7389,7 +9737,7 @@
       <w:hyperlink r:id="rId9">
         <w:r>
           <w:rPr>
-            <w:rStyle w:val="Style8"/>
+            <w:rStyle w:val="Style7"/>
             <w:rFonts w:eastAsia="Arial" w:cs="Arial" w:ascii="Arial" w:hAnsi="Arial"/>
             <w:color w:val="1155CC"/>
             <w:szCs w:val="22"/>
@@ -7423,7 +9771,7 @@
           <w:szCs w:val="22"/>
         </w:rPr>
         <w:drawing>
-          <wp:anchor distT="0" distB="0" distL="0" distR="0" simplePos="0" relativeHeight="100" behindDoc="0" locked="0" layoutInCell="0" allowOverlap="1">
+          <wp:anchor distT="0" distB="0" distL="0" distR="0" simplePos="0" relativeHeight="102" behindDoc="0" locked="0" layoutInCell="0" allowOverlap="1">
             <wp:simplePos x="0" y="0"/>
             <wp:positionH relativeFrom="column">
               <wp:align>left</wp:align>
@@ -7500,7 +9848,7 @@
                         <wps:spPr>
                           <a:xfrm>
                             <a:off x="0" y="0"/>
-                            <a:ext cx="39960" cy="138960"/>
+                            <a:ext cx="39240" cy="138600"/>
                           </a:xfrm>
                           <a:prstGeom prst="rect">
                             <a:avLst/>
@@ -7521,7 +9869,7 @@
                             <w:p>
                               <w:pPr>
                                 <w:pStyle w:val="Normal"/>
-                                <w:overflowPunct w:val="true"/>
+                                <w:overflowPunct w:val="false"/>
                                 <w:spacing w:lineRule="auto" w:line="240" w:before="0" w:after="0"/>
                                 <w:rPr/>
                               </w:pPr>
@@ -7544,8 +9892,8 @@
                         <wps:cNvSpPr/>
                         <wps:spPr>
                           <a:xfrm>
-                            <a:off x="5783040" y="4563720"/>
-                            <a:ext cx="39960" cy="138960"/>
+                            <a:off x="5783760" y="4564440"/>
+                            <a:ext cx="39240" cy="138600"/>
                           </a:xfrm>
                           <a:prstGeom prst="rect">
                             <a:avLst/>
@@ -7566,7 +9914,7 @@
                             <w:p>
                               <w:pPr>
                                 <w:pStyle w:val="Normal"/>
-                                <w:overflowPunct w:val="true"/>
+                                <w:overflowPunct w:val="false"/>
                                 <w:spacing w:lineRule="auto" w:line="240" w:before="0" w:after="0"/>
                                 <w:rPr/>
                               </w:pPr>
@@ -7612,7 +9960,7 @@
                         <wps:spPr>
                           <a:xfrm>
                             <a:off x="18360" y="200160"/>
-                            <a:ext cx="5740560" cy="720"/>
+                            <a:ext cx="5740920" cy="720"/>
                           </a:xfrm>
                           <a:prstGeom prst="line">
                             <a:avLst/>
@@ -7635,8 +9983,8 @@
                         <wps:cNvSpPr/>
                         <wps:spPr>
                           <a:xfrm>
-                            <a:off x="5758920" y="195120"/>
-                            <a:ext cx="720" cy="4451400"/>
+                            <a:off x="5759280" y="195120"/>
+                            <a:ext cx="720" cy="4452120"/>
                           </a:xfrm>
                           <a:prstGeom prst="line">
                             <a:avLst/>
@@ -7659,8 +10007,8 @@
                         <wps:cNvSpPr/>
                         <wps:spPr>
                           <a:xfrm flipH="1">
-                            <a:off x="23400" y="4646160"/>
-                            <a:ext cx="5740560" cy="720"/>
+                            <a:off x="23400" y="4646880"/>
+                            <a:ext cx="5740920" cy="720"/>
                           </a:xfrm>
                           <a:prstGeom prst="line">
                             <a:avLst/>
@@ -7684,7 +10032,7 @@
                         <wps:spPr>
                           <a:xfrm flipV="1">
                             <a:off x="23400" y="200160"/>
-                            <a:ext cx="720" cy="4450680"/>
+                            <a:ext cx="720" cy="4451400"/>
                           </a:xfrm>
                           <a:prstGeom prst="line">
                             <a:avLst/>
@@ -7712,7 +10060,7 @@
           <mc:Fallback>
             <w:pict>
               <v:group id="shape_0" alt="Group 13652" style="position:absolute;margin-left:0pt;margin-top:-370.55pt;width:458.5pt;height:370.3pt" coordorigin="0,-7411" coordsize="9170,7406">
-                <v:rect id="shape_0" stroked="f" o:allowincell="f" style="position:absolute;left:0;top:-7411;width:62;height:218;mso-wrap-style:square;v-text-anchor:top;mso-position-vertical:top">
+                <v:rect id="shape_0" stroked="f" o:allowincell="f" style="position:absolute;left:0;top:-7411;width:61;height:217;mso-wrap-style:square;v-text-anchor:top;mso-position-vertical:top">
                   <v:fill o:detectmouseclick="t" on="false"/>
                   <v:stroke color="#3465a4" joinstyle="round" endcap="flat"/>
                   <v:textbox>
@@ -7720,7 +10068,7 @@
                       <w:p>
                         <w:pPr>
                           <w:pStyle w:val="Normal"/>
-                          <w:overflowPunct w:val="true"/>
+                          <w:overflowPunct w:val="false"/>
                           <w:spacing w:lineRule="auto" w:line="240" w:before="0" w:after="0"/>
                           <w:rPr/>
                         </w:pPr>
@@ -7736,7 +10084,7 @@
                   </v:textbox>
                   <w10:wrap type="square"/>
                 </v:rect>
-                <v:rect id="shape_0" stroked="f" o:allowincell="f" style="position:absolute;left:9107;top:-224;width:62;height:218;mso-wrap-style:square;v-text-anchor:top;mso-position-vertical:top">
+                <v:rect id="shape_0" stroked="f" o:allowincell="f" style="position:absolute;left:9108;top:-223;width:61;height:217;mso-wrap-style:square;v-text-anchor:top;mso-position-vertical:top">
                   <v:fill o:detectmouseclick="t" on="false"/>
                   <v:stroke color="#3465a4" joinstyle="round" endcap="flat"/>
                   <v:textbox>
@@ -7744,7 +10092,7 @@
                       <w:p>
                         <w:pPr>
                           <w:pStyle w:val="Normal"/>
-                          <w:overflowPunct w:val="true"/>
+                          <w:overflowPunct w:val="false"/>
                           <w:spacing w:lineRule="auto" w:line="240" w:before="0" w:after="0"/>
                           <w:rPr/>
                         </w:pPr>
@@ -7784,22 +10132,22 @@
                   <v:stroke color="#3465a4" joinstyle="round" endcap="flat"/>
                   <w10:wrap type="square"/>
                 </v:shape>
-                <v:line id="shape_0" from="29,-7096" to="9068,-7096" stroked="t" o:allowincell="f" style="position:absolute;mso-position-vertical:top">
+                <v:line id="shape_0" from="29,-7096" to="9069,-7096" stroked="t" o:allowincell="f" style="position:absolute;mso-position-vertical:top">
                   <v:stroke color="black" joinstyle="round" endcap="flat"/>
                   <v:fill o:detectmouseclick="t" on="false"/>
                   <w10:wrap type="square"/>
                 </v:line>
-                <v:line id="shape_0" from="9069,-7104" to="9069,-95" stroked="t" o:allowincell="f" style="position:absolute;mso-position-vertical:top">
+                <v:line id="shape_0" from="9070,-7104" to="9070,-94" stroked="t" o:allowincell="f" style="position:absolute;mso-position-vertical:top">
                   <v:stroke color="black" joinstyle="round" endcap="flat"/>
                   <v:fill o:detectmouseclick="t" on="false"/>
                   <w10:wrap type="square"/>
                 </v:line>
-                <v:line id="shape_0" from="37,-94" to="9076,-94" stroked="t" o:allowincell="f" style="position:absolute;flip:x;mso-position-vertical:top">
+                <v:line id="shape_0" from="37,-93" to="9077,-93" stroked="t" o:allowincell="f" style="position:absolute;flip:x;mso-position-vertical:top">
                   <v:stroke color="black" joinstyle="round" endcap="flat"/>
                   <v:fill o:detectmouseclick="t" on="false"/>
                   <w10:wrap type="square"/>
                 </v:line>
-                <v:line id="shape_0" from="37,-7096" to="37,-88" stroked="t" o:allowincell="f" style="position:absolute;flip:y;mso-position-vertical:top">
+                <v:line id="shape_0" from="37,-7096" to="37,-87" stroked="t" o:allowincell="f" style="position:absolute;flip:y;mso-position-vertical:top">
                   <v:stroke color="black" joinstyle="round" endcap="flat"/>
                   <v:fill o:detectmouseclick="t" on="false"/>
                   <w10:wrap type="square"/>
@@ -7845,8 +10193,8 @@
                         <wps:cNvSpPr/>
                         <wps:spPr>
                           <a:xfrm>
-                            <a:off x="5753160" y="3004200"/>
-                            <a:ext cx="39240" cy="139680"/>
+                            <a:off x="5753880" y="3004920"/>
+                            <a:ext cx="38880" cy="138960"/>
                           </a:xfrm>
                           <a:prstGeom prst="rect">
                             <a:avLst/>
@@ -7867,7 +10215,7 @@
                             <w:p>
                               <w:pPr>
                                 <w:pStyle w:val="Normal"/>
-                                <w:overflowPunct w:val="true"/>
+                                <w:overflowPunct w:val="false"/>
                                 <w:spacing w:lineRule="auto" w:line="240" w:before="0" w:after="0"/>
                                 <w:rPr/>
                               </w:pPr>
@@ -7890,8 +10238,8 @@
                         <wps:cNvSpPr/>
                         <wps:spPr>
                           <a:xfrm>
-                            <a:off x="0" y="3199680"/>
-                            <a:ext cx="476280" cy="139680"/>
+                            <a:off x="0" y="3200400"/>
+                            <a:ext cx="475560" cy="138960"/>
                           </a:xfrm>
                           <a:prstGeom prst="rect">
                             <a:avLst/>
@@ -7912,7 +10260,7 @@
                             <w:p>
                               <w:pPr>
                                 <w:pStyle w:val="Normal"/>
-                                <w:overflowPunct w:val="true"/>
+                                <w:overflowPunct w:val="false"/>
                                 <w:spacing w:lineRule="auto" w:line="240" w:before="0" w:after="0"/>
                                 <w:rPr/>
                               </w:pPr>
@@ -7935,8 +10283,8 @@
                         <wps:cNvSpPr/>
                         <wps:spPr>
                           <a:xfrm>
-                            <a:off x="359280" y="3199680"/>
-                            <a:ext cx="39240" cy="139680"/>
+                            <a:off x="359280" y="3200400"/>
+                            <a:ext cx="38880" cy="138960"/>
                           </a:xfrm>
                           <a:prstGeom prst="rect">
                             <a:avLst/>
@@ -7957,7 +10305,7 @@
                             <w:p>
                               <w:pPr>
                                 <w:pStyle w:val="Normal"/>
-                                <w:overflowPunct w:val="true"/>
+                                <w:overflowPunct w:val="false"/>
                                 <w:spacing w:lineRule="auto" w:line="240" w:before="0" w:after="0"/>
                                 <w:rPr/>
                               </w:pPr>
@@ -7980,8 +10328,8 @@
                         <wps:cNvSpPr/>
                         <wps:spPr>
                           <a:xfrm>
-                            <a:off x="391320" y="3199680"/>
-                            <a:ext cx="165240" cy="139680"/>
+                            <a:off x="391320" y="3200400"/>
+                            <a:ext cx="164520" cy="138960"/>
                           </a:xfrm>
                           <a:prstGeom prst="rect">
                             <a:avLst/>
@@ -8002,7 +10350,7 @@
                             <w:p>
                               <w:pPr>
                                 <w:pStyle w:val="Normal"/>
-                                <w:overflowPunct w:val="true"/>
+                                <w:overflowPunct w:val="false"/>
                                 <w:spacing w:lineRule="auto" w:line="240" w:before="0" w:after="0"/>
                                 <w:rPr/>
                               </w:pPr>
@@ -8025,8 +10373,8 @@
                         <wps:cNvSpPr/>
                         <wps:spPr>
                           <a:xfrm>
-                            <a:off x="517680" y="3199680"/>
-                            <a:ext cx="39240" cy="139680"/>
+                            <a:off x="517680" y="3200400"/>
+                            <a:ext cx="38880" cy="138960"/>
                           </a:xfrm>
                           <a:prstGeom prst="rect">
                             <a:avLst/>
@@ -8047,7 +10395,7 @@
                             <w:p>
                               <w:pPr>
                                 <w:pStyle w:val="Normal"/>
-                                <w:overflowPunct w:val="true"/>
+                                <w:overflowPunct w:val="false"/>
                                 <w:spacing w:lineRule="auto" w:line="240" w:before="0" w:after="0"/>
                                 <w:rPr/>
                               </w:pPr>
@@ -8070,8 +10418,8 @@
                         <wps:cNvSpPr/>
                         <wps:spPr>
                           <a:xfrm>
-                            <a:off x="548640" y="3199680"/>
-                            <a:ext cx="433800" cy="139680"/>
+                            <a:off x="548640" y="3200400"/>
+                            <a:ext cx="433080" cy="138960"/>
                           </a:xfrm>
                           <a:prstGeom prst="rect">
                             <a:avLst/>
@@ -8092,7 +10440,7 @@
                             <w:p>
                               <w:pPr>
                                 <w:pStyle w:val="Normal"/>
-                                <w:overflowPunct w:val="true"/>
+                                <w:overflowPunct w:val="false"/>
                                 <w:spacing w:lineRule="auto" w:line="240" w:before="0" w:after="0"/>
                                 <w:rPr/>
                               </w:pPr>
@@ -8115,8 +10463,8 @@
                         <wps:cNvSpPr/>
                         <wps:spPr>
                           <a:xfrm>
-                            <a:off x="877680" y="3199680"/>
-                            <a:ext cx="39240" cy="139680"/>
+                            <a:off x="877680" y="3200400"/>
+                            <a:ext cx="38880" cy="138960"/>
                           </a:xfrm>
                           <a:prstGeom prst="rect">
                             <a:avLst/>
@@ -8137,7 +10485,7 @@
                             <w:p>
                               <w:pPr>
                                 <w:pStyle w:val="Normal"/>
-                                <w:overflowPunct w:val="true"/>
+                                <w:overflowPunct w:val="false"/>
                                 <w:spacing w:lineRule="auto" w:line="240" w:before="0" w:after="0"/>
                                 <w:rPr/>
                               </w:pPr>
@@ -8160,8 +10508,8 @@
                         <wps:cNvSpPr/>
                         <wps:spPr>
                           <a:xfrm>
-                            <a:off x="907920" y="3199680"/>
-                            <a:ext cx="165240" cy="139680"/>
+                            <a:off x="907920" y="3200400"/>
+                            <a:ext cx="164520" cy="138960"/>
                           </a:xfrm>
                           <a:prstGeom prst="rect">
                             <a:avLst/>
@@ -8182,7 +10530,7 @@
                             <w:p>
                               <w:pPr>
                                 <w:pStyle w:val="Normal"/>
-                                <w:overflowPunct w:val="true"/>
+                                <w:overflowPunct w:val="false"/>
                                 <w:spacing w:lineRule="auto" w:line="240" w:before="0" w:after="0"/>
                                 <w:rPr/>
                               </w:pPr>
@@ -8205,8 +10553,8 @@
                         <wps:cNvSpPr/>
                         <wps:spPr>
                           <a:xfrm>
-                            <a:off x="1034280" y="3199680"/>
-                            <a:ext cx="39240" cy="139680"/>
+                            <a:off x="1034280" y="3200400"/>
+                            <a:ext cx="38880" cy="138960"/>
                           </a:xfrm>
                           <a:prstGeom prst="rect">
                             <a:avLst/>
@@ -8227,7 +10575,7 @@
                             <w:p>
                               <w:pPr>
                                 <w:pStyle w:val="Normal"/>
-                                <w:overflowPunct w:val="true"/>
+                                <w:overflowPunct w:val="false"/>
                                 <w:spacing w:lineRule="auto" w:line="240" w:before="0" w:after="0"/>
                                 <w:rPr/>
                               </w:pPr>
@@ -8250,8 +10598,8 @@
                         <wps:cNvSpPr/>
                         <wps:spPr>
                           <a:xfrm>
-                            <a:off x="1066320" y="3199680"/>
-                            <a:ext cx="753840" cy="139680"/>
+                            <a:off x="1066320" y="3200400"/>
+                            <a:ext cx="753120" cy="138960"/>
                           </a:xfrm>
                           <a:prstGeom prst="rect">
                             <a:avLst/>
@@ -8272,7 +10620,7 @@
                             <w:p>
                               <w:pPr>
                                 <w:pStyle w:val="Normal"/>
-                                <w:overflowPunct w:val="true"/>
+                                <w:overflowPunct w:val="false"/>
                                 <w:spacing w:lineRule="auto" w:line="240" w:before="0" w:after="0"/>
                                 <w:rPr/>
                               </w:pPr>
@@ -8295,8 +10643,8 @@
                         <wps:cNvSpPr/>
                         <wps:spPr>
                           <a:xfrm>
-                            <a:off x="1634400" y="3199680"/>
-                            <a:ext cx="39240" cy="139680"/>
+                            <a:off x="1634400" y="3200400"/>
+                            <a:ext cx="38880" cy="138960"/>
                           </a:xfrm>
                           <a:prstGeom prst="rect">
                             <a:avLst/>
@@ -8317,7 +10665,7 @@
                             <w:p>
                               <w:pPr>
                                 <w:pStyle w:val="Normal"/>
-                                <w:overflowPunct w:val="true"/>
+                                <w:overflowPunct w:val="false"/>
                                 <w:spacing w:lineRule="auto" w:line="240" w:before="0" w:after="0"/>
                                 <w:rPr/>
                               </w:pPr>
@@ -8340,8 +10688,8 @@
                         <wps:cNvSpPr/>
                         <wps:spPr>
                           <a:xfrm>
-                            <a:off x="1666080" y="3199680"/>
-                            <a:ext cx="542880" cy="139680"/>
+                            <a:off x="1666080" y="3200400"/>
+                            <a:ext cx="542160" cy="138960"/>
                           </a:xfrm>
                           <a:prstGeom prst="rect">
                             <a:avLst/>
@@ -8362,7 +10710,7 @@
                             <w:p>
                               <w:pPr>
                                 <w:pStyle w:val="Normal"/>
-                                <w:overflowPunct w:val="true"/>
+                                <w:overflowPunct w:val="false"/>
                                 <w:spacing w:lineRule="auto" w:line="240" w:before="0" w:after="0"/>
                                 <w:rPr/>
                               </w:pPr>
@@ -8385,8 +10733,8 @@
                         <wps:cNvSpPr/>
                         <wps:spPr>
                           <a:xfrm>
-                            <a:off x="2076480" y="3199680"/>
-                            <a:ext cx="39240" cy="139680"/>
+                            <a:off x="2076480" y="3200400"/>
+                            <a:ext cx="38880" cy="138960"/>
                           </a:xfrm>
                           <a:prstGeom prst="rect">
                             <a:avLst/>
@@ -8407,7 +10755,7 @@
                             <w:p>
                               <w:pPr>
                                 <w:pStyle w:val="Normal"/>
-                                <w:overflowPunct w:val="true"/>
+                                <w:overflowPunct w:val="false"/>
                                 <w:spacing w:lineRule="auto" w:line="240" w:before="0" w:after="0"/>
                                 <w:rPr/>
                               </w:pPr>
@@ -8430,8 +10778,8 @@
                         <wps:cNvSpPr/>
                         <wps:spPr>
                           <a:xfrm>
-                            <a:off x="4391640" y="5030640"/>
-                            <a:ext cx="39240" cy="139680"/>
+                            <a:off x="4392360" y="5031000"/>
+                            <a:ext cx="38880" cy="138960"/>
                           </a:xfrm>
                           <a:prstGeom prst="rect">
                             <a:avLst/>
@@ -8452,7 +10800,7 @@
                             <w:p>
                               <w:pPr>
                                 <w:pStyle w:val="Normal"/>
-                                <w:overflowPunct w:val="true"/>
+                                <w:overflowPunct w:val="false"/>
                                 <w:spacing w:lineRule="auto" w:line="240" w:before="0" w:after="0"/>
                                 <w:rPr/>
                               </w:pPr>
@@ -8475,8 +10823,8 @@
                         <wps:cNvSpPr/>
                         <wps:spPr>
                           <a:xfrm>
-                            <a:off x="0" y="5226840"/>
-                            <a:ext cx="652320" cy="139680"/>
+                            <a:off x="0" y="5227200"/>
+                            <a:ext cx="651600" cy="138960"/>
                           </a:xfrm>
                           <a:prstGeom prst="rect">
                             <a:avLst/>
@@ -8497,7 +10845,7 @@
                             <w:p>
                               <w:pPr>
                                 <w:pStyle w:val="Normal"/>
-                                <w:overflowPunct w:val="true"/>
+                                <w:overflowPunct w:val="false"/>
                                 <w:spacing w:lineRule="auto" w:line="240" w:before="0" w:after="0"/>
                                 <w:rPr>
                                   <w:rFonts w:ascii="Aptos" w:hAnsi="Aptos" w:eastAsia="" w:cs="" w:asciiTheme="minorHAnsi" w:cstheme="minorBidi" w:eastAsiaTheme="minorEastAsia" w:hAnsiTheme="minorHAnsi"/>
@@ -8515,7 +10863,7 @@
                             <w:p>
                               <w:pPr>
                                 <w:pStyle w:val="Normal"/>
-                                <w:overflowPunct w:val="true"/>
+                                <w:overflowPunct w:val="false"/>
                                 <w:spacing w:lineRule="auto" w:line="240" w:before="0" w:after="0"/>
                                 <w:rPr>
                                   <w:rFonts w:ascii="Aptos" w:hAnsi="Aptos" w:eastAsia="" w:cs="" w:asciiTheme="minorHAnsi" w:cstheme="minorBidi" w:eastAsiaTheme="minorEastAsia" w:hAnsiTheme="minorHAnsi"/>
@@ -8541,8 +10889,8 @@
                         <wps:cNvSpPr/>
                         <wps:spPr>
                           <a:xfrm>
-                            <a:off x="492120" y="5226840"/>
-                            <a:ext cx="39240" cy="139680"/>
+                            <a:off x="492120" y="5227200"/>
+                            <a:ext cx="38880" cy="138960"/>
                           </a:xfrm>
                           <a:prstGeom prst="rect">
                             <a:avLst/>
@@ -8563,7 +10911,7 @@
                             <w:p>
                               <w:pPr>
                                 <w:pStyle w:val="Normal"/>
-                                <w:overflowPunct w:val="true"/>
+                                <w:overflowPunct w:val="false"/>
                                 <w:spacing w:lineRule="auto" w:line="240" w:before="0" w:after="0"/>
                                 <w:rPr/>
                               </w:pPr>
@@ -8586,8 +10934,8 @@
                         <wps:cNvSpPr/>
                         <wps:spPr>
                           <a:xfrm>
-                            <a:off x="523080" y="5226840"/>
-                            <a:ext cx="80640" cy="139680"/>
+                            <a:off x="523080" y="5227200"/>
+                            <a:ext cx="79920" cy="138960"/>
                           </a:xfrm>
                           <a:prstGeom prst="rect">
                             <a:avLst/>
@@ -8608,7 +10956,7 @@
                             <w:p>
                               <w:pPr>
                                 <w:pStyle w:val="Normal"/>
-                                <w:overflowPunct w:val="true"/>
+                                <w:overflowPunct w:val="false"/>
                                 <w:spacing w:lineRule="auto" w:line="240" w:before="0" w:after="0"/>
                                 <w:rPr/>
                               </w:pPr>
@@ -8631,8 +10979,8 @@
                         <wps:cNvSpPr/>
                         <wps:spPr>
                           <a:xfrm>
-                            <a:off x="586800" y="5226840"/>
-                            <a:ext cx="39240" cy="139680"/>
+                            <a:off x="586800" y="5227200"/>
+                            <a:ext cx="38880" cy="138960"/>
                           </a:xfrm>
                           <a:prstGeom prst="rect">
                             <a:avLst/>
@@ -8653,7 +11001,7 @@
                             <w:p>
                               <w:pPr>
                                 <w:pStyle w:val="Normal"/>
-                                <w:overflowPunct w:val="true"/>
+                                <w:overflowPunct w:val="false"/>
                                 <w:spacing w:lineRule="auto" w:line="240" w:before="0" w:after="0"/>
                                 <w:rPr/>
                               </w:pPr>
@@ -8676,8 +11024,8 @@
                         <wps:cNvSpPr/>
                         <wps:spPr>
                           <a:xfrm>
-                            <a:off x="618480" y="5226840"/>
-                            <a:ext cx="190440" cy="139680"/>
+                            <a:off x="618480" y="5227200"/>
+                            <a:ext cx="189720" cy="138960"/>
                           </a:xfrm>
                           <a:prstGeom prst="rect">
                             <a:avLst/>
@@ -8698,7 +11046,7 @@
                             <w:p>
                               <w:pPr>
                                 <w:pStyle w:val="Normal"/>
-                                <w:overflowPunct w:val="true"/>
+                                <w:overflowPunct w:val="false"/>
                                 <w:spacing w:lineRule="auto" w:line="240" w:before="0" w:after="0"/>
                                 <w:rPr/>
                               </w:pPr>
@@ -8721,8 +11069,8 @@
                         <wps:cNvSpPr/>
                         <wps:spPr>
                           <a:xfrm>
-                            <a:off x="763920" y="5226840"/>
-                            <a:ext cx="39240" cy="139680"/>
+                            <a:off x="763920" y="5227200"/>
+                            <a:ext cx="38880" cy="138960"/>
                           </a:xfrm>
                           <a:prstGeom prst="rect">
                             <a:avLst/>
@@ -8743,7 +11091,7 @@
                             <w:p>
                               <w:pPr>
                                 <w:pStyle w:val="Normal"/>
-                                <w:overflowPunct w:val="true"/>
+                                <w:overflowPunct w:val="false"/>
                                 <w:spacing w:lineRule="auto" w:line="240" w:before="0" w:after="0"/>
                                 <w:rPr/>
                               </w:pPr>
@@ -8766,8 +11114,8 @@
                         <wps:cNvSpPr/>
                         <wps:spPr>
                           <a:xfrm>
-                            <a:off x="794880" y="5226840"/>
-                            <a:ext cx="459000" cy="139680"/>
+                            <a:off x="794880" y="5227200"/>
+                            <a:ext cx="458640" cy="138960"/>
                           </a:xfrm>
                           <a:prstGeom prst="rect">
                             <a:avLst/>
@@ -8788,7 +11136,7 @@
                             <w:p>
                               <w:pPr>
                                 <w:pStyle w:val="Normal"/>
-                                <w:overflowPunct w:val="true"/>
+                                <w:overflowPunct w:val="false"/>
                                 <w:spacing w:lineRule="auto" w:line="240" w:before="0" w:after="0"/>
                                 <w:rPr/>
                               </w:pPr>
@@ -8811,8 +11159,8 @@
                         <wps:cNvSpPr/>
                         <wps:spPr>
                           <a:xfrm>
-                            <a:off x="1141560" y="5226840"/>
-                            <a:ext cx="39240" cy="139680"/>
+                            <a:off x="1141560" y="5227200"/>
+                            <a:ext cx="38880" cy="138960"/>
                           </a:xfrm>
                           <a:prstGeom prst="rect">
                             <a:avLst/>
@@ -8833,7 +11181,7 @@
                             <w:p>
                               <w:pPr>
                                 <w:pStyle w:val="Normal"/>
-                                <w:overflowPunct w:val="true"/>
+                                <w:overflowPunct w:val="false"/>
                                 <w:spacing w:lineRule="auto" w:line="240" w:before="0" w:after="0"/>
                                 <w:rPr/>
                               </w:pPr>
@@ -8856,8 +11204,8 @@
                         <wps:cNvSpPr/>
                         <wps:spPr>
                           <a:xfrm>
-                            <a:off x="1173600" y="5226840"/>
-                            <a:ext cx="786600" cy="139680"/>
+                            <a:off x="1173600" y="5227200"/>
+                            <a:ext cx="786240" cy="138960"/>
                           </a:xfrm>
                           <a:prstGeom prst="rect">
                             <a:avLst/>
@@ -8878,7 +11226,7 @@
                             <w:p>
                               <w:pPr>
                                 <w:pStyle w:val="Normal"/>
-                                <w:overflowPunct w:val="true"/>
+                                <w:overflowPunct w:val="false"/>
                                 <w:spacing w:lineRule="auto" w:line="240" w:before="0" w:after="0"/>
                                 <w:rPr/>
                               </w:pPr>
@@ -8901,8 +11249,8 @@
                         <wps:cNvSpPr/>
                         <wps:spPr>
                           <a:xfrm>
-                            <a:off x="1767240" y="5226840"/>
-                            <a:ext cx="39240" cy="139680"/>
+                            <a:off x="1767240" y="5227200"/>
+                            <a:ext cx="38880" cy="138960"/>
                           </a:xfrm>
                           <a:prstGeom prst="rect">
                             <a:avLst/>
@@ -8923,7 +11271,7 @@
                             <w:p>
                               <w:pPr>
                                 <w:pStyle w:val="Normal"/>
-                                <w:overflowPunct w:val="true"/>
+                                <w:overflowPunct w:val="false"/>
                                 <w:spacing w:lineRule="auto" w:line="240" w:before="0" w:after="0"/>
                                 <w:rPr/>
                               </w:pPr>
@@ -8946,8 +11294,8 @@
                         <wps:cNvSpPr/>
                         <wps:spPr>
                           <a:xfrm>
-                            <a:off x="1798920" y="5226840"/>
-                            <a:ext cx="165240" cy="139680"/>
+                            <a:off x="1798920" y="5227200"/>
+                            <a:ext cx="164520" cy="138960"/>
                           </a:xfrm>
                           <a:prstGeom prst="rect">
                             <a:avLst/>
@@ -8968,7 +11316,7 @@
                             <w:p>
                               <w:pPr>
                                 <w:pStyle w:val="Normal"/>
-                                <w:overflowPunct w:val="true"/>
+                                <w:overflowPunct w:val="false"/>
                                 <w:spacing w:lineRule="auto" w:line="240" w:before="0" w:after="0"/>
                                 <w:rPr/>
                               </w:pPr>
@@ -8991,8 +11339,8 @@
                         <wps:cNvSpPr/>
                         <wps:spPr>
                           <a:xfrm>
-                            <a:off x="1925280" y="5226840"/>
-                            <a:ext cx="39240" cy="139680"/>
+                            <a:off x="1925280" y="5227200"/>
+                            <a:ext cx="38880" cy="138960"/>
                           </a:xfrm>
                           <a:prstGeom prst="rect">
                             <a:avLst/>
@@ -9013,7 +11361,7 @@
                             <w:p>
                               <w:pPr>
                                 <w:pStyle w:val="Normal"/>
-                                <w:overflowPunct w:val="true"/>
+                                <w:overflowPunct w:val="false"/>
                                 <w:spacing w:lineRule="auto" w:line="240" w:before="0" w:after="0"/>
                                 <w:rPr/>
                               </w:pPr>
@@ -9036,8 +11384,8 @@
                         <wps:cNvSpPr/>
                         <wps:spPr>
                           <a:xfrm>
-                            <a:off x="1956960" y="5226840"/>
-                            <a:ext cx="332640" cy="139680"/>
+                            <a:off x="1956960" y="5227200"/>
+                            <a:ext cx="332280" cy="138960"/>
                           </a:xfrm>
                           <a:prstGeom prst="rect">
                             <a:avLst/>
@@ -9058,7 +11406,7 @@
                             <w:p>
                               <w:pPr>
                                 <w:pStyle w:val="Normal"/>
-                                <w:overflowPunct w:val="true"/>
+                                <w:overflowPunct w:val="false"/>
                                 <w:spacing w:lineRule="auto" w:line="240" w:before="0" w:after="0"/>
                                 <w:rPr/>
                               </w:pPr>
@@ -9081,8 +11429,8 @@
                         <wps:cNvSpPr/>
                         <wps:spPr>
                           <a:xfrm>
-                            <a:off x="2209320" y="5226840"/>
-                            <a:ext cx="39240" cy="139680"/>
+                            <a:off x="2209320" y="5227200"/>
+                            <a:ext cx="38880" cy="138960"/>
                           </a:xfrm>
                           <a:prstGeom prst="rect">
                             <a:avLst/>
@@ -9103,7 +11451,7 @@
                             <w:p>
                               <w:pPr>
                                 <w:pStyle w:val="Normal"/>
-                                <w:overflowPunct w:val="true"/>
+                                <w:overflowPunct w:val="false"/>
                                 <w:spacing w:lineRule="auto" w:line="240" w:before="0" w:after="0"/>
                                 <w:rPr/>
                               </w:pPr>
@@ -9126,8 +11474,8 @@
                         <wps:cNvSpPr/>
                         <wps:spPr>
                           <a:xfrm>
-                            <a:off x="2241000" y="5226840"/>
-                            <a:ext cx="114480" cy="139680"/>
+                            <a:off x="2241000" y="5227200"/>
+                            <a:ext cx="113760" cy="138960"/>
                           </a:xfrm>
                           <a:prstGeom prst="rect">
                             <a:avLst/>
@@ -9148,7 +11496,7 @@
                             <w:p>
                               <w:pPr>
                                 <w:pStyle w:val="Normal"/>
-                                <w:overflowPunct w:val="true"/>
+                                <w:overflowPunct w:val="false"/>
                                 <w:spacing w:lineRule="auto" w:line="240" w:before="0" w:after="0"/>
                                 <w:rPr/>
                               </w:pPr>
@@ -9171,8 +11519,8 @@
                         <wps:cNvSpPr/>
                         <wps:spPr>
                           <a:xfrm>
-                            <a:off x="2329200" y="5226840"/>
-                            <a:ext cx="39240" cy="139680"/>
+                            <a:off x="2329200" y="5227200"/>
+                            <a:ext cx="38880" cy="138960"/>
                           </a:xfrm>
                           <a:prstGeom prst="rect">
                             <a:avLst/>
@@ -9193,7 +11541,7 @@
                             <w:p>
                               <w:pPr>
                                 <w:pStyle w:val="Normal"/>
-                                <w:overflowPunct w:val="true"/>
+                                <w:overflowPunct w:val="false"/>
                                 <w:spacing w:lineRule="auto" w:line="240" w:before="0" w:after="0"/>
                                 <w:rPr/>
                               </w:pPr>
@@ -9216,8 +11564,8 @@
                         <wps:cNvSpPr/>
                         <wps:spPr>
                           <a:xfrm>
-                            <a:off x="2359800" y="5226840"/>
-                            <a:ext cx="383400" cy="139680"/>
+                            <a:off x="2359800" y="5227200"/>
+                            <a:ext cx="383040" cy="138960"/>
                           </a:xfrm>
                           <a:prstGeom prst="rect">
                             <a:avLst/>
@@ -9238,7 +11586,7 @@
                             <w:p>
                               <w:pPr>
                                 <w:pStyle w:val="Normal"/>
-                                <w:overflowPunct w:val="true"/>
+                                <w:overflowPunct w:val="false"/>
                                 <w:spacing w:lineRule="auto" w:line="240" w:before="0" w:after="0"/>
                                 <w:rPr/>
                               </w:pPr>
@@ -9261,8 +11609,8 @@
                         <wps:cNvSpPr/>
                         <wps:spPr>
                           <a:xfrm>
-                            <a:off x="2650320" y="5226840"/>
-                            <a:ext cx="39240" cy="139680"/>
+                            <a:off x="2650320" y="5227200"/>
+                            <a:ext cx="38880" cy="138960"/>
                           </a:xfrm>
                           <a:prstGeom prst="rect">
                             <a:avLst/>
@@ -9283,7 +11631,7 @@
                             <w:p>
                               <w:pPr>
                                 <w:pStyle w:val="Normal"/>
-                                <w:overflowPunct w:val="true"/>
+                                <w:overflowPunct w:val="false"/>
                                 <w:spacing w:lineRule="auto" w:line="240" w:before="0" w:after="0"/>
                                 <w:rPr/>
                               </w:pPr>
@@ -9333,7 +11681,7 @@
                         <wps:spPr>
                           <a:xfrm>
                             <a:off x="18360" y="4320"/>
-                            <a:ext cx="5711040" cy="720"/>
+                            <a:ext cx="5711760" cy="720"/>
                           </a:xfrm>
                           <a:prstGeom prst="line">
                             <a:avLst/>
@@ -9356,7 +11704,7 @@
                         <wps:cNvSpPr/>
                         <wps:spPr>
                           <a:xfrm>
-                            <a:off x="5729760" y="0"/>
+                            <a:off x="5730120" y="0"/>
                             <a:ext cx="720" cy="3080880"/>
                           </a:xfrm>
                           <a:prstGeom prst="line">
@@ -9381,7 +11729,7 @@
                         <wps:spPr>
                           <a:xfrm flipH="1">
                             <a:off x="23400" y="3080880"/>
-                            <a:ext cx="5710680" cy="720"/>
+                            <a:ext cx="5711040" cy="720"/>
                           </a:xfrm>
                           <a:prstGeom prst="line">
                             <a:avLst/>
@@ -9435,8 +11783,8 @@
                         </pic:blipFill>
                         <pic:spPr>
                           <a:xfrm>
-                            <a:off x="28080" y="3400560"/>
-                            <a:ext cx="4331880" cy="1701000"/>
+                            <a:off x="28080" y="3400920"/>
+                            <a:ext cx="4331880" cy="1700640"/>
                           </a:xfrm>
                           <a:prstGeom prst="rect">
                             <a:avLst/>
@@ -9455,7 +11803,7 @@
                         <wps:cNvSpPr/>
                         <wps:spPr>
                           <a:xfrm>
-                            <a:off x="18360" y="3395520"/>
+                            <a:off x="18360" y="3395880"/>
                             <a:ext cx="4347720" cy="720"/>
                           </a:xfrm>
                           <a:prstGeom prst="line">
@@ -9479,8 +11827,8 @@
                         <wps:cNvSpPr/>
                         <wps:spPr>
                           <a:xfrm>
-                            <a:off x="4367520" y="3390120"/>
-                            <a:ext cx="720" cy="1717560"/>
+                            <a:off x="4368240" y="3390120"/>
+                            <a:ext cx="720" cy="1718280"/>
                           </a:xfrm>
                           <a:prstGeom prst="line">
                             <a:avLst/>
@@ -9503,7 +11851,7 @@
                         <wps:cNvSpPr/>
                         <wps:spPr>
                           <a:xfrm flipH="1">
-                            <a:off x="23400" y="5108400"/>
+                            <a:off x="23400" y="5109120"/>
                             <a:ext cx="4347720" cy="720"/>
                           </a:xfrm>
                           <a:prstGeom prst="line">
@@ -9527,7 +11875,7 @@
                         <wps:cNvSpPr/>
                         <wps:spPr>
                           <a:xfrm flipV="1">
-                            <a:off x="23400" y="3395520"/>
+                            <a:off x="23400" y="3395880"/>
                             <a:ext cx="720" cy="1717560"/>
                           </a:xfrm>
                           <a:prstGeom prst="line">
@@ -9556,7 +11904,7 @@
           <mc:Fallback>
             <w:pict>
               <v:group id="shape_0" alt="Group 14120" style="position:absolute;margin-left:0pt;margin-top:-423.35pt;width:456.1pt;height:422.55pt" coordorigin="0,-8467" coordsize="9122,8451">
-                <v:rect id="shape_0" stroked="f" o:allowincell="f" style="position:absolute;left:9060;top:-3736;width:61;height:219;mso-wrap-style:square;v-text-anchor:top;mso-position-vertical:top">
+                <v:rect id="shape_0" stroked="f" o:allowincell="f" style="position:absolute;left:9061;top:-3735;width:60;height:218;mso-wrap-style:square;v-text-anchor:top;mso-position-vertical:top">
                   <v:fill o:detectmouseclick="t" on="false"/>
                   <v:stroke color="#3465a4" joinstyle="round" endcap="flat"/>
                   <v:textbox>
@@ -9564,7 +11912,7 @@
                       <w:p>
                         <w:pPr>
                           <w:pStyle w:val="Normal"/>
-                          <w:overflowPunct w:val="true"/>
+                          <w:overflowPunct w:val="false"/>
                           <w:spacing w:lineRule="auto" w:line="240" w:before="0" w:after="0"/>
                           <w:rPr/>
                         </w:pPr>
@@ -9580,7 +11928,7 @@
                   </v:textbox>
                   <w10:wrap type="square"/>
                 </v:rect>
-                <v:rect id="shape_0" stroked="f" o:allowincell="f" style="position:absolute;left:0;top:-3428;width:749;height:219;mso-wrap-style:square;v-text-anchor:top;mso-position-vertical:top">
+                <v:rect id="shape_0" stroked="f" o:allowincell="f" style="position:absolute;left:0;top:-3427;width:748;height:218;mso-wrap-style:square;v-text-anchor:top;mso-position-vertical:top">
                   <v:fill o:detectmouseclick="t" on="false"/>
                   <v:stroke color="#3465a4" joinstyle="round" endcap="flat"/>
                   <v:textbox>
@@ -9588,7 +11936,7 @@
                       <w:p>
                         <w:pPr>
                           <w:pStyle w:val="Normal"/>
-                          <w:overflowPunct w:val="true"/>
+                          <w:overflowPunct w:val="false"/>
                           <w:spacing w:lineRule="auto" w:line="240" w:before="0" w:after="0"/>
                           <w:rPr/>
                         </w:pPr>
@@ -9604,7 +11952,7 @@
                   </v:textbox>
                   <w10:wrap type="square"/>
                 </v:rect>
-                <v:rect id="shape_0" stroked="f" o:allowincell="f" style="position:absolute;left:566;top:-3428;width:61;height:219;mso-wrap-style:square;v-text-anchor:top;mso-position-vertical:top">
+                <v:rect id="shape_0" stroked="f" o:allowincell="f" style="position:absolute;left:566;top:-3427;width:60;height:218;mso-wrap-style:square;v-text-anchor:top;mso-position-vertical:top">
                   <v:fill o:detectmouseclick="t" on="false"/>
                   <v:stroke color="#3465a4" joinstyle="round" endcap="flat"/>
                   <v:textbox>
@@ -9612,7 +11960,7 @@
                       <w:p>
                         <w:pPr>
                           <w:pStyle w:val="Normal"/>
-                          <w:overflowPunct w:val="true"/>
+                          <w:overflowPunct w:val="false"/>
                           <w:spacing w:lineRule="auto" w:line="240" w:before="0" w:after="0"/>
                           <w:rPr/>
                         </w:pPr>
@@ -9628,7 +11976,7 @@
                   </v:textbox>
                   <w10:wrap type="square"/>
                 </v:rect>
-                <v:rect id="shape_0" stroked="f" o:allowincell="f" style="position:absolute;left:616;top:-3428;width:259;height:219;mso-wrap-style:square;v-text-anchor:top;mso-position-vertical:top">
+                <v:rect id="shape_0" stroked="f" o:allowincell="f" style="position:absolute;left:616;top:-3427;width:258;height:218;mso-wrap-style:square;v-text-anchor:top;mso-position-vertical:top">
                   <v:fill o:detectmouseclick="t" on="false"/>
                   <v:stroke color="#3465a4" joinstyle="round" endcap="flat"/>
                   <v:textbox>
@@ -9636,7 +11984,7 @@
                       <w:p>
                         <w:pPr>
                           <w:pStyle w:val="Normal"/>
-                          <w:overflowPunct w:val="true"/>
+                          <w:overflowPunct w:val="false"/>
                           <w:spacing w:lineRule="auto" w:line="240" w:before="0" w:after="0"/>
                           <w:rPr/>
                         </w:pPr>
@@ -9652,7 +12000,7 @@
                   </v:textbox>
                   <w10:wrap type="square"/>
                 </v:rect>
-                <v:rect id="shape_0" stroked="f" o:allowincell="f" style="position:absolute;left:815;top:-3428;width:61;height:219;mso-wrap-style:square;v-text-anchor:top;mso-position-vertical:top">
+                <v:rect id="shape_0" stroked="f" o:allowincell="f" style="position:absolute;left:815;top:-3427;width:60;height:218;mso-wrap-style:square;v-text-anchor:top;mso-position-vertical:top">
                   <v:fill o:detectmouseclick="t" on="false"/>
                   <v:stroke color="#3465a4" joinstyle="round" endcap="flat"/>
                   <v:textbox>
@@ -9660,7 +12008,7 @@
                       <w:p>
                         <w:pPr>
                           <w:pStyle w:val="Normal"/>
-                          <w:overflowPunct w:val="true"/>
+                          <w:overflowPunct w:val="false"/>
                           <w:spacing w:lineRule="auto" w:line="240" w:before="0" w:after="0"/>
                           <w:rPr/>
                         </w:pPr>
@@ -9676,7 +12024,7 @@
                   </v:textbox>
                   <w10:wrap type="square"/>
                 </v:rect>
-                <v:rect id="shape_0" stroked="f" o:allowincell="f" style="position:absolute;left:864;top:-3428;width:682;height:219;mso-wrap-style:square;v-text-anchor:top;mso-position-vertical:top">
+                <v:rect id="shape_0" stroked="f" o:allowincell="f" style="position:absolute;left:864;top:-3427;width:681;height:218;mso-wrap-style:square;v-text-anchor:top;mso-position-vertical:top">
                   <v:fill o:detectmouseclick="t" on="false"/>
                   <v:stroke color="#3465a4" joinstyle="round" endcap="flat"/>
                   <v:textbox>
@@ -9684,7 +12032,7 @@
                       <w:p>
                         <w:pPr>
                           <w:pStyle w:val="Normal"/>
-                          <w:overflowPunct w:val="true"/>
+                          <w:overflowPunct w:val="false"/>
                           <w:spacing w:lineRule="auto" w:line="240" w:before="0" w:after="0"/>
                           <w:rPr/>
                         </w:pPr>
@@ -9700,7 +12048,7 @@
                   </v:textbox>
                   <w10:wrap type="square"/>
                 </v:rect>
-                <v:rect id="shape_0" stroked="f" o:allowincell="f" style="position:absolute;left:1382;top:-3428;width:61;height:219;mso-wrap-style:square;v-text-anchor:top;mso-position-vertical:top">
+                <v:rect id="shape_0" stroked="f" o:allowincell="f" style="position:absolute;left:1382;top:-3427;width:60;height:218;mso-wrap-style:square;v-text-anchor:top;mso-position-vertical:top">
                   <v:fill o:detectmouseclick="t" on="false"/>
                   <v:stroke color="#3465a4" joinstyle="round" endcap="flat"/>
                   <v:textbox>
@@ -9708,7 +12056,7 @@
                       <w:p>
                         <w:pPr>
                           <w:pStyle w:val="Normal"/>
-                          <w:overflowPunct w:val="true"/>
+                          <w:overflowPunct w:val="false"/>
                           <w:spacing w:lineRule="auto" w:line="240" w:before="0" w:after="0"/>
                           <w:rPr/>
                         </w:pPr>
@@ -9724,7 +12072,7 @@
                   </v:textbox>
                   <w10:wrap type="square"/>
                 </v:rect>
-                <v:rect id="shape_0" stroked="f" o:allowincell="f" style="position:absolute;left:1430;top:-3428;width:259;height:219;mso-wrap-style:square;v-text-anchor:top;mso-position-vertical:top">
+                <v:rect id="shape_0" stroked="f" o:allowincell="f" style="position:absolute;left:1430;top:-3427;width:258;height:218;mso-wrap-style:square;v-text-anchor:top;mso-position-vertical:top">
                   <v:fill o:detectmouseclick="t" on="false"/>
                   <v:stroke color="#3465a4" joinstyle="round" endcap="flat"/>
                   <v:textbox>
@@ -9732,7 +12080,7 @@
                       <w:p>
                         <w:pPr>
                           <w:pStyle w:val="Normal"/>
-                          <w:overflowPunct w:val="true"/>
+                          <w:overflowPunct w:val="false"/>
                           <w:spacing w:lineRule="auto" w:line="240" w:before="0" w:after="0"/>
                           <w:rPr/>
                         </w:pPr>
@@ -9748,7 +12096,7 @@
                   </v:textbox>
                   <w10:wrap type="square"/>
                 </v:rect>
-                <v:rect id="shape_0" stroked="f" o:allowincell="f" style="position:absolute;left:1629;top:-3428;width:61;height:219;mso-wrap-style:square;v-text-anchor:top;mso-position-vertical:top">
+                <v:rect id="shape_0" stroked="f" o:allowincell="f" style="position:absolute;left:1629;top:-3427;width:60;height:218;mso-wrap-style:square;v-text-anchor:top;mso-position-vertical:top">
                   <v:fill o:detectmouseclick="t" on="false"/>
                   <v:stroke color="#3465a4" joinstyle="round" endcap="flat"/>
                   <v:textbox>
@@ -9756,7 +12104,7 @@
                       <w:p>
                         <w:pPr>
                           <w:pStyle w:val="Normal"/>
-                          <w:overflowPunct w:val="true"/>
+                          <w:overflowPunct w:val="false"/>
                           <w:spacing w:lineRule="auto" w:line="240" w:before="0" w:after="0"/>
                           <w:rPr/>
                         </w:pPr>
@@ -9772,7 +12120,7 @@
                   </v:textbox>
                   <w10:wrap type="square"/>
                 </v:rect>
-                <v:rect id="shape_0" stroked="f" o:allowincell="f" style="position:absolute;left:1679;top:-3428;width:1186;height:219;mso-wrap-style:square;v-text-anchor:top;mso-position-vertical:top">
+                <v:rect id="shape_0" stroked="f" o:allowincell="f" style="position:absolute;left:1679;top:-3427;width:1185;height:218;mso-wrap-style:square;v-text-anchor:top;mso-position-vertical:top">
                   <v:fill o:detectmouseclick="t" on="false"/>
                   <v:stroke color="#3465a4" joinstyle="round" endcap="flat"/>
                   <v:textbox>
@@ -9780,7 +12128,7 @@
                       <w:p>
                         <w:pPr>
                           <w:pStyle w:val="Normal"/>
-                          <w:overflowPunct w:val="true"/>
+                          <w:overflowPunct w:val="false"/>
                           <w:spacing w:lineRule="auto" w:line="240" w:before="0" w:after="0"/>
                           <w:rPr/>
                         </w:pPr>
@@ -9796,7 +12144,7 @@
                   </v:textbox>
                   <w10:wrap type="square"/>
                 </v:rect>
-                <v:rect id="shape_0" stroked="f" o:allowincell="f" style="position:absolute;left:2574;top:-3428;width:61;height:219;mso-wrap-style:square;v-text-anchor:top;mso-position-vertical:top">
+                <v:rect id="shape_0" stroked="f" o:allowincell="f" style="position:absolute;left:2574;top:-3427;width:60;height:218;mso-wrap-style:square;v-text-anchor:top;mso-position-vertical:top">
                   <v:fill o:detectmouseclick="t" on="false"/>
                   <v:stroke color="#3465a4" joinstyle="round" endcap="flat"/>
                   <v:textbox>
@@ -9804,7 +12152,7 @@
                       <w:p>
                         <w:pPr>
                           <w:pStyle w:val="Normal"/>
-                          <w:overflowPunct w:val="true"/>
+                          <w:overflowPunct w:val="false"/>
                           <w:spacing w:lineRule="auto" w:line="240" w:before="0" w:after="0"/>
                           <w:rPr/>
                         </w:pPr>
@@ -9820,7 +12168,7 @@
                   </v:textbox>
                   <w10:wrap type="square"/>
                 </v:rect>
-                <v:rect id="shape_0" stroked="f" o:allowincell="f" style="position:absolute;left:2624;top:-3428;width:854;height:219;mso-wrap-style:square;v-text-anchor:top;mso-position-vertical:top">
+                <v:rect id="shape_0" stroked="f" o:allowincell="f" style="position:absolute;left:2624;top:-3427;width:853;height:218;mso-wrap-style:square;v-text-anchor:top;mso-position-vertical:top">
                   <v:fill o:detectmouseclick="t" on="false"/>
                   <v:stroke color="#3465a4" joinstyle="round" endcap="flat"/>
                   <v:textbox>
@@ -9828,7 +12176,7 @@
                       <w:p>
                         <w:pPr>
                           <w:pStyle w:val="Normal"/>
-                          <w:overflowPunct w:val="true"/>
+                          <w:overflowPunct w:val="false"/>
                           <w:spacing w:lineRule="auto" w:line="240" w:before="0" w:after="0"/>
                           <w:rPr/>
                         </w:pPr>
@@ -9844,7 +12192,7 @@
                   </v:textbox>
                   <w10:wrap type="square"/>
                 </v:rect>
-                <v:rect id="shape_0" stroked="f" o:allowincell="f" style="position:absolute;left:3270;top:-3428;width:61;height:219;mso-wrap-style:square;v-text-anchor:top;mso-position-vertical:top">
+                <v:rect id="shape_0" stroked="f" o:allowincell="f" style="position:absolute;left:3270;top:-3427;width:60;height:218;mso-wrap-style:square;v-text-anchor:top;mso-position-vertical:top">
                   <v:fill o:detectmouseclick="t" on="false"/>
                   <v:stroke color="#3465a4" joinstyle="round" endcap="flat"/>
                   <v:textbox>
@@ -9852,7 +12200,7 @@
                       <w:p>
                         <w:pPr>
                           <w:pStyle w:val="Normal"/>
-                          <w:overflowPunct w:val="true"/>
+                          <w:overflowPunct w:val="false"/>
                           <w:spacing w:lineRule="auto" w:line="240" w:before="0" w:after="0"/>
                           <w:rPr/>
                         </w:pPr>
@@ -9868,7 +12216,7 @@
                   </v:textbox>
                   <w10:wrap type="square"/>
                 </v:rect>
-                <v:rect id="shape_0" stroked="f" o:allowincell="f" style="position:absolute;left:6916;top:-545;width:61;height:219;mso-wrap-style:square;v-text-anchor:top;mso-position-vertical:top">
+                <v:rect id="shape_0" stroked="f" o:allowincell="f" style="position:absolute;left:6917;top:-544;width:60;height:218;mso-wrap-style:square;v-text-anchor:top;mso-position-vertical:top">
                   <v:fill o:detectmouseclick="t" on="false"/>
                   <v:stroke color="#3465a4" joinstyle="round" endcap="flat"/>
                   <v:textbox>
@@ -9876,7 +12224,7 @@
                       <w:p>
                         <w:pPr>
                           <w:pStyle w:val="Normal"/>
-                          <w:overflowPunct w:val="true"/>
+                          <w:overflowPunct w:val="false"/>
                           <w:spacing w:lineRule="auto" w:line="240" w:before="0" w:after="0"/>
                           <w:rPr/>
                         </w:pPr>
@@ -9892,7 +12240,7 @@
                   </v:textbox>
                   <w10:wrap type="square"/>
                 </v:rect>
-                <v:rect id="shape_0" stroked="f" o:allowincell="f" style="position:absolute;left:0;top:-236;width:1026;height:219;mso-wrap-style:square;v-text-anchor:top;mso-position-vertical:top">
+                <v:rect id="shape_0" stroked="f" o:allowincell="f" style="position:absolute;left:0;top:-235;width:1025;height:218;mso-wrap-style:square;v-text-anchor:top;mso-position-vertical:top">
                   <v:fill o:detectmouseclick="t" on="false"/>
                   <v:stroke color="#3465a4" joinstyle="round" endcap="flat"/>
                   <v:textbox>
@@ -9900,7 +12248,7 @@
                       <w:p>
                         <w:pPr>
                           <w:pStyle w:val="Normal"/>
-                          <w:overflowPunct w:val="true"/>
+                          <w:overflowPunct w:val="false"/>
                           <w:spacing w:lineRule="auto" w:line="240" w:before="0" w:after="0"/>
                           <w:rPr>
                             <w:rFonts w:ascii="Aptos" w:hAnsi="Aptos" w:eastAsia="" w:cs="" w:asciiTheme="minorHAnsi" w:cstheme="minorBidi" w:eastAsiaTheme="minorEastAsia" w:hAnsiTheme="minorHAnsi"/>
@@ -9918,7 +12266,7 @@
                       <w:p>
                         <w:pPr>
                           <w:pStyle w:val="Normal"/>
-                          <w:overflowPunct w:val="true"/>
+                          <w:overflowPunct w:val="false"/>
                           <w:spacing w:lineRule="auto" w:line="240" w:before="0" w:after="0"/>
                           <w:rPr>
                             <w:rFonts w:ascii="Aptos" w:hAnsi="Aptos" w:eastAsia="" w:cs="" w:asciiTheme="minorHAnsi" w:cstheme="minorBidi" w:eastAsiaTheme="minorEastAsia" w:hAnsiTheme="minorHAnsi"/>
@@ -9937,7 +12285,7 @@
                   </v:textbox>
                   <w10:wrap type="square"/>
                 </v:rect>
-                <v:rect id="shape_0" stroked="f" o:allowincell="f" style="position:absolute;left:775;top:-236;width:61;height:219;mso-wrap-style:square;v-text-anchor:top;mso-position-vertical:top">
+                <v:rect id="shape_0" stroked="f" o:allowincell="f" style="position:absolute;left:775;top:-235;width:60;height:218;mso-wrap-style:square;v-text-anchor:top;mso-position-vertical:top">
                   <v:fill o:detectmouseclick="t" on="false"/>
                   <v:stroke color="#3465a4" joinstyle="round" endcap="flat"/>
                   <v:textbox>
@@ -9945,7 +12293,7 @@
                       <w:p>
                         <w:pPr>
                           <w:pStyle w:val="Normal"/>
-                          <w:overflowPunct w:val="true"/>
+                          <w:overflowPunct w:val="false"/>
                           <w:spacing w:lineRule="auto" w:line="240" w:before="0" w:after="0"/>
                           <w:rPr/>
                         </w:pPr>
@@ -9961,7 +12309,7 @@
                   </v:textbox>
                   <w10:wrap type="square"/>
                 </v:rect>
-                <v:rect id="shape_0" stroked="f" o:allowincell="f" style="position:absolute;left:824;top:-236;width:126;height:219;mso-wrap-style:square;v-text-anchor:top;mso-position-vertical:top">
+                <v:rect id="shape_0" stroked="f" o:allowincell="f" style="position:absolute;left:824;top:-235;width:125;height:218;mso-wrap-style:square;v-text-anchor:top;mso-position-vertical:top">
                   <v:fill o:detectmouseclick="t" on="false"/>
                   <v:stroke color="#3465a4" joinstyle="round" endcap="flat"/>
                   <v:textbox>
@@ -9969,7 +12317,7 @@
                       <w:p>
                         <w:pPr>
                           <w:pStyle w:val="Normal"/>
-                          <w:overflowPunct w:val="true"/>
+                          <w:overflowPunct w:val="false"/>
                           <w:spacing w:lineRule="auto" w:line="240" w:before="0" w:after="0"/>
                           <w:rPr/>
                         </w:pPr>
@@ -9985,7 +12333,7 @@
                   </v:textbox>
                   <w10:wrap type="square"/>
                 </v:rect>
-                <v:rect id="shape_0" stroked="f" o:allowincell="f" style="position:absolute;left:924;top:-236;width:61;height:219;mso-wrap-style:square;v-text-anchor:top;mso-position-vertical:top">
+                <v:rect id="shape_0" stroked="f" o:allowincell="f" style="position:absolute;left:924;top:-235;width:60;height:218;mso-wrap-style:square;v-text-anchor:top;mso-position-vertical:top">
                   <v:fill o:detectmouseclick="t" on="false"/>
                   <v:stroke color="#3465a4" joinstyle="round" endcap="flat"/>
                   <v:textbox>
@@ -9993,7 +12341,7 @@
                       <w:p>
                         <w:pPr>
                           <w:pStyle w:val="Normal"/>
-                          <w:overflowPunct w:val="true"/>
+                          <w:overflowPunct w:val="false"/>
                           <w:spacing w:lineRule="auto" w:line="240" w:before="0" w:after="0"/>
                           <w:rPr/>
                         </w:pPr>
@@ -10009,7 +12357,7 @@
                   </v:textbox>
                   <w10:wrap type="square"/>
                 </v:rect>
-                <v:rect id="shape_0" stroked="f" o:allowincell="f" style="position:absolute;left:974;top:-236;width:299;height:219;mso-wrap-style:square;v-text-anchor:top;mso-position-vertical:top">
+                <v:rect id="shape_0" stroked="f" o:allowincell="f" style="position:absolute;left:974;top:-235;width:298;height:218;mso-wrap-style:square;v-text-anchor:top;mso-position-vertical:top">
                   <v:fill o:detectmouseclick="t" on="false"/>
                   <v:stroke color="#3465a4" joinstyle="round" endcap="flat"/>
                   <v:textbox>
@@ -10017,7 +12365,7 @@
                       <w:p>
                         <w:pPr>
                           <w:pStyle w:val="Normal"/>
-                          <w:overflowPunct w:val="true"/>
+                          <w:overflowPunct w:val="false"/>
                           <w:spacing w:lineRule="auto" w:line="240" w:before="0" w:after="0"/>
                           <w:rPr/>
                         </w:pPr>
@@ -10033,7 +12381,7 @@
                   </v:textbox>
                   <w10:wrap type="square"/>
                 </v:rect>
-                <v:rect id="shape_0" stroked="f" o:allowincell="f" style="position:absolute;left:1203;top:-236;width:61;height:219;mso-wrap-style:square;v-text-anchor:top;mso-position-vertical:top">
+                <v:rect id="shape_0" stroked="f" o:allowincell="f" style="position:absolute;left:1203;top:-235;width:60;height:218;mso-wrap-style:square;v-text-anchor:top;mso-position-vertical:top">
                   <v:fill o:detectmouseclick="t" on="false"/>
                   <v:stroke color="#3465a4" joinstyle="round" endcap="flat"/>
                   <v:textbox>
@@ -10041,7 +12389,7 @@
                       <w:p>
                         <w:pPr>
                           <w:pStyle w:val="Normal"/>
-                          <w:overflowPunct w:val="true"/>
+                          <w:overflowPunct w:val="false"/>
                           <w:spacing w:lineRule="auto" w:line="240" w:before="0" w:after="0"/>
                           <w:rPr/>
                         </w:pPr>
@@ -10057,7 +12405,7 @@
                   </v:textbox>
                   <w10:wrap type="square"/>
                 </v:rect>
-                <v:rect id="shape_0" stroked="f" o:allowincell="f" style="position:absolute;left:1252;top:-236;width:722;height:219;mso-wrap-style:square;v-text-anchor:top;mso-position-vertical:top">
+                <v:rect id="shape_0" stroked="f" o:allowincell="f" style="position:absolute;left:1252;top:-235;width:721;height:218;mso-wrap-style:square;v-text-anchor:top;mso-position-vertical:top">
                   <v:fill o:detectmouseclick="t" on="false"/>
                   <v:stroke color="#3465a4" joinstyle="round" endcap="flat"/>
                   <v:textbox>
@@ -10065,7 +12413,7 @@
                       <w:p>
                         <w:pPr>
                           <w:pStyle w:val="Normal"/>
-                          <w:overflowPunct w:val="true"/>
+                          <w:overflowPunct w:val="false"/>
                           <w:spacing w:lineRule="auto" w:line="240" w:before="0" w:after="0"/>
                           <w:rPr/>
                         </w:pPr>
@@ -10081,7 +12429,7 @@
                   </v:textbox>
                   <w10:wrap type="square"/>
                 </v:rect>
-                <v:rect id="shape_0" stroked="f" o:allowincell="f" style="position:absolute;left:1798;top:-236;width:61;height:219;mso-wrap-style:square;v-text-anchor:top;mso-position-vertical:top">
+                <v:rect id="shape_0" stroked="f" o:allowincell="f" style="position:absolute;left:1798;top:-235;width:60;height:218;mso-wrap-style:square;v-text-anchor:top;mso-position-vertical:top">
                   <v:fill o:detectmouseclick="t" on="false"/>
                   <v:stroke color="#3465a4" joinstyle="round" endcap="flat"/>
                   <v:textbox>
@@ -10089,7 +12437,7 @@
                       <w:p>
                         <w:pPr>
                           <w:pStyle w:val="Normal"/>
-                          <w:overflowPunct w:val="true"/>
+                          <w:overflowPunct w:val="false"/>
                           <w:spacing w:lineRule="auto" w:line="240" w:before="0" w:after="0"/>
                           <w:rPr/>
                         </w:pPr>
@@ -10105,7 +12453,7 @@
                   </v:textbox>
                   <w10:wrap type="square"/>
                 </v:rect>
-                <v:rect id="shape_0" stroked="f" o:allowincell="f" style="position:absolute;left:1848;top:-236;width:1238;height:219;mso-wrap-style:square;v-text-anchor:top;mso-position-vertical:top">
+                <v:rect id="shape_0" stroked="f" o:allowincell="f" style="position:absolute;left:1848;top:-235;width:1237;height:218;mso-wrap-style:square;v-text-anchor:top;mso-position-vertical:top">
                   <v:fill o:detectmouseclick="t" on="false"/>
                   <v:stroke color="#3465a4" joinstyle="round" endcap="flat"/>
                   <v:textbox>
@@ -10113,7 +12461,7 @@
                       <w:p>
                         <w:pPr>
                           <w:pStyle w:val="Normal"/>
-                          <w:overflowPunct w:val="true"/>
+                          <w:overflowPunct w:val="false"/>
                           <w:spacing w:lineRule="auto" w:line="240" w:before="0" w:after="0"/>
                           <w:rPr/>
                         </w:pPr>
@@ -10129,7 +12477,7 @@
                   </v:textbox>
                   <w10:wrap type="square"/>
                 </v:rect>
-                <v:rect id="shape_0" stroked="f" o:allowincell="f" style="position:absolute;left:2783;top:-236;width:61;height:219;mso-wrap-style:square;v-text-anchor:top;mso-position-vertical:top">
+                <v:rect id="shape_0" stroked="f" o:allowincell="f" style="position:absolute;left:2783;top:-235;width:60;height:218;mso-wrap-style:square;v-text-anchor:top;mso-position-vertical:top">
                   <v:fill o:detectmouseclick="t" on="false"/>
                   <v:stroke color="#3465a4" joinstyle="round" endcap="flat"/>
                   <v:textbox>
@@ -10137,7 +12485,7 @@
                       <w:p>
                         <w:pPr>
                           <w:pStyle w:val="Normal"/>
-                          <w:overflowPunct w:val="true"/>
+                          <w:overflowPunct w:val="false"/>
                           <w:spacing w:lineRule="auto" w:line="240" w:before="0" w:after="0"/>
                           <w:rPr/>
                         </w:pPr>
@@ -10153,7 +12501,7 @@
                   </v:textbox>
                   <w10:wrap type="square"/>
                 </v:rect>
-                <v:rect id="shape_0" stroked="f" o:allowincell="f" style="position:absolute;left:2833;top:-236;width:259;height:219;mso-wrap-style:square;v-text-anchor:top;mso-position-vertical:top">
+                <v:rect id="shape_0" stroked="f" o:allowincell="f" style="position:absolute;left:2833;top:-235;width:258;height:218;mso-wrap-style:square;v-text-anchor:top;mso-position-vertical:top">
                   <v:fill o:detectmouseclick="t" on="false"/>
                   <v:stroke color="#3465a4" joinstyle="round" endcap="flat"/>
                   <v:textbox>
@@ -10161,7 +12509,7 @@
                       <w:p>
                         <w:pPr>
                           <w:pStyle w:val="Normal"/>
-                          <w:overflowPunct w:val="true"/>
+                          <w:overflowPunct w:val="false"/>
                           <w:spacing w:lineRule="auto" w:line="240" w:before="0" w:after="0"/>
                           <w:rPr/>
                         </w:pPr>
@@ -10177,7 +12525,7 @@
                   </v:textbox>
                   <w10:wrap type="square"/>
                 </v:rect>
-                <v:rect id="shape_0" stroked="f" o:allowincell="f" style="position:absolute;left:3032;top:-236;width:61;height:219;mso-wrap-style:square;v-text-anchor:top;mso-position-vertical:top">
+                <v:rect id="shape_0" stroked="f" o:allowincell="f" style="position:absolute;left:3032;top:-235;width:60;height:218;mso-wrap-style:square;v-text-anchor:top;mso-position-vertical:top">
                   <v:fill o:detectmouseclick="t" on="false"/>
                   <v:stroke color="#3465a4" joinstyle="round" endcap="flat"/>
                   <v:textbox>
@@ -10185,7 +12533,7 @@
                       <w:p>
                         <w:pPr>
                           <w:pStyle w:val="Normal"/>
-                          <w:overflowPunct w:val="true"/>
+                          <w:overflowPunct w:val="false"/>
                           <w:spacing w:lineRule="auto" w:line="240" w:before="0" w:after="0"/>
                           <w:rPr/>
                         </w:pPr>
@@ -10201,7 +12549,7 @@
                   </v:textbox>
                   <w10:wrap type="square"/>
                 </v:rect>
-                <v:rect id="shape_0" stroked="f" o:allowincell="f" style="position:absolute;left:3082;top:-236;width:523;height:219;mso-wrap-style:square;v-text-anchor:top;mso-position-vertical:top">
+                <v:rect id="shape_0" stroked="f" o:allowincell="f" style="position:absolute;left:3082;top:-235;width:522;height:218;mso-wrap-style:square;v-text-anchor:top;mso-position-vertical:top">
                   <v:fill o:detectmouseclick="t" on="false"/>
                   <v:stroke color="#3465a4" joinstyle="round" endcap="flat"/>
                   <v:textbox>
@@ -10209,7 +12557,7 @@
                       <w:p>
                         <w:pPr>
                           <w:pStyle w:val="Normal"/>
-                          <w:overflowPunct w:val="true"/>
+                          <w:overflowPunct w:val="false"/>
                           <w:spacing w:lineRule="auto" w:line="240" w:before="0" w:after="0"/>
                           <w:rPr/>
                         </w:pPr>
@@ -10225,7 +12573,7 @@
                   </v:textbox>
                   <w10:wrap type="square"/>
                 </v:rect>
-                <v:rect id="shape_0" stroked="f" o:allowincell="f" style="position:absolute;left:3479;top:-236;width:61;height:219;mso-wrap-style:square;v-text-anchor:top;mso-position-vertical:top">
+                <v:rect id="shape_0" stroked="f" o:allowincell="f" style="position:absolute;left:3479;top:-235;width:60;height:218;mso-wrap-style:square;v-text-anchor:top;mso-position-vertical:top">
                   <v:fill o:detectmouseclick="t" on="false"/>
                   <v:stroke color="#3465a4" joinstyle="round" endcap="flat"/>
                   <v:textbox>
@@ -10233,7 +12581,7 @@
                       <w:p>
                         <w:pPr>
                           <w:pStyle w:val="Normal"/>
-                          <w:overflowPunct w:val="true"/>
+                          <w:overflowPunct w:val="false"/>
                           <w:spacing w:lineRule="auto" w:line="240" w:before="0" w:after="0"/>
                           <w:rPr/>
                         </w:pPr>
@@ -10249,7 +12597,7 @@
                   </v:textbox>
                   <w10:wrap type="square"/>
                 </v:rect>
-                <v:rect id="shape_0" stroked="f" o:allowincell="f" style="position:absolute;left:3529;top:-236;width:179;height:219;mso-wrap-style:square;v-text-anchor:top;mso-position-vertical:top">
+                <v:rect id="shape_0" stroked="f" o:allowincell="f" style="position:absolute;left:3529;top:-235;width:178;height:218;mso-wrap-style:square;v-text-anchor:top;mso-position-vertical:top">
                   <v:fill o:detectmouseclick="t" on="false"/>
                   <v:stroke color="#3465a4" joinstyle="round" endcap="flat"/>
                   <v:textbox>
@@ -10257,7 +12605,7 @@
                       <w:p>
                         <w:pPr>
                           <w:pStyle w:val="Normal"/>
-                          <w:overflowPunct w:val="true"/>
+                          <w:overflowPunct w:val="false"/>
                           <w:spacing w:lineRule="auto" w:line="240" w:before="0" w:after="0"/>
                           <w:rPr/>
                         </w:pPr>
@@ -10273,7 +12621,7 @@
                   </v:textbox>
                   <w10:wrap type="square"/>
                 </v:rect>
-                <v:rect id="shape_0" stroked="f" o:allowincell="f" style="position:absolute;left:3668;top:-236;width:61;height:219;mso-wrap-style:square;v-text-anchor:top;mso-position-vertical:top">
+                <v:rect id="shape_0" stroked="f" o:allowincell="f" style="position:absolute;left:3668;top:-235;width:60;height:218;mso-wrap-style:square;v-text-anchor:top;mso-position-vertical:top">
                   <v:fill o:detectmouseclick="t" on="false"/>
                   <v:stroke color="#3465a4" joinstyle="round" endcap="flat"/>
                   <v:textbox>
@@ -10281,7 +12629,7 @@
                       <w:p>
                         <w:pPr>
                           <w:pStyle w:val="Normal"/>
-                          <w:overflowPunct w:val="true"/>
+                          <w:overflowPunct w:val="false"/>
                           <w:spacing w:lineRule="auto" w:line="240" w:before="0" w:after="0"/>
                           <w:rPr/>
                         </w:pPr>
@@ -10297,7 +12645,7 @@
                   </v:textbox>
                   <w10:wrap type="square"/>
                 </v:rect>
-                <v:rect id="shape_0" stroked="f" o:allowincell="f" style="position:absolute;left:3716;top:-236;width:603;height:219;mso-wrap-style:square;v-text-anchor:top;mso-position-vertical:top">
+                <v:rect id="shape_0" stroked="f" o:allowincell="f" style="position:absolute;left:3716;top:-235;width:602;height:218;mso-wrap-style:square;v-text-anchor:top;mso-position-vertical:top">
                   <v:fill o:detectmouseclick="t" on="false"/>
                   <v:stroke color="#3465a4" joinstyle="round" endcap="flat"/>
                   <v:textbox>
@@ -10305,7 +12653,7 @@
                       <w:p>
                         <w:pPr>
                           <w:pStyle w:val="Normal"/>
-                          <w:overflowPunct w:val="true"/>
+                          <w:overflowPunct w:val="false"/>
                           <w:spacing w:lineRule="auto" w:line="240" w:before="0" w:after="0"/>
                           <w:rPr/>
                         </w:pPr>
@@ -10321,7 +12669,7 @@
                   </v:textbox>
                   <w10:wrap type="square"/>
                 </v:rect>
-                <v:rect id="shape_0" stroked="f" o:allowincell="f" style="position:absolute;left:4174;top:-236;width:61;height:219;mso-wrap-style:square;v-text-anchor:top;mso-position-vertical:top">
+                <v:rect id="shape_0" stroked="f" o:allowincell="f" style="position:absolute;left:4174;top:-235;width:60;height:218;mso-wrap-style:square;v-text-anchor:top;mso-position-vertical:top">
                   <v:fill o:detectmouseclick="t" on="false"/>
                   <v:stroke color="#3465a4" joinstyle="round" endcap="flat"/>
                   <v:textbox>
@@ -10329,7 +12677,7 @@
                       <w:p>
                         <w:pPr>
                           <w:pStyle w:val="Normal"/>
-                          <w:overflowPunct w:val="true"/>
+                          <w:overflowPunct w:val="false"/>
                           <w:spacing w:lineRule="auto" w:line="240" w:before="0" w:after="0"/>
                           <w:rPr/>
                         </w:pPr>
@@ -10350,17 +12698,17 @@
                   <v:stroke color="black" joinstyle="round" endcap="flat"/>
                   <w10:wrap type="square"/>
                 </v:shape>
-                <v:line id="shape_0" from="29,-8460" to="9022,-8460" stroked="t" o:allowincell="f" style="position:absolute;mso-position-vertical:top">
+                <v:line id="shape_0" from="29,-8460" to="9023,-8460" stroked="t" o:allowincell="f" style="position:absolute;mso-position-vertical:top">
                   <v:stroke color="black" joinstyle="round" endcap="flat"/>
                   <v:fill o:detectmouseclick="t" on="false"/>
                   <w10:wrap type="square"/>
                 </v:line>
-                <v:line id="shape_0" from="9023,-8467" to="9023,-3616" stroked="t" o:allowincell="f" style="position:absolute;mso-position-vertical:top">
+                <v:line id="shape_0" from="9024,-8467" to="9024,-3616" stroked="t" o:allowincell="f" style="position:absolute;mso-position-vertical:top">
                   <v:stroke color="black" joinstyle="round" endcap="flat"/>
                   <v:fill o:detectmouseclick="t" on="false"/>
                   <w10:wrap type="square"/>
                 </v:line>
-                <v:line id="shape_0" from="37,-3615" to="9029,-3615" stroked="t" o:allowincell="f" style="position:absolute;flip:x;mso-position-vertical:top">
+                <v:line id="shape_0" from="37,-3615" to="9030,-3615" stroked="t" o:allowincell="f" style="position:absolute;flip:x;mso-position-vertical:top">
                   <v:stroke color="black" joinstyle="round" endcap="flat"/>
                   <v:fill o:detectmouseclick="t" on="false"/>
                   <w10:wrap type="square"/>
@@ -10370,27 +12718,27 @@
                   <v:fill o:detectmouseclick="t" on="false"/>
                   <w10:wrap type="square"/>
                 </v:line>
-                <v:shape id="shape_0" stroked="t" o:allowincell="f" style="position:absolute;left:44;top:-3112;width:6821;height:2678;mso-wrap-style:none;v-text-anchor:middle;mso-position-vertical:top" type="_x0000_t75">
+                <v:shape id="shape_0" stroked="t" o:allowincell="f" style="position:absolute;left:44;top:-3111;width:6821;height:2677;mso-wrap-style:none;v-text-anchor:middle;mso-position-vertical:top" type="_x0000_t75">
                   <v:imagedata r:id="rId16" o:detectmouseclick="t"/>
                   <v:stroke color="black" joinstyle="round" endcap="flat"/>
                   <w10:wrap type="square"/>
                 </v:shape>
-                <v:line id="shape_0" from="29,-3120" to="6875,-3120" stroked="t" o:allowincell="f" style="position:absolute;mso-position-vertical:top">
+                <v:line id="shape_0" from="29,-3119" to="6875,-3119" stroked="t" o:allowincell="f" style="position:absolute;mso-position-vertical:top">
                   <v:stroke color="black" joinstyle="round" endcap="flat"/>
                   <v:fill o:detectmouseclick="t" on="false"/>
                   <w10:wrap type="square"/>
                 </v:line>
-                <v:line id="shape_0" from="6878,-3128" to="6878,-424" stroked="t" o:allowincell="f" style="position:absolute;mso-position-vertical:top">
+                <v:line id="shape_0" from="6879,-3128" to="6879,-423" stroked="t" o:allowincell="f" style="position:absolute;mso-position-vertical:top">
                   <v:stroke color="black" joinstyle="round" endcap="flat"/>
                   <v:fill o:detectmouseclick="t" on="false"/>
                   <w10:wrap type="square"/>
                 </v:line>
-                <v:line id="shape_0" from="37,-422" to="6883,-422" stroked="t" o:allowincell="f" style="position:absolute;flip:x;mso-position-vertical:top">
+                <v:line id="shape_0" from="37,-421" to="6883,-421" stroked="t" o:allowincell="f" style="position:absolute;flip:x;mso-position-vertical:top">
                   <v:stroke color="black" joinstyle="round" endcap="flat"/>
                   <v:fill o:detectmouseclick="t" on="false"/>
                   <w10:wrap type="square"/>
                 </v:line>
-                <v:line id="shape_0" from="37,-3120" to="37,-416" stroked="t" o:allowincell="f" style="position:absolute;flip:y;mso-position-vertical:top">
+                <v:line id="shape_0" from="37,-3119" to="37,-415" stroked="t" o:allowincell="f" style="position:absolute;flip:y;mso-position-vertical:top">
                   <v:stroke color="black" joinstyle="round" endcap="flat"/>
                   <v:fill o:detectmouseclick="t" on="false"/>
                   <w10:wrap type="square"/>
@@ -10438,8 +12786,8 @@
                         <wps:cNvSpPr/>
                         <wps:spPr>
                           <a:xfrm>
-                            <a:off x="5783040" y="3358440"/>
-                            <a:ext cx="39960" cy="138960"/>
+                            <a:off x="5783760" y="3359160"/>
+                            <a:ext cx="39240" cy="138600"/>
                           </a:xfrm>
                           <a:prstGeom prst="rect">
                             <a:avLst/>
@@ -10460,7 +12808,7 @@
                             <w:p>
                               <w:pPr>
                                 <w:pStyle w:val="Normal"/>
-                                <w:overflowPunct w:val="true"/>
+                                <w:overflowPunct w:val="false"/>
                                 <w:spacing w:lineRule="auto" w:line="240" w:before="0" w:after="0"/>
                                 <w:rPr/>
                               </w:pPr>
@@ -10483,8 +12831,8 @@
                         <wps:cNvSpPr/>
                         <wps:spPr>
                           <a:xfrm>
-                            <a:off x="0" y="3553920"/>
-                            <a:ext cx="39960" cy="138960"/>
+                            <a:off x="0" y="3554640"/>
+                            <a:ext cx="39240" cy="138600"/>
                           </a:xfrm>
                           <a:prstGeom prst="rect">
                             <a:avLst/>
@@ -10505,7 +12853,7 @@
                             <w:p>
                               <w:pPr>
                                 <w:pStyle w:val="Normal"/>
-                                <w:overflowPunct w:val="true"/>
+                                <w:overflowPunct w:val="false"/>
                                 <w:spacing w:lineRule="auto" w:line="240" w:before="0" w:after="0"/>
                                 <w:rPr/>
                               </w:pPr>
@@ -10555,7 +12903,7 @@
                         <wps:spPr>
                           <a:xfrm>
                             <a:off x="18360" y="4320"/>
-                            <a:ext cx="5740560" cy="720"/>
+                            <a:ext cx="5740920" cy="720"/>
                           </a:xfrm>
                           <a:prstGeom prst="line">
                             <a:avLst/>
@@ -10578,8 +12926,8 @@
                         <wps:cNvSpPr/>
                         <wps:spPr>
                           <a:xfrm>
-                            <a:off x="5758920" y="0"/>
-                            <a:ext cx="720" cy="3440520"/>
+                            <a:off x="5759280" y="0"/>
+                            <a:ext cx="720" cy="3441240"/>
                           </a:xfrm>
                           <a:prstGeom prst="line">
                             <a:avLst/>
@@ -10602,8 +12950,8 @@
                         <wps:cNvSpPr/>
                         <wps:spPr>
                           <a:xfrm flipH="1">
-                            <a:off x="23400" y="3441240"/>
-                            <a:ext cx="5740560" cy="720"/>
+                            <a:off x="23400" y="3441600"/>
+                            <a:ext cx="5740920" cy="720"/>
                           </a:xfrm>
                           <a:prstGeom prst="line">
                             <a:avLst/>
@@ -10627,7 +12975,7 @@
                         <wps:spPr>
                           <a:xfrm flipV="1">
                             <a:off x="23400" y="4320"/>
-                            <a:ext cx="720" cy="3441240"/>
+                            <a:ext cx="720" cy="3441600"/>
                           </a:xfrm>
                           <a:prstGeom prst="line">
                             <a:avLst/>
@@ -10655,7 +13003,7 @@
           <mc:Fallback>
             <w:pict>
               <v:group id="shape_0" alt="Group 13936" style="position:absolute;margin-left:0pt;margin-top:-291.8pt;width:458.5pt;height:290.8pt" coordorigin="0,-5836" coordsize="9170,5816">
-                <v:rect id="shape_0" stroked="f" o:allowincell="f" style="position:absolute;left:9107;top:-547;width:62;height:218;mso-wrap-style:square;v-text-anchor:top;mso-position-vertical:top">
+                <v:rect id="shape_0" stroked="f" o:allowincell="f" style="position:absolute;left:9108;top:-546;width:61;height:217;mso-wrap-style:square;v-text-anchor:top;mso-position-vertical:top">
                   <v:fill o:detectmouseclick="t" on="false"/>
                   <v:stroke color="#3465a4" joinstyle="round" endcap="flat"/>
                   <v:textbox>
@@ -10663,7 +13011,7 @@
                       <w:p>
                         <w:pPr>
                           <w:pStyle w:val="Normal"/>
-                          <w:overflowPunct w:val="true"/>
+                          <w:overflowPunct w:val="false"/>
                           <w:spacing w:lineRule="auto" w:line="240" w:before="0" w:after="0"/>
                           <w:rPr/>
                         </w:pPr>
@@ -10679,7 +13027,7 @@
                   </v:textbox>
                   <w10:wrap type="square"/>
                 </v:rect>
-                <v:rect id="shape_0" stroked="f" o:allowincell="f" style="position:absolute;left:0;top:-239;width:62;height:218;mso-wrap-style:square;v-text-anchor:top;mso-position-vertical:top">
+                <v:rect id="shape_0" stroked="f" o:allowincell="f" style="position:absolute;left:0;top:-238;width:61;height:217;mso-wrap-style:square;v-text-anchor:top;mso-position-vertical:top">
                   <v:fill o:detectmouseclick="t" on="false"/>
                   <v:stroke color="#3465a4" joinstyle="round" endcap="flat"/>
                   <v:textbox>
@@ -10687,7 +13035,7 @@
                       <w:p>
                         <w:pPr>
                           <w:pStyle w:val="Normal"/>
-                          <w:overflowPunct w:val="true"/>
+                          <w:overflowPunct w:val="false"/>
                           <w:spacing w:lineRule="auto" w:line="240" w:before="0" w:after="0"/>
                           <w:rPr/>
                         </w:pPr>
@@ -10708,22 +13056,22 @@
                   <v:stroke color="black" joinstyle="round" endcap="flat"/>
                   <w10:wrap type="square"/>
                 </v:shape>
-                <v:line id="shape_0" from="29,-5829" to="9068,-5829" stroked="t" o:allowincell="f" style="position:absolute;mso-position-vertical:top">
+                <v:line id="shape_0" from="29,-5829" to="9069,-5829" stroked="t" o:allowincell="f" style="position:absolute;mso-position-vertical:top">
                   <v:stroke color="black" joinstyle="round" endcap="flat"/>
                   <v:fill o:detectmouseclick="t" on="false"/>
                   <w10:wrap type="square"/>
                 </v:line>
-                <v:line id="shape_0" from="9069,-5836" to="9069,-419" stroked="t" o:allowincell="f" style="position:absolute;mso-position-vertical:top">
+                <v:line id="shape_0" from="9070,-5836" to="9070,-418" stroked="t" o:allowincell="f" style="position:absolute;mso-position-vertical:top">
                   <v:stroke color="black" joinstyle="round" endcap="flat"/>
                   <v:fill o:detectmouseclick="t" on="false"/>
                   <w10:wrap type="square"/>
                 </v:line>
-                <v:line id="shape_0" from="37,-417" to="9076,-417" stroked="t" o:allowincell="f" style="position:absolute;flip:x;mso-position-vertical:top">
+                <v:line id="shape_0" from="37,-416" to="9077,-416" stroked="t" o:allowincell="f" style="position:absolute;flip:x;mso-position-vertical:top">
                   <v:stroke color="black" joinstyle="round" endcap="flat"/>
                   <v:fill o:detectmouseclick="t" on="false"/>
                   <w10:wrap type="square"/>
                 </v:line>
-                <v:line id="shape_0" from="37,-5829" to="37,-411" stroked="t" o:allowincell="f" style="position:absolute;flip:y;mso-position-vertical:top">
+                <v:line id="shape_0" from="37,-5829" to="37,-410" stroked="t" o:allowincell="f" style="position:absolute;flip:y;mso-position-vertical:top">
                   <v:stroke color="black" joinstyle="round" endcap="flat"/>
                   <v:fill o:detectmouseclick="t" on="false"/>
                   <w10:wrap type="square"/>
@@ -10775,7 +13123,7 @@
       <w:hyperlink r:id="rId19">
         <w:r>
           <w:rPr>
-            <w:rStyle w:val="Style8"/>
+            <w:rStyle w:val="Style7"/>
             <w:rFonts w:eastAsia="Arial" w:cs="Arial" w:ascii="Arial" w:hAnsi="Arial"/>
             <w:color w:val="1155CC"/>
             <w:szCs w:val="22"/>
@@ -10854,8 +13202,8 @@
                         <wps:cNvSpPr/>
                         <wps:spPr>
                           <a:xfrm>
-                            <a:off x="5763960" y="3242880"/>
-                            <a:ext cx="39960" cy="138960"/>
+                            <a:off x="5764680" y="3243600"/>
+                            <a:ext cx="39240" cy="138600"/>
                           </a:xfrm>
                           <a:prstGeom prst="rect">
                             <a:avLst/>
@@ -10876,7 +13224,7 @@
                             <w:p>
                               <w:pPr>
                                 <w:pStyle w:val="Normal"/>
-                                <w:overflowPunct w:val="true"/>
+                                <w:overflowPunct w:val="false"/>
                                 <w:spacing w:lineRule="auto" w:line="240" w:before="0" w:after="0"/>
                                 <w:rPr/>
                               </w:pPr>
@@ -10926,7 +13274,7 @@
                         <wps:spPr>
                           <a:xfrm>
                             <a:off x="0" y="4320"/>
-                            <a:ext cx="5739840" cy="720"/>
+                            <a:ext cx="5740560" cy="720"/>
                           </a:xfrm>
                           <a:prstGeom prst="line">
                             <a:avLst/>
@@ -10949,8 +13297,8 @@
                         <wps:cNvSpPr/>
                         <wps:spPr>
                           <a:xfrm>
-                            <a:off x="5740560" y="0"/>
-                            <a:ext cx="720" cy="3325320"/>
+                            <a:off x="5740920" y="0"/>
+                            <a:ext cx="720" cy="3326040"/>
                           </a:xfrm>
                           <a:prstGeom prst="line">
                             <a:avLst/>
@@ -10973,8 +13321,8 @@
                         <wps:cNvSpPr/>
                         <wps:spPr>
                           <a:xfrm flipH="1">
-                            <a:off x="4320" y="3326040"/>
-                            <a:ext cx="5740560" cy="720"/>
+                            <a:off x="4320" y="3326760"/>
+                            <a:ext cx="5740920" cy="720"/>
                           </a:xfrm>
                           <a:prstGeom prst="line">
                             <a:avLst/>
@@ -10998,7 +13346,7 @@
                         <wps:spPr>
                           <a:xfrm flipV="1">
                             <a:off x="4320" y="4320"/>
-                            <a:ext cx="720" cy="3326040"/>
+                            <a:ext cx="720" cy="3326760"/>
                           </a:xfrm>
                           <a:prstGeom prst="line">
                             <a:avLst/>
@@ -11026,7 +13374,7 @@
           <mc:Fallback>
             <w:pict>
               <v:group id="shape_0" alt="Group 13937" style="position:absolute;margin-left:0pt;margin-top:-267.15pt;width:457pt;height:266.3pt" coordorigin="0,-5343" coordsize="9140,5326">
-                <v:rect id="shape_0" stroked="f" o:allowincell="f" style="position:absolute;left:9077;top:-236;width:62;height:218;mso-wrap-style:square;v-text-anchor:top;mso-position-vertical:top">
+                <v:rect id="shape_0" stroked="f" o:allowincell="f" style="position:absolute;left:9078;top:-235;width:61;height:217;mso-wrap-style:square;v-text-anchor:top;mso-position-vertical:top">
                   <v:fill o:detectmouseclick="t" on="false"/>
                   <v:stroke color="#3465a4" joinstyle="round" endcap="flat"/>
                   <v:textbox>
@@ -11034,7 +13382,7 @@
                       <w:p>
                         <w:pPr>
                           <w:pStyle w:val="Normal"/>
-                          <w:overflowPunct w:val="true"/>
+                          <w:overflowPunct w:val="false"/>
                           <w:spacing w:lineRule="auto" w:line="240" w:before="0" w:after="0"/>
                           <w:rPr/>
                         </w:pPr>
@@ -11055,22 +13403,22 @@
                   <v:stroke color="black" joinstyle="round" endcap="flat"/>
                   <w10:wrap type="square"/>
                 </v:shape>
-                <v:line id="shape_0" from="0,-5336" to="9038,-5336" stroked="t" o:allowincell="f" style="position:absolute;mso-position-vertical:top">
+                <v:line id="shape_0" from="0,-5336" to="9039,-5336" stroked="t" o:allowincell="f" style="position:absolute;mso-position-vertical:top">
                   <v:stroke color="black" joinstyle="round" endcap="flat"/>
                   <v:fill o:detectmouseclick="t" on="false"/>
                   <w10:wrap type="square"/>
                 </v:line>
-                <v:line id="shape_0" from="9040,-5343" to="9040,-107" stroked="t" o:allowincell="f" style="position:absolute;mso-position-vertical:top">
+                <v:line id="shape_0" from="9041,-5343" to="9041,-106" stroked="t" o:allowincell="f" style="position:absolute;mso-position-vertical:top">
                   <v:stroke color="black" joinstyle="round" endcap="flat"/>
                   <v:fill o:detectmouseclick="t" on="false"/>
                   <w10:wrap type="square"/>
                 </v:line>
-                <v:line id="shape_0" from="7,-105" to="9046,-105" stroked="t" o:allowincell="f" style="position:absolute;flip:x;mso-position-vertical:top">
+                <v:line id="shape_0" from="7,-104" to="9047,-104" stroked="t" o:allowincell="f" style="position:absolute;flip:x;mso-position-vertical:top">
                   <v:stroke color="black" joinstyle="round" endcap="flat"/>
                   <v:fill o:detectmouseclick="t" on="false"/>
                   <w10:wrap type="square"/>
                 </v:line>
-                <v:line id="shape_0" from="7,-5336" to="7,-99" stroked="t" o:allowincell="f" style="position:absolute;flip:y;mso-position-vertical:top">
+                <v:line id="shape_0" from="7,-5336" to="7,-98" stroked="t" o:allowincell="f" style="position:absolute;flip:y;mso-position-vertical:top">
                   <v:stroke color="black" joinstyle="round" endcap="flat"/>
                   <v:fill o:detectmouseclick="t" on="false"/>
                   <w10:wrap type="square"/>
@@ -11318,7 +13666,7 @@
       </w:pPr>
       <w:r>
         <w:drawing>
-          <wp:anchor distT="0" distB="0" distL="114300" distR="114300" simplePos="0" relativeHeight="102" behindDoc="0" locked="0" layoutInCell="0" allowOverlap="1">
+          <wp:anchor distT="0" distB="0" distL="114300" distR="114300" simplePos="0" relativeHeight="104" behindDoc="0" locked="0" layoutInCell="0" allowOverlap="1">
             <wp:simplePos x="0" y="0"/>
             <wp:positionH relativeFrom="column">
               <wp:posOffset>60960</wp:posOffset>
@@ -11332,8 +13680,8 @@
               <wp:wrapPolygon edited="0">
                 <wp:start x="-1" y="0"/>
                 <wp:lineTo x="-1" y="21532"/>
-                <wp:lineTo x="21523" y="21532"/>
-                <wp:lineTo x="21523" y="0"/>
+                <wp:lineTo x="21521" y="21532"/>
+                <wp:lineTo x="21521" y="0"/>
                 <wp:lineTo x="-1" y="0"/>
               </wp:wrapPolygon>
             </wp:wrapThrough>
@@ -11421,7 +13769,7 @@
       <w:hyperlink r:id="rId25">
         <w:r>
           <w:rPr>
-            <w:rStyle w:val="Style8"/>
+            <w:rStyle w:val="Style7"/>
             <w:rFonts w:eastAsia="Arial" w:cs="Arial" w:ascii="Arial" w:hAnsi="Arial"/>
             <w:color w:val="1155CC"/>
             <w:szCs w:val="22"/>
@@ -11494,7 +13842,7 @@
                         <wps:spPr>
                           <a:xfrm>
                             <a:off x="0" y="0"/>
-                            <a:ext cx="883440" cy="138960"/>
+                            <a:ext cx="882720" cy="138600"/>
                           </a:xfrm>
                           <a:prstGeom prst="rect">
                             <a:avLst/>
@@ -11515,7 +13863,7 @@
                             <w:p>
                               <w:pPr>
                                 <w:pStyle w:val="Normal"/>
-                                <w:overflowPunct w:val="true"/>
+                                <w:overflowPunct w:val="false"/>
                                 <w:spacing w:lineRule="auto" w:line="240" w:before="0" w:after="0"/>
                                 <w:rPr/>
                               </w:pPr>
@@ -11539,7 +13887,7 @@
                         <wps:spPr>
                           <a:xfrm>
                             <a:off x="666000" y="0"/>
-                            <a:ext cx="39960" cy="138960"/>
+                            <a:ext cx="39240" cy="138600"/>
                           </a:xfrm>
                           <a:prstGeom prst="rect">
                             <a:avLst/>
@@ -11560,7 +13908,7 @@
                             <w:p>
                               <w:pPr>
                                 <w:pStyle w:val="Normal"/>
-                                <w:overflowPunct w:val="true"/>
+                                <w:overflowPunct w:val="false"/>
                                 <w:spacing w:lineRule="auto" w:line="240" w:before="0" w:after="0"/>
                                 <w:rPr/>
                               </w:pPr>
@@ -11584,7 +13932,7 @@
                         <wps:spPr>
                           <a:xfrm>
                             <a:off x="698040" y="0"/>
-                            <a:ext cx="73800" cy="138960"/>
+                            <a:ext cx="73080" cy="138600"/>
                           </a:xfrm>
                           <a:prstGeom prst="rect">
                             <a:avLst/>
@@ -11605,7 +13953,7 @@
                             <w:p>
                               <w:pPr>
                                 <w:pStyle w:val="Normal"/>
-                                <w:overflowPunct w:val="true"/>
+                                <w:overflowPunct w:val="false"/>
                                 <w:spacing w:lineRule="auto" w:line="240" w:before="0" w:after="0"/>
                                 <w:rPr/>
                               </w:pPr>
@@ -11629,7 +13977,7 @@
                         <wps:spPr>
                           <a:xfrm>
                             <a:off x="754920" y="0"/>
-                            <a:ext cx="39960" cy="138960"/>
+                            <a:ext cx="39240" cy="138600"/>
                           </a:xfrm>
                           <a:prstGeom prst="rect">
                             <a:avLst/>
@@ -11650,7 +13998,7 @@
                             <w:p>
                               <w:pPr>
                                 <w:pStyle w:val="Normal"/>
-                                <w:overflowPunct w:val="true"/>
+                                <w:overflowPunct w:val="false"/>
                                 <w:spacing w:lineRule="auto" w:line="240" w:before="0" w:after="0"/>
                                 <w:rPr/>
                               </w:pPr>
@@ -11674,7 +14022,7 @@
                         <wps:spPr>
                           <a:xfrm>
                             <a:off x="786600" y="0"/>
-                            <a:ext cx="528840" cy="138960"/>
+                            <a:ext cx="528480" cy="138600"/>
                           </a:xfrm>
                           <a:prstGeom prst="rect">
                             <a:avLst/>
@@ -11695,7 +14043,7 @@
                             <w:p>
                               <w:pPr>
                                 <w:pStyle w:val="Normal"/>
-                                <w:overflowPunct w:val="true"/>
+                                <w:overflowPunct w:val="false"/>
                                 <w:spacing w:lineRule="auto" w:line="240" w:before="0" w:after="0"/>
                                 <w:rPr/>
                               </w:pPr>
@@ -11719,7 +14067,7 @@
                         <wps:spPr>
                           <a:xfrm>
                             <a:off x="1186200" y="0"/>
-                            <a:ext cx="39960" cy="138960"/>
+                            <a:ext cx="39240" cy="138600"/>
                           </a:xfrm>
                           <a:prstGeom prst="rect">
                             <a:avLst/>
@@ -11740,7 +14088,7 @@
                             <w:p>
                               <w:pPr>
                                 <w:pStyle w:val="Normal"/>
-                                <w:overflowPunct w:val="true"/>
+                                <w:overflowPunct w:val="false"/>
                                 <w:spacing w:lineRule="auto" w:line="240" w:before="0" w:after="0"/>
                                 <w:rPr/>
                               </w:pPr>
@@ -11764,7 +14112,7 @@
                         <wps:spPr>
                           <a:xfrm>
                             <a:off x="1217880" y="0"/>
-                            <a:ext cx="757080" cy="138960"/>
+                            <a:ext cx="756360" cy="138600"/>
                           </a:xfrm>
                           <a:prstGeom prst="rect">
                             <a:avLst/>
@@ -11785,7 +14133,7 @@
                             <w:p>
                               <w:pPr>
                                 <w:pStyle w:val="Normal"/>
-                                <w:overflowPunct w:val="true"/>
+                                <w:overflowPunct w:val="false"/>
                                 <w:spacing w:lineRule="auto" w:line="240" w:before="0" w:after="0"/>
                                 <w:rPr/>
                               </w:pPr>
@@ -11809,7 +14157,7 @@
                         <wps:spPr>
                           <a:xfrm>
                             <a:off x="1788840" y="0"/>
-                            <a:ext cx="39960" cy="138960"/>
+                            <a:ext cx="39240" cy="138600"/>
                           </a:xfrm>
                           <a:prstGeom prst="rect">
                             <a:avLst/>
@@ -11830,7 +14178,7 @@
                             <w:p>
                               <w:pPr>
                                 <w:pStyle w:val="Normal"/>
-                                <w:overflowPunct w:val="true"/>
+                                <w:overflowPunct w:val="false"/>
                                 <w:spacing w:lineRule="auto" w:line="240" w:before="0" w:after="0"/>
                                 <w:rPr/>
                               </w:pPr>
@@ -11853,8 +14201,8 @@
                         <wps:cNvSpPr/>
                         <wps:spPr>
                           <a:xfrm>
-                            <a:off x="5783040" y="2804040"/>
-                            <a:ext cx="39960" cy="138600"/>
+                            <a:off x="5783760" y="2804760"/>
+                            <a:ext cx="39240" cy="137880"/>
                           </a:xfrm>
                           <a:prstGeom prst="rect">
                             <a:avLst/>
@@ -11875,7 +14223,7 @@
                             <w:p>
                               <w:pPr>
                                 <w:pStyle w:val="Normal"/>
-                                <w:overflowPunct w:val="true"/>
+                                <w:overflowPunct w:val="false"/>
                                 <w:spacing w:lineRule="auto" w:line="240" w:before="0" w:after="0"/>
                                 <w:rPr/>
                               </w:pPr>
@@ -11898,8 +14246,8 @@
                         <wps:cNvSpPr/>
                         <wps:spPr>
                           <a:xfrm>
-                            <a:off x="0" y="2998440"/>
-                            <a:ext cx="663480" cy="138960"/>
+                            <a:off x="0" y="2999160"/>
+                            <a:ext cx="663120" cy="138600"/>
                           </a:xfrm>
                           <a:prstGeom prst="rect">
                             <a:avLst/>
@@ -11920,7 +14268,7 @@
                             <w:p>
                               <w:pPr>
                                 <w:pStyle w:val="Normal"/>
-                                <w:overflowPunct w:val="true"/>
+                                <w:overflowPunct w:val="false"/>
                                 <w:spacing w:lineRule="auto" w:line="240" w:before="0" w:after="0"/>
                                 <w:rPr/>
                               </w:pPr>
@@ -11943,8 +14291,8 @@
                         <wps:cNvSpPr/>
                         <wps:spPr>
                           <a:xfrm>
-                            <a:off x="501120" y="2998440"/>
-                            <a:ext cx="39960" cy="138960"/>
+                            <a:off x="501120" y="2999160"/>
+                            <a:ext cx="39240" cy="138600"/>
                           </a:xfrm>
                           <a:prstGeom prst="rect">
                             <a:avLst/>
@@ -11965,7 +14313,7 @@
                             <w:p>
                               <w:pPr>
                                 <w:pStyle w:val="Normal"/>
-                                <w:overflowPunct w:val="true"/>
+                                <w:overflowPunct w:val="false"/>
                                 <w:spacing w:lineRule="auto" w:line="240" w:before="0" w:after="0"/>
                                 <w:rPr/>
                               </w:pPr>
@@ -11988,8 +14336,8 @@
                         <wps:cNvSpPr/>
                         <wps:spPr>
                           <a:xfrm>
-                            <a:off x="532800" y="2998440"/>
-                            <a:ext cx="73080" cy="138960"/>
+                            <a:off x="532800" y="2999160"/>
+                            <a:ext cx="72360" cy="138600"/>
                           </a:xfrm>
                           <a:prstGeom prst="rect">
                             <a:avLst/>
@@ -12010,7 +14358,7 @@
                             <w:p>
                               <w:pPr>
                                 <w:pStyle w:val="Normal"/>
-                                <w:overflowPunct w:val="true"/>
+                                <w:overflowPunct w:val="false"/>
                                 <w:spacing w:lineRule="auto" w:line="240" w:before="0" w:after="0"/>
                                 <w:rPr/>
                               </w:pPr>
@@ -12033,8 +14381,8 @@
                         <wps:cNvSpPr/>
                         <wps:spPr>
                           <a:xfrm>
-                            <a:off x="589320" y="2998440"/>
-                            <a:ext cx="39960" cy="138960"/>
+                            <a:off x="589320" y="2999160"/>
+                            <a:ext cx="39240" cy="138600"/>
                           </a:xfrm>
                           <a:prstGeom prst="rect">
                             <a:avLst/>
@@ -12055,7 +14403,7 @@
                             <w:p>
                               <w:pPr>
                                 <w:pStyle w:val="Normal"/>
-                                <w:overflowPunct w:val="true"/>
+                                <w:overflowPunct w:val="false"/>
                                 <w:spacing w:lineRule="auto" w:line="240" w:before="0" w:after="0"/>
                                 <w:rPr/>
                               </w:pPr>
@@ -12078,8 +14426,8 @@
                         <wps:cNvSpPr/>
                         <wps:spPr>
                           <a:xfrm>
-                            <a:off x="621000" y="2998440"/>
-                            <a:ext cx="714240" cy="138960"/>
+                            <a:off x="621000" y="2999160"/>
+                            <a:ext cx="713880" cy="138600"/>
                           </a:xfrm>
                           <a:prstGeom prst="rect">
                             <a:avLst/>
@@ -12100,7 +14448,7 @@
                             <w:p>
                               <w:pPr>
                                 <w:pStyle w:val="Normal"/>
-                                <w:overflowPunct w:val="true"/>
+                                <w:overflowPunct w:val="false"/>
                                 <w:spacing w:lineRule="auto" w:line="240" w:before="0" w:after="0"/>
                                 <w:rPr/>
                               </w:pPr>
@@ -12123,8 +14471,8 @@
                         <wps:cNvSpPr/>
                         <wps:spPr>
                           <a:xfrm>
-                            <a:off x="1160640" y="2998440"/>
-                            <a:ext cx="39960" cy="138960"/>
+                            <a:off x="1160640" y="2999160"/>
+                            <a:ext cx="39240" cy="138600"/>
                           </a:xfrm>
                           <a:prstGeom prst="rect">
                             <a:avLst/>
@@ -12145,7 +14493,7 @@
                             <w:p>
                               <w:pPr>
                                 <w:pStyle w:val="Normal"/>
-                                <w:overflowPunct w:val="true"/>
+                                <w:overflowPunct w:val="false"/>
                                 <w:spacing w:lineRule="auto" w:line="240" w:before="0" w:after="0"/>
                                 <w:rPr/>
                               </w:pPr>
@@ -12195,7 +14543,7 @@
                         <wps:spPr>
                           <a:xfrm>
                             <a:off x="18360" y="195120"/>
-                            <a:ext cx="5740560" cy="720"/>
+                            <a:ext cx="5740920" cy="720"/>
                           </a:xfrm>
                           <a:prstGeom prst="line">
                             <a:avLst/>
@@ -12218,7 +14566,7 @@
                         <wps:cNvSpPr/>
                         <wps:spPr>
                           <a:xfrm>
-                            <a:off x="5758920" y="189720"/>
+                            <a:off x="5759280" y="189720"/>
                             <a:ext cx="720" cy="2691000"/>
                           </a:xfrm>
                           <a:prstGeom prst="line">
@@ -12242,8 +14590,8 @@
                         <wps:cNvSpPr/>
                         <wps:spPr>
                           <a:xfrm flipH="1">
-                            <a:off x="23400" y="2881800"/>
-                            <a:ext cx="5740560" cy="720"/>
+                            <a:off x="23400" y="2882160"/>
+                            <a:ext cx="5740920" cy="720"/>
                           </a:xfrm>
                           <a:prstGeom prst="line">
                             <a:avLst/>
@@ -12267,7 +14615,7 @@
                         <wps:spPr>
                           <a:xfrm flipV="1">
                             <a:off x="23400" y="195120"/>
-                            <a:ext cx="720" cy="2690640"/>
+                            <a:ext cx="720" cy="2691000"/>
                           </a:xfrm>
                           <a:prstGeom prst="line">
                             <a:avLst/>
@@ -12295,7 +14643,7 @@
           <mc:Fallback>
             <w:pict>
               <v:group id="shape_0" alt="Group 13482" style="position:absolute;margin-left:0pt;margin-top:-247.15pt;width:458.5pt;height:247.05pt" coordorigin="0,-4943" coordsize="9170,4941">
-                <v:rect id="shape_0" stroked="f" o:allowincell="f" style="position:absolute;left:0;top:-4943;width:1390;height:218;mso-wrap-style:square;v-text-anchor:top;mso-position-vertical:top">
+                <v:rect id="shape_0" stroked="f" o:allowincell="f" style="position:absolute;left:0;top:-4943;width:1389;height:217;mso-wrap-style:square;v-text-anchor:top;mso-position-vertical:top">
                   <v:fill o:detectmouseclick="t" on="false"/>
                   <v:stroke color="#3465a4" joinstyle="round" endcap="flat"/>
                   <v:textbox>
@@ -12303,7 +14651,7 @@
                       <w:p>
                         <w:pPr>
                           <w:pStyle w:val="Normal"/>
-                          <w:overflowPunct w:val="true"/>
+                          <w:overflowPunct w:val="false"/>
                           <w:spacing w:lineRule="auto" w:line="240" w:before="0" w:after="0"/>
                           <w:rPr/>
                         </w:pPr>
@@ -12319,7 +14667,7 @@
                   </v:textbox>
                   <w10:wrap type="square"/>
                 </v:rect>
-                <v:rect id="shape_0" stroked="f" o:allowincell="f" style="position:absolute;left:1049;top:-4943;width:62;height:218;mso-wrap-style:square;v-text-anchor:top;mso-position-vertical:top">
+                <v:rect id="shape_0" stroked="f" o:allowincell="f" style="position:absolute;left:1049;top:-4943;width:61;height:217;mso-wrap-style:square;v-text-anchor:top;mso-position-vertical:top">
                   <v:fill o:detectmouseclick="t" on="false"/>
                   <v:stroke color="#3465a4" joinstyle="round" endcap="flat"/>
                   <v:textbox>
@@ -12327,7 +14675,7 @@
                       <w:p>
                         <w:pPr>
                           <w:pStyle w:val="Normal"/>
-                          <w:overflowPunct w:val="true"/>
+                          <w:overflowPunct w:val="false"/>
                           <w:spacing w:lineRule="auto" w:line="240" w:before="0" w:after="0"/>
                           <w:rPr/>
                         </w:pPr>
@@ -12343,7 +14691,7 @@
                   </v:textbox>
                   <w10:wrap type="square"/>
                 </v:rect>
-                <v:rect id="shape_0" stroked="f" o:allowincell="f" style="position:absolute;left:1099;top:-4943;width:115;height:218;mso-wrap-style:square;v-text-anchor:top;mso-position-vertical:top">
+                <v:rect id="shape_0" stroked="f" o:allowincell="f" style="position:absolute;left:1099;top:-4943;width:114;height:217;mso-wrap-style:square;v-text-anchor:top;mso-position-vertical:top">
                   <v:fill o:detectmouseclick="t" on="false"/>
                   <v:stroke color="#3465a4" joinstyle="round" endcap="flat"/>
                   <v:textbox>
@@ -12351,7 +14699,7 @@
                       <w:p>
                         <w:pPr>
                           <w:pStyle w:val="Normal"/>
-                          <w:overflowPunct w:val="true"/>
+                          <w:overflowPunct w:val="false"/>
                           <w:spacing w:lineRule="auto" w:line="240" w:before="0" w:after="0"/>
                           <w:rPr/>
                         </w:pPr>
@@ -12367,7 +14715,7 @@
                   </v:textbox>
                   <w10:wrap type="square"/>
                 </v:rect>
-                <v:rect id="shape_0" stroked="f" o:allowincell="f" style="position:absolute;left:1189;top:-4943;width:62;height:218;mso-wrap-style:square;v-text-anchor:top;mso-position-vertical:top">
+                <v:rect id="shape_0" stroked="f" o:allowincell="f" style="position:absolute;left:1189;top:-4943;width:61;height:217;mso-wrap-style:square;v-text-anchor:top;mso-position-vertical:top">
                   <v:fill o:detectmouseclick="t" on="false"/>
                   <v:stroke color="#3465a4" joinstyle="round" endcap="flat"/>
                   <v:textbox>
@@ -12375,7 +14723,7 @@
                       <w:p>
                         <w:pPr>
                           <w:pStyle w:val="Normal"/>
-                          <w:overflowPunct w:val="true"/>
+                          <w:overflowPunct w:val="false"/>
                           <w:spacing w:lineRule="auto" w:line="240" w:before="0" w:after="0"/>
                           <w:rPr/>
                         </w:pPr>
@@ -12391,7 +14739,7 @@
                   </v:textbox>
                   <w10:wrap type="square"/>
                 </v:rect>
-                <v:rect id="shape_0" stroked="f" o:allowincell="f" style="position:absolute;left:1239;top:-4943;width:832;height:218;mso-wrap-style:square;v-text-anchor:top;mso-position-vertical:top">
+                <v:rect id="shape_0" stroked="f" o:allowincell="f" style="position:absolute;left:1239;top:-4943;width:831;height:217;mso-wrap-style:square;v-text-anchor:top;mso-position-vertical:top">
                   <v:fill o:detectmouseclick="t" on="false"/>
                   <v:stroke color="#3465a4" joinstyle="round" endcap="flat"/>
                   <v:textbox>
@@ -12399,7 +14747,7 @@
                       <w:p>
                         <w:pPr>
                           <w:pStyle w:val="Normal"/>
-                          <w:overflowPunct w:val="true"/>
+                          <w:overflowPunct w:val="false"/>
                           <w:spacing w:lineRule="auto" w:line="240" w:before="0" w:after="0"/>
                           <w:rPr/>
                         </w:pPr>
@@ -12415,7 +14763,7 @@
                   </v:textbox>
                   <w10:wrap type="square"/>
                 </v:rect>
-                <v:rect id="shape_0" stroked="f" o:allowincell="f" style="position:absolute;left:1868;top:-4943;width:62;height:218;mso-wrap-style:square;v-text-anchor:top;mso-position-vertical:top">
+                <v:rect id="shape_0" stroked="f" o:allowincell="f" style="position:absolute;left:1868;top:-4943;width:61;height:217;mso-wrap-style:square;v-text-anchor:top;mso-position-vertical:top">
                   <v:fill o:detectmouseclick="t" on="false"/>
                   <v:stroke color="#3465a4" joinstyle="round" endcap="flat"/>
                   <v:textbox>
@@ -12423,7 +14771,7 @@
                       <w:p>
                         <w:pPr>
                           <w:pStyle w:val="Normal"/>
-                          <w:overflowPunct w:val="true"/>
+                          <w:overflowPunct w:val="false"/>
                           <w:spacing w:lineRule="auto" w:line="240" w:before="0" w:after="0"/>
                           <w:rPr/>
                         </w:pPr>
@@ -12439,7 +14787,7 @@
                   </v:textbox>
                   <w10:wrap type="square"/>
                 </v:rect>
-                <v:rect id="shape_0" stroked="f" o:allowincell="f" style="position:absolute;left:1918;top:-4943;width:1191;height:218;mso-wrap-style:square;v-text-anchor:top;mso-position-vertical:top">
+                <v:rect id="shape_0" stroked="f" o:allowincell="f" style="position:absolute;left:1918;top:-4943;width:1190;height:217;mso-wrap-style:square;v-text-anchor:top;mso-position-vertical:top">
                   <v:fill o:detectmouseclick="t" on="false"/>
                   <v:stroke color="#3465a4" joinstyle="round" endcap="flat"/>
                   <v:textbox>
@@ -12447,7 +14795,7 @@
                       <w:p>
                         <w:pPr>
                           <w:pStyle w:val="Normal"/>
-                          <w:overflowPunct w:val="true"/>
+                          <w:overflowPunct w:val="false"/>
                           <w:spacing w:lineRule="auto" w:line="240" w:before="0" w:after="0"/>
                           <w:rPr/>
                         </w:pPr>
@@ -12463,7 +14811,7 @@
                   </v:textbox>
                   <w10:wrap type="square"/>
                 </v:rect>
-                <v:rect id="shape_0" stroked="f" o:allowincell="f" style="position:absolute;left:2817;top:-4943;width:62;height:218;mso-wrap-style:square;v-text-anchor:top;mso-position-vertical:top">
+                <v:rect id="shape_0" stroked="f" o:allowincell="f" style="position:absolute;left:2817;top:-4943;width:61;height:217;mso-wrap-style:square;v-text-anchor:top;mso-position-vertical:top">
                   <v:fill o:detectmouseclick="t" on="false"/>
                   <v:stroke color="#3465a4" joinstyle="round" endcap="flat"/>
                   <v:textbox>
@@ -12471,7 +14819,7 @@
                       <w:p>
                         <w:pPr>
                           <w:pStyle w:val="Normal"/>
-                          <w:overflowPunct w:val="true"/>
+                          <w:overflowPunct w:val="false"/>
                           <w:spacing w:lineRule="auto" w:line="240" w:before="0" w:after="0"/>
                           <w:rPr/>
                         </w:pPr>
@@ -12487,7 +14835,7 @@
                   </v:textbox>
                   <w10:wrap type="square"/>
                 </v:rect>
-                <v:rect id="shape_0" stroked="f" o:allowincell="f" style="position:absolute;left:9107;top:-527;width:62;height:217;mso-wrap-style:square;v-text-anchor:top;mso-position-vertical:top">
+                <v:rect id="shape_0" stroked="f" o:allowincell="f" style="position:absolute;left:9108;top:-526;width:61;height:216;mso-wrap-style:square;v-text-anchor:top;mso-position-vertical:top">
                   <v:fill o:detectmouseclick="t" on="false"/>
                   <v:stroke color="#3465a4" joinstyle="round" endcap="flat"/>
                   <v:textbox>
@@ -12495,7 +14843,7 @@
                       <w:p>
                         <w:pPr>
                           <w:pStyle w:val="Normal"/>
-                          <w:overflowPunct w:val="true"/>
+                          <w:overflowPunct w:val="false"/>
                           <w:spacing w:lineRule="auto" w:line="240" w:before="0" w:after="0"/>
                           <w:rPr/>
                         </w:pPr>
@@ -12511,7 +14859,7 @@
                   </v:textbox>
                   <w10:wrap type="square"/>
                 </v:rect>
-                <v:rect id="shape_0" stroked="f" o:allowincell="f" style="position:absolute;left:0;top:-221;width:1044;height:218;mso-wrap-style:square;v-text-anchor:top;mso-position-vertical:top">
+                <v:rect id="shape_0" stroked="f" o:allowincell="f" style="position:absolute;left:0;top:-220;width:1043;height:217;mso-wrap-style:square;v-text-anchor:top;mso-position-vertical:top">
                   <v:fill o:detectmouseclick="t" on="false"/>
                   <v:stroke color="#3465a4" joinstyle="round" endcap="flat"/>
                   <v:textbox>
@@ -12519,7 +14867,7 @@
                       <w:p>
                         <w:pPr>
                           <w:pStyle w:val="Normal"/>
-                          <w:overflowPunct w:val="true"/>
+                          <w:overflowPunct w:val="false"/>
                           <w:spacing w:lineRule="auto" w:line="240" w:before="0" w:after="0"/>
                           <w:rPr/>
                         </w:pPr>
@@ -12535,7 +14883,7 @@
                   </v:textbox>
                   <w10:wrap type="square"/>
                 </v:rect>
-                <v:rect id="shape_0" stroked="f" o:allowincell="f" style="position:absolute;left:789;top:-221;width:62;height:218;mso-wrap-style:square;v-text-anchor:top;mso-position-vertical:top">
+                <v:rect id="shape_0" stroked="f" o:allowincell="f" style="position:absolute;left:789;top:-220;width:61;height:217;mso-wrap-style:square;v-text-anchor:top;mso-position-vertical:top">
                   <v:fill o:detectmouseclick="t" on="false"/>
                   <v:stroke color="#3465a4" joinstyle="round" endcap="flat"/>
                   <v:textbox>
@@ -12543,7 +14891,7 @@
                       <w:p>
                         <w:pPr>
                           <w:pStyle w:val="Normal"/>
-                          <w:overflowPunct w:val="true"/>
+                          <w:overflowPunct w:val="false"/>
                           <w:spacing w:lineRule="auto" w:line="240" w:before="0" w:after="0"/>
                           <w:rPr/>
                         </w:pPr>
@@ -12559,7 +14907,7 @@
                   </v:textbox>
                   <w10:wrap type="square"/>
                 </v:rect>
-                <v:rect id="shape_0" stroked="f" o:allowincell="f" style="position:absolute;left:839;top:-221;width:114;height:218;mso-wrap-style:square;v-text-anchor:top;mso-position-vertical:top">
+                <v:rect id="shape_0" stroked="f" o:allowincell="f" style="position:absolute;left:839;top:-220;width:113;height:217;mso-wrap-style:square;v-text-anchor:top;mso-position-vertical:top">
                   <v:fill o:detectmouseclick="t" on="false"/>
                   <v:stroke color="#3465a4" joinstyle="round" endcap="flat"/>
                   <v:textbox>
@@ -12567,7 +14915,7 @@
                       <w:p>
                         <w:pPr>
                           <w:pStyle w:val="Normal"/>
-                          <w:overflowPunct w:val="true"/>
+                          <w:overflowPunct w:val="false"/>
                           <w:spacing w:lineRule="auto" w:line="240" w:before="0" w:after="0"/>
                           <w:rPr/>
                         </w:pPr>
@@ -12583,7 +14931,7 @@
                   </v:textbox>
                   <w10:wrap type="square"/>
                 </v:rect>
-                <v:rect id="shape_0" stroked="f" o:allowincell="f" style="position:absolute;left:928;top:-221;width:62;height:218;mso-wrap-style:square;v-text-anchor:top;mso-position-vertical:top">
+                <v:rect id="shape_0" stroked="f" o:allowincell="f" style="position:absolute;left:928;top:-220;width:61;height:217;mso-wrap-style:square;v-text-anchor:top;mso-position-vertical:top">
                   <v:fill o:detectmouseclick="t" on="false"/>
                   <v:stroke color="#3465a4" joinstyle="round" endcap="flat"/>
                   <v:textbox>
@@ -12591,7 +14939,7 @@
                       <w:p>
                         <w:pPr>
                           <w:pStyle w:val="Normal"/>
-                          <w:overflowPunct w:val="true"/>
+                          <w:overflowPunct w:val="false"/>
                           <w:spacing w:lineRule="auto" w:line="240" w:before="0" w:after="0"/>
                           <w:rPr/>
                         </w:pPr>
@@ -12607,7 +14955,7 @@
                   </v:textbox>
                   <w10:wrap type="square"/>
                 </v:rect>
-                <v:rect id="shape_0" stroked="f" o:allowincell="f" style="position:absolute;left:978;top:-221;width:1124;height:218;mso-wrap-style:square;v-text-anchor:top;mso-position-vertical:top">
+                <v:rect id="shape_0" stroked="f" o:allowincell="f" style="position:absolute;left:978;top:-220;width:1123;height:217;mso-wrap-style:square;v-text-anchor:top;mso-position-vertical:top">
                   <v:fill o:detectmouseclick="t" on="false"/>
                   <v:stroke color="#3465a4" joinstyle="round" endcap="flat"/>
                   <v:textbox>
@@ -12615,7 +14963,7 @@
                       <w:p>
                         <w:pPr>
                           <w:pStyle w:val="Normal"/>
-                          <w:overflowPunct w:val="true"/>
+                          <w:overflowPunct w:val="false"/>
                           <w:spacing w:lineRule="auto" w:line="240" w:before="0" w:after="0"/>
                           <w:rPr/>
                         </w:pPr>
@@ -12631,7 +14979,7 @@
                   </v:textbox>
                   <w10:wrap type="square"/>
                 </v:rect>
-                <v:rect id="shape_0" stroked="f" o:allowincell="f" style="position:absolute;left:1828;top:-221;width:62;height:218;mso-wrap-style:square;v-text-anchor:top;mso-position-vertical:top">
+                <v:rect id="shape_0" stroked="f" o:allowincell="f" style="position:absolute;left:1828;top:-220;width:61;height:217;mso-wrap-style:square;v-text-anchor:top;mso-position-vertical:top">
                   <v:fill o:detectmouseclick="t" on="false"/>
                   <v:stroke color="#3465a4" joinstyle="round" endcap="flat"/>
                   <v:textbox>
@@ -12639,7 +14987,7 @@
                       <w:p>
                         <w:pPr>
                           <w:pStyle w:val="Normal"/>
-                          <w:overflowPunct w:val="true"/>
+                          <w:overflowPunct w:val="false"/>
                           <w:spacing w:lineRule="auto" w:line="240" w:before="0" w:after="0"/>
                           <w:rPr/>
                         </w:pPr>
@@ -12660,22 +15008,22 @@
                   <v:stroke color="black" joinstyle="round" endcap="flat"/>
                   <w10:wrap type="square"/>
                 </v:shape>
-                <v:line id="shape_0" from="29,-4636" to="9068,-4636" stroked="t" o:allowincell="f" style="position:absolute;mso-position-vertical:top">
+                <v:line id="shape_0" from="29,-4636" to="9069,-4636" stroked="t" o:allowincell="f" style="position:absolute;mso-position-vertical:top">
                   <v:stroke color="black" joinstyle="round" endcap="flat"/>
                   <v:fill o:detectmouseclick="t" on="false"/>
                   <w10:wrap type="square"/>
                 </v:line>
-                <v:line id="shape_0" from="9069,-4644" to="9069,-407" stroked="t" o:allowincell="f" style="position:absolute;mso-position-vertical:top">
+                <v:line id="shape_0" from="9070,-4644" to="9070,-407" stroked="t" o:allowincell="f" style="position:absolute;mso-position-vertical:top">
                   <v:stroke color="black" joinstyle="round" endcap="flat"/>
                   <v:fill o:detectmouseclick="t" on="false"/>
                   <w10:wrap type="square"/>
                 </v:line>
-                <v:line id="shape_0" from="37,-405" to="9076,-405" stroked="t" o:allowincell="f" style="position:absolute;flip:x;mso-position-vertical:top">
+                <v:line id="shape_0" from="37,-404" to="9077,-404" stroked="t" o:allowincell="f" style="position:absolute;flip:x;mso-position-vertical:top">
                   <v:stroke color="black" joinstyle="round" endcap="flat"/>
                   <v:fill o:detectmouseclick="t" on="false"/>
                   <w10:wrap type="square"/>
                 </v:line>
-                <v:line id="shape_0" from="37,-4636" to="37,-400" stroked="t" o:allowincell="f" style="position:absolute;flip:y;mso-position-vertical:top">
+                <v:line id="shape_0" from="37,-4636" to="37,-399" stroked="t" o:allowincell="f" style="position:absolute;flip:y;mso-position-vertical:top">
                   <v:stroke color="black" joinstyle="round" endcap="flat"/>
                   <v:fill o:detectmouseclick="t" on="false"/>
                   <w10:wrap type="square"/>
@@ -12723,8 +15071,8 @@
                         <wps:cNvSpPr/>
                         <wps:spPr>
                           <a:xfrm>
-                            <a:off x="5783040" y="2464560"/>
-                            <a:ext cx="39960" cy="138600"/>
+                            <a:off x="5783760" y="2464920"/>
+                            <a:ext cx="39240" cy="137880"/>
                           </a:xfrm>
                           <a:prstGeom prst="rect">
                             <a:avLst/>
@@ -12745,7 +15093,7 @@
                             <w:p>
                               <w:pPr>
                                 <w:pStyle w:val="Normal"/>
-                                <w:overflowPunct w:val="true"/>
+                                <w:overflowPunct w:val="false"/>
                                 <w:spacing w:lineRule="auto" w:line="240" w:before="0" w:after="0"/>
                                 <w:rPr/>
                               </w:pPr>
@@ -12768,8 +15116,8 @@
                         <wps:cNvSpPr/>
                         <wps:spPr>
                           <a:xfrm>
-                            <a:off x="0" y="2659320"/>
-                            <a:ext cx="39960" cy="138600"/>
+                            <a:off x="0" y="2660040"/>
+                            <a:ext cx="39240" cy="137880"/>
                           </a:xfrm>
                           <a:prstGeom prst="rect">
                             <a:avLst/>
@@ -12790,7 +15138,7 @@
                             <w:p>
                               <w:pPr>
                                 <w:pStyle w:val="Normal"/>
-                                <w:overflowPunct w:val="true"/>
+                                <w:overflowPunct w:val="false"/>
                                 <w:spacing w:lineRule="auto" w:line="240" w:before="0" w:after="0"/>
                                 <w:rPr/>
                               </w:pPr>
@@ -12840,7 +15188,7 @@
                         <wps:spPr>
                           <a:xfrm>
                             <a:off x="18360" y="4320"/>
-                            <a:ext cx="5740560" cy="720"/>
+                            <a:ext cx="5740920" cy="720"/>
                           </a:xfrm>
                           <a:prstGeom prst="line">
                             <a:avLst/>
@@ -12863,8 +15211,8 @@
                         <wps:cNvSpPr/>
                         <wps:spPr>
                           <a:xfrm>
-                            <a:off x="5758920" y="0"/>
-                            <a:ext cx="720" cy="2545560"/>
+                            <a:off x="5759280" y="0"/>
+                            <a:ext cx="720" cy="2546280"/>
                           </a:xfrm>
                           <a:prstGeom prst="line">
                             <a:avLst/>
@@ -12887,8 +15235,8 @@
                         <wps:cNvSpPr/>
                         <wps:spPr>
                           <a:xfrm flipH="1">
-                            <a:off x="23400" y="2547000"/>
-                            <a:ext cx="5740560" cy="0"/>
+                            <a:off x="23400" y="2547720"/>
+                            <a:ext cx="5740920" cy="720"/>
                           </a:xfrm>
                           <a:prstGeom prst="line">
                             <a:avLst/>
@@ -12940,7 +15288,7 @@
           <mc:Fallback>
             <w:pict>
               <v:group id="shape_0" alt="Group 14340" style="position:absolute;margin-left:0pt;margin-top:-221.3pt;width:458.5pt;height:220.3pt" coordorigin="0,-4426" coordsize="9170,4406">
-                <v:rect id="shape_0" stroked="f" o:allowincell="f" style="position:absolute;left:9107;top:-545;width:62;height:217;mso-wrap-style:square;v-text-anchor:top;mso-position-vertical:top">
+                <v:rect id="shape_0" stroked="f" o:allowincell="f" style="position:absolute;left:9108;top:-544;width:61;height:216;mso-wrap-style:square;v-text-anchor:top;mso-position-vertical:top">
                   <v:fill o:detectmouseclick="t" on="false"/>
                   <v:stroke color="#3465a4" joinstyle="round" endcap="flat"/>
                   <v:textbox>
@@ -12948,7 +15296,7 @@
                       <w:p>
                         <w:pPr>
                           <w:pStyle w:val="Normal"/>
-                          <w:overflowPunct w:val="true"/>
+                          <w:overflowPunct w:val="false"/>
                           <w:spacing w:lineRule="auto" w:line="240" w:before="0" w:after="0"/>
                           <w:rPr/>
                         </w:pPr>
@@ -12964,7 +15312,7 @@
                   </v:textbox>
                   <w10:wrap type="square"/>
                 </v:rect>
-                <v:rect id="shape_0" stroked="f" o:allowincell="f" style="position:absolute;left:0;top:-238;width:62;height:217;mso-wrap-style:square;v-text-anchor:top;mso-position-vertical:top">
+                <v:rect id="shape_0" stroked="f" o:allowincell="f" style="position:absolute;left:0;top:-237;width:61;height:216;mso-wrap-style:square;v-text-anchor:top;mso-position-vertical:top">
                   <v:fill o:detectmouseclick="t" on="false"/>
                   <v:stroke color="#3465a4" joinstyle="round" endcap="flat"/>
                   <v:textbox>
@@ -12972,7 +15320,7 @@
                       <w:p>
                         <w:pPr>
                           <w:pStyle w:val="Normal"/>
-                          <w:overflowPunct w:val="true"/>
+                          <w:overflowPunct w:val="false"/>
                           <w:spacing w:lineRule="auto" w:line="240" w:before="0" w:after="0"/>
                           <w:rPr/>
                         </w:pPr>
@@ -12993,17 +15341,17 @@
                   <v:stroke color="black" joinstyle="round" endcap="flat"/>
                   <w10:wrap type="square"/>
                 </v:shape>
-                <v:line id="shape_0" from="29,-4419" to="9068,-4419" stroked="t" o:allowincell="f" style="position:absolute;mso-position-vertical:top">
+                <v:line id="shape_0" from="29,-4419" to="9069,-4419" stroked="t" o:allowincell="f" style="position:absolute;mso-position-vertical:top">
                   <v:stroke color="black" joinstyle="round" endcap="flat"/>
                   <v:fill o:detectmouseclick="t" on="false"/>
                   <w10:wrap type="square"/>
                 </v:line>
-                <v:line id="shape_0" from="9069,-4426" to="9069,-418" stroked="t" o:allowincell="f" style="position:absolute;mso-position-vertical:top">
+                <v:line id="shape_0" from="9070,-4426" to="9070,-417" stroked="t" o:allowincell="f" style="position:absolute;mso-position-vertical:top">
                   <v:stroke color="black" joinstyle="round" endcap="flat"/>
                   <v:fill o:detectmouseclick="t" on="false"/>
                   <w10:wrap type="square"/>
                 </v:line>
-                <v:line id="shape_0" from="37,-415" to="9076,-415" stroked="t" o:allowincell="f" style="position:absolute;flip:x;mso-position-vertical:top">
+                <v:line id="shape_0" from="37,-414" to="9077,-414" stroked="t" o:allowincell="f" style="position:absolute;flip:x;mso-position-vertical:top">
                   <v:stroke color="black" joinstyle="round" endcap="flat"/>
                   <v:fill o:detectmouseclick="t" on="false"/>
                   <w10:wrap type="square"/>
@@ -13075,8 +15423,8 @@
                         <wps:cNvSpPr/>
                         <wps:spPr>
                           <a:xfrm>
-                            <a:off x="4182840" y="4495320"/>
-                            <a:ext cx="39960" cy="138960"/>
+                            <a:off x="4183560" y="4495680"/>
+                            <a:ext cx="39240" cy="138600"/>
                           </a:xfrm>
                           <a:prstGeom prst="rect">
                             <a:avLst/>
@@ -13097,7 +15445,7 @@
                             <w:p>
                               <w:pPr>
                                 <w:pStyle w:val="Normal"/>
-                                <w:overflowPunct w:val="true"/>
+                                <w:overflowPunct w:val="false"/>
                                 <w:spacing w:lineRule="auto" w:line="240" w:before="0" w:after="0"/>
                                 <w:rPr/>
                               </w:pPr>
@@ -13147,7 +15495,7 @@
                         <wps:spPr>
                           <a:xfrm>
                             <a:off x="0" y="4320"/>
-                            <a:ext cx="4158000" cy="720"/>
+                            <a:ext cx="4158720" cy="720"/>
                           </a:xfrm>
                           <a:prstGeom prst="line">
                             <a:avLst/>
@@ -13170,8 +15518,8 @@
                         <wps:cNvSpPr/>
                         <wps:spPr>
                           <a:xfrm>
-                            <a:off x="4158720" y="0"/>
-                            <a:ext cx="720" cy="4572000"/>
+                            <a:off x="4159080" y="0"/>
+                            <a:ext cx="720" cy="4572720"/>
                           </a:xfrm>
                           <a:prstGeom prst="line">
                             <a:avLst/>
@@ -13194,8 +15542,8 @@
                         <wps:cNvSpPr/>
                         <wps:spPr>
                           <a:xfrm flipH="1">
-                            <a:off x="4320" y="4572720"/>
-                            <a:ext cx="4158720" cy="720"/>
+                            <a:off x="4320" y="4573440"/>
+                            <a:ext cx="4159080" cy="720"/>
                           </a:xfrm>
                           <a:prstGeom prst="line">
                             <a:avLst/>
@@ -13219,7 +15567,7 @@
                         <wps:spPr>
                           <a:xfrm flipV="1">
                             <a:off x="4320" y="4320"/>
-                            <a:ext cx="720" cy="4573440"/>
+                            <a:ext cx="720" cy="4573800"/>
                           </a:xfrm>
                           <a:prstGeom prst="line">
                             <a:avLst/>
@@ -13247,7 +15595,7 @@
           <mc:Fallback>
             <w:pict>
               <v:group id="shape_0" alt="Group 14341" style="position:absolute;margin-left:0pt;margin-top:-365.4pt;width:332.5pt;height:364.9pt" coordorigin="0,-7308" coordsize="6650,7298">
-                <v:rect id="shape_0" stroked="f" o:allowincell="f" style="position:absolute;left:6587;top:-229;width:62;height:218;mso-wrap-style:square;v-text-anchor:top;mso-position-vertical:top">
+                <v:rect id="shape_0" stroked="f" o:allowincell="f" style="position:absolute;left:6588;top:-228;width:61;height:217;mso-wrap-style:square;v-text-anchor:top;mso-position-vertical:top">
                   <v:fill o:detectmouseclick="t" on="false"/>
                   <v:stroke color="#3465a4" joinstyle="round" endcap="flat"/>
                   <v:textbox>
@@ -13255,7 +15603,7 @@
                       <w:p>
                         <w:pPr>
                           <w:pStyle w:val="Normal"/>
-                          <w:overflowPunct w:val="true"/>
+                          <w:overflowPunct w:val="false"/>
                           <w:spacing w:lineRule="auto" w:line="240" w:before="0" w:after="0"/>
                           <w:rPr/>
                         </w:pPr>
@@ -13276,22 +15624,22 @@
                   <v:stroke color="black" joinstyle="round" endcap="flat"/>
                   <w10:wrap type="square"/>
                 </v:shape>
-                <v:line id="shape_0" from="0,-7301" to="6547,-7301" stroked="t" o:allowincell="f" style="position:absolute;mso-position-vertical:top">
+                <v:line id="shape_0" from="0,-7301" to="6548,-7301" stroked="t" o:allowincell="f" style="position:absolute;mso-position-vertical:top">
                   <v:stroke color="black" joinstyle="round" endcap="flat"/>
                   <v:fill o:detectmouseclick="t" on="false"/>
                   <w10:wrap type="square"/>
                 </v:line>
-                <v:line id="shape_0" from="6549,-7308" to="6549,-109" stroked="t" o:allowincell="f" style="position:absolute;mso-position-vertical:top">
+                <v:line id="shape_0" from="6550,-7308" to="6550,-108" stroked="t" o:allowincell="f" style="position:absolute;mso-position-vertical:top">
                   <v:stroke color="black" joinstyle="round" endcap="flat"/>
                   <v:fill o:detectmouseclick="t" on="false"/>
                   <w10:wrap type="square"/>
                 </v:line>
-                <v:line id="shape_0" from="7,-107" to="6555,-107" stroked="t" o:allowincell="f" style="position:absolute;flip:x;mso-position-vertical:top">
+                <v:line id="shape_0" from="7,-106" to="6556,-106" stroked="t" o:allowincell="f" style="position:absolute;flip:x;mso-position-vertical:top">
                   <v:stroke color="black" joinstyle="round" endcap="flat"/>
                   <v:fill o:detectmouseclick="t" on="false"/>
                   <w10:wrap type="square"/>
                 </v:line>
-                <v:line id="shape_0" from="7,-7301" to="7,-100" stroked="t" o:allowincell="f" style="position:absolute;flip:y;mso-position-vertical:top">
+                <v:line id="shape_0" from="7,-7301" to="7,-99" stroked="t" o:allowincell="f" style="position:absolute;flip:y;mso-position-vertical:top">
                   <v:stroke color="black" joinstyle="round" endcap="flat"/>
                   <v:fill o:detectmouseclick="t" on="false"/>
                   <w10:wrap type="square"/>
@@ -13358,8 +15706,8 @@
                         <wps:cNvSpPr/>
                         <wps:spPr>
                           <a:xfrm>
-                            <a:off x="5783040" y="2787480"/>
-                            <a:ext cx="39960" cy="138600"/>
+                            <a:off x="5783760" y="2788200"/>
+                            <a:ext cx="39240" cy="137880"/>
                           </a:xfrm>
                           <a:prstGeom prst="rect">
                             <a:avLst/>
@@ -13380,7 +15728,7 @@
                             <w:p>
                               <w:pPr>
                                 <w:pStyle w:val="Normal"/>
-                                <w:overflowPunct w:val="true"/>
+                                <w:overflowPunct w:val="false"/>
                                 <w:spacing w:lineRule="auto" w:line="240" w:before="0" w:after="0"/>
                                 <w:rPr/>
                               </w:pPr>
@@ -13403,8 +15751,8 @@
                         <wps:cNvSpPr/>
                         <wps:spPr>
                           <a:xfrm>
-                            <a:off x="0" y="2982600"/>
-                            <a:ext cx="39960" cy="138960"/>
+                            <a:off x="0" y="2983320"/>
+                            <a:ext cx="39240" cy="138600"/>
                           </a:xfrm>
                           <a:prstGeom prst="rect">
                             <a:avLst/>
@@ -13425,7 +15773,7 @@
                             <w:p>
                               <w:pPr>
                                 <w:pStyle w:val="Normal"/>
-                                <w:overflowPunct w:val="true"/>
+                                <w:overflowPunct w:val="false"/>
                                 <w:spacing w:lineRule="auto" w:line="240" w:before="0" w:after="0"/>
                                 <w:rPr/>
                               </w:pPr>
@@ -13475,7 +15823,7 @@
                         <wps:spPr>
                           <a:xfrm>
                             <a:off x="18360" y="4320"/>
-                            <a:ext cx="5740560" cy="720"/>
+                            <a:ext cx="5740920" cy="720"/>
                           </a:xfrm>
                           <a:prstGeom prst="line">
                             <a:avLst/>
@@ -13498,8 +15846,8 @@
                         <wps:cNvSpPr/>
                         <wps:spPr>
                           <a:xfrm>
-                            <a:off x="5758920" y="0"/>
-                            <a:ext cx="720" cy="2869560"/>
+                            <a:off x="5759280" y="0"/>
+                            <a:ext cx="720" cy="2870280"/>
                           </a:xfrm>
                           <a:prstGeom prst="line">
                             <a:avLst/>
@@ -13522,8 +15870,8 @@
                         <wps:cNvSpPr/>
                         <wps:spPr>
                           <a:xfrm flipH="1">
-                            <a:off x="23400" y="2870280"/>
-                            <a:ext cx="5740560" cy="0"/>
+                            <a:off x="23400" y="2871000"/>
+                            <a:ext cx="5740920" cy="720"/>
                           </a:xfrm>
                           <a:prstGeom prst="line">
                             <a:avLst/>
@@ -13547,7 +15895,7 @@
                         <wps:spPr>
                           <a:xfrm flipV="1">
                             <a:off x="23400" y="4320"/>
-                            <a:ext cx="720" cy="2870280"/>
+                            <a:ext cx="720" cy="2871000"/>
                           </a:xfrm>
                           <a:prstGeom prst="line">
                             <a:avLst/>
@@ -13575,7 +15923,7 @@
           <mc:Fallback>
             <w:pict>
               <v:group id="shape_0" alt="Group 14435" style="position:absolute;margin-left:0pt;margin-top:-246.8pt;width:458.5pt;height:245.8pt" coordorigin="0,-4936" coordsize="9170,4916">
-                <v:rect id="shape_0" stroked="f" o:allowincell="f" style="position:absolute;left:9107;top:-547;width:62;height:217;mso-wrap-style:square;v-text-anchor:top;mso-position-vertical:top">
+                <v:rect id="shape_0" stroked="f" o:allowincell="f" style="position:absolute;left:9108;top:-545;width:61;height:216;mso-wrap-style:square;v-text-anchor:top;mso-position-vertical:top">
                   <v:fill o:detectmouseclick="t" on="false"/>
                   <v:stroke color="#3465a4" joinstyle="round" endcap="flat"/>
                   <v:textbox>
@@ -13583,7 +15931,7 @@
                       <w:p>
                         <w:pPr>
                           <w:pStyle w:val="Normal"/>
-                          <w:overflowPunct w:val="true"/>
+                          <w:overflowPunct w:val="false"/>
                           <w:spacing w:lineRule="auto" w:line="240" w:before="0" w:after="0"/>
                           <w:rPr/>
                         </w:pPr>
@@ -13599,7 +15947,7 @@
                   </v:textbox>
                   <w10:wrap type="square"/>
                 </v:rect>
-                <v:rect id="shape_0" stroked="f" o:allowincell="f" style="position:absolute;left:0;top:-239;width:62;height:218;mso-wrap-style:square;v-text-anchor:top;mso-position-vertical:top">
+                <v:rect id="shape_0" stroked="f" o:allowincell="f" style="position:absolute;left:0;top:-238;width:61;height:217;mso-wrap-style:square;v-text-anchor:top;mso-position-vertical:top">
                   <v:fill o:detectmouseclick="t" on="false"/>
                   <v:stroke color="#3465a4" joinstyle="round" endcap="flat"/>
                   <v:textbox>
@@ -13607,7 +15955,7 @@
                       <w:p>
                         <w:pPr>
                           <w:pStyle w:val="Normal"/>
-                          <w:overflowPunct w:val="true"/>
+                          <w:overflowPunct w:val="false"/>
                           <w:spacing w:lineRule="auto" w:line="240" w:before="0" w:after="0"/>
                           <w:rPr/>
                         </w:pPr>
@@ -13628,22 +15976,22 @@
                   <v:stroke color="black" joinstyle="round" endcap="flat"/>
                   <w10:wrap type="square"/>
                 </v:shape>
-                <v:line id="shape_0" from="29,-4929" to="9068,-4929" stroked="t" o:allowincell="f" style="position:absolute;mso-position-vertical:top">
+                <v:line id="shape_0" from="29,-4929" to="9069,-4929" stroked="t" o:allowincell="f" style="position:absolute;mso-position-vertical:top">
                   <v:stroke color="black" joinstyle="round" endcap="flat"/>
                   <v:fill o:detectmouseclick="t" on="false"/>
                   <w10:wrap type="square"/>
                 </v:line>
-                <v:line id="shape_0" from="9069,-4936" to="9069,-418" stroked="t" o:allowincell="f" style="position:absolute;mso-position-vertical:top">
+                <v:line id="shape_0" from="9070,-4936" to="9070,-417" stroked="t" o:allowincell="f" style="position:absolute;mso-position-vertical:top">
                   <v:stroke color="black" joinstyle="round" endcap="flat"/>
                   <v:fill o:detectmouseclick="t" on="false"/>
                   <w10:wrap type="square"/>
                 </v:line>
-                <v:line id="shape_0" from="37,-416" to="9076,-416" stroked="t" o:allowincell="f" style="position:absolute;flip:x;mso-position-vertical:top">
+                <v:line id="shape_0" from="37,-415" to="9077,-415" stroked="t" o:allowincell="f" style="position:absolute;flip:x;mso-position-vertical:top">
                   <v:stroke color="black" joinstyle="round" endcap="flat"/>
                   <v:fill o:detectmouseclick="t" on="false"/>
                   <w10:wrap type="square"/>
                 </v:line>
-                <v:line id="shape_0" from="37,-4929" to="37,-410" stroked="t" o:allowincell="f" style="position:absolute;flip:y;mso-position-vertical:top">
+                <v:line id="shape_0" from="37,-4929" to="37,-409" stroked="t" o:allowincell="f" style="position:absolute;flip:y;mso-position-vertical:top">
                   <v:stroke color="black" joinstyle="round" endcap="flat"/>
                   <v:fill o:detectmouseclick="t" on="false"/>
                   <w10:wrap type="square"/>
@@ -13687,7 +16035,7 @@
       <w:hyperlink r:id="rId34">
         <w:r>
           <w:rPr>
-            <w:rStyle w:val="Style8"/>
+            <w:rStyle w:val="Style7"/>
             <w:rFonts w:eastAsia="Arial" w:cs="Arial" w:ascii="Arial" w:hAnsi="Arial"/>
             <w:color w:val="1155CC"/>
             <w:szCs w:val="22"/>
@@ -14222,7 +16570,7 @@
       <w:hyperlink r:id="rId41">
         <w:r>
           <w:rPr>
-            <w:rStyle w:val="Style8"/>
+            <w:rStyle w:val="Style7"/>
             <w:rFonts w:eastAsia="Arial" w:cs="Arial" w:ascii="Arial" w:hAnsi="Arial"/>
             <w:color w:val="1155CC"/>
             <w:szCs w:val="22"/>
@@ -14523,7 +16871,7 @@
             <w:sz w:val="20"/>
             <w:szCs w:val="20"/>
           </w:rPr>
-          <w:t>22</w:t>
+          <w:t>24</w:t>
         </w:r>
         <w:r>
           <w:rPr>
@@ -14733,7 +17081,7 @@
     <w:r>
       <w:rPr/>
       <w:drawing>
-        <wp:anchor distT="0" distB="0" distL="114300" distR="0" simplePos="0" relativeHeight="99" behindDoc="0" locked="0" layoutInCell="0" allowOverlap="1">
+        <wp:anchor distT="0" distB="0" distL="114300" distR="0" simplePos="0" relativeHeight="101" behindDoc="0" locked="0" layoutInCell="0" allowOverlap="1">
           <wp:simplePos x="0" y="0"/>
           <wp:positionH relativeFrom="margin">
             <wp:align>right</wp:align>
@@ -14745,11 +17093,11 @@
           <wp:effectExtent l="0" t="0" r="0" b="0"/>
           <wp:wrapTight wrapText="bothSides">
             <wp:wrapPolygon edited="0">
-              <wp:start x="-216" y="0"/>
-              <wp:lineTo x="-216" y="20882"/>
-              <wp:lineTo x="21311" y="20882"/>
+              <wp:start x="-288" y="0"/>
+              <wp:lineTo x="-288" y="20738"/>
+              <wp:lineTo x="21311" y="20738"/>
               <wp:lineTo x="21311" y="0"/>
-              <wp:lineTo x="-216" y="0"/>
+              <wp:lineTo x="-288" y="0"/>
             </wp:wrapPolygon>
           </wp:wrapTight>
           <wp:docPr id="90" name="Imagen3"/>
@@ -14880,6 +17228,126 @@
 <file path=word/numbering.xml><?xml version="1.0" encoding="utf-8"?>
 <w:numbering xmlns:w="http://schemas.openxmlformats.org/wordprocessingml/2006/main" xmlns:o="urn:schemas-microsoft-com:office:office" xmlns:r="http://schemas.openxmlformats.org/officeDocument/2006/relationships" xmlns:v="urn:schemas-microsoft-com:vml" xmlns:mc="http://schemas.openxmlformats.org/markup-compatibility/2006" xmlns:w14="http://schemas.microsoft.com/office/word/2010/wordml" mc:Ignorable="w14">
   <w:abstractNum w:abstractNumId="1">
+    <w:lvl w:ilvl="0">
+      <w:start w:val="1"/>
+      <w:numFmt w:val="none"/>
+      <w:suff w:val="nothing"/>
+      <w:lvlText w:val=""/>
+      <w:lvlJc w:val="start"/>
+      <w:pPr>
+        <w:tabs>
+          <w:tab w:val="num" w:pos="0"/>
+        </w:tabs>
+        <w:ind w:start="0" w:hanging="0"/>
+      </w:pPr>
+    </w:lvl>
+    <w:lvl w:ilvl="1">
+      <w:start w:val="1"/>
+      <w:numFmt w:val="none"/>
+      <w:suff w:val="nothing"/>
+      <w:lvlText w:val=""/>
+      <w:lvlJc w:val="start"/>
+      <w:pPr>
+        <w:tabs>
+          <w:tab w:val="num" w:pos="0"/>
+        </w:tabs>
+        <w:ind w:start="0" w:hanging="0"/>
+      </w:pPr>
+    </w:lvl>
+    <w:lvl w:ilvl="2">
+      <w:start w:val="1"/>
+      <w:numFmt w:val="none"/>
+      <w:pStyle w:val="Heading3"/>
+      <w:suff w:val="nothing"/>
+      <w:lvlText w:val=""/>
+      <w:lvlJc w:val="start"/>
+      <w:pPr>
+        <w:tabs>
+          <w:tab w:val="num" w:pos="0"/>
+        </w:tabs>
+        <w:ind w:start="0" w:hanging="0"/>
+      </w:pPr>
+    </w:lvl>
+    <w:lvl w:ilvl="3">
+      <w:start w:val="1"/>
+      <w:numFmt w:val="none"/>
+      <w:suff w:val="nothing"/>
+      <w:lvlText w:val=""/>
+      <w:lvlJc w:val="start"/>
+      <w:pPr>
+        <w:tabs>
+          <w:tab w:val="num" w:pos="0"/>
+        </w:tabs>
+        <w:ind w:start="0" w:hanging="0"/>
+      </w:pPr>
+    </w:lvl>
+    <w:lvl w:ilvl="4">
+      <w:start w:val="1"/>
+      <w:numFmt w:val="none"/>
+      <w:suff w:val="nothing"/>
+      <w:lvlText w:val=""/>
+      <w:lvlJc w:val="start"/>
+      <w:pPr>
+        <w:tabs>
+          <w:tab w:val="num" w:pos="0"/>
+        </w:tabs>
+        <w:ind w:start="0" w:hanging="0"/>
+      </w:pPr>
+    </w:lvl>
+    <w:lvl w:ilvl="5">
+      <w:start w:val="1"/>
+      <w:numFmt w:val="none"/>
+      <w:suff w:val="nothing"/>
+      <w:lvlText w:val=""/>
+      <w:lvlJc w:val="start"/>
+      <w:pPr>
+        <w:tabs>
+          <w:tab w:val="num" w:pos="0"/>
+        </w:tabs>
+        <w:ind w:start="0" w:hanging="0"/>
+      </w:pPr>
+    </w:lvl>
+    <w:lvl w:ilvl="6">
+      <w:start w:val="1"/>
+      <w:numFmt w:val="none"/>
+      <w:suff w:val="nothing"/>
+      <w:lvlText w:val=""/>
+      <w:lvlJc w:val="start"/>
+      <w:pPr>
+        <w:tabs>
+          <w:tab w:val="num" w:pos="0"/>
+        </w:tabs>
+        <w:ind w:start="0" w:hanging="0"/>
+      </w:pPr>
+    </w:lvl>
+    <w:lvl w:ilvl="7">
+      <w:start w:val="1"/>
+      <w:numFmt w:val="none"/>
+      <w:suff w:val="nothing"/>
+      <w:lvlText w:val=""/>
+      <w:lvlJc w:val="start"/>
+      <w:pPr>
+        <w:tabs>
+          <w:tab w:val="num" w:pos="0"/>
+        </w:tabs>
+        <w:ind w:start="0" w:hanging="0"/>
+      </w:pPr>
+    </w:lvl>
+    <w:lvl w:ilvl="8">
+      <w:start w:val="1"/>
+      <w:numFmt w:val="none"/>
+      <w:suff w:val="nothing"/>
+      <w:lvlText w:val=""/>
+      <w:lvlJc w:val="start"/>
+      <w:pPr>
+        <w:tabs>
+          <w:tab w:val="num" w:pos="0"/>
+        </w:tabs>
+        <w:ind w:start="0" w:hanging="0"/>
+      </w:pPr>
+    </w:lvl>
+  </w:abstractNum>
+  <w:abstractNum w:abstractNumId="2">
     <w:lvl w:ilvl="0">
       <w:start w:val="1"/>
       <w:numFmt w:val="decimal"/>
@@ -15115,7 +17583,7 @@
       </w:rPr>
     </w:lvl>
   </w:abstractNum>
-  <w:abstractNum w:abstractNumId="2">
+  <w:abstractNum w:abstractNumId="3">
     <w:lvl w:ilvl="0">
       <w:start w:val="1"/>
       <w:numFmt w:val="bullet"/>
@@ -15351,7 +17819,7 @@
       </w:rPr>
     </w:lvl>
   </w:abstractNum>
-  <w:abstractNum w:abstractNumId="3">
+  <w:abstractNum w:abstractNumId="4">
     <w:lvl w:ilvl="0">
       <w:start w:val="1"/>
       <w:numFmt w:val="decimal"/>
@@ -15596,123 +18064,123 @@
       </w:rPr>
     </w:lvl>
   </w:abstractNum>
-  <w:abstractNum w:abstractNumId="4">
+  <w:abstractNum w:abstractNumId="5">
     <w:lvl w:ilvl="0">
       <w:start w:val="1"/>
-      <w:numFmt w:val="none"/>
-      <w:suff w:val="nothing"/>
-      <w:lvlText w:val=""/>
+      <w:numFmt w:val="decimal"/>
+      <w:lvlText w:val="%1."/>
       <w:lvlJc w:val="start"/>
       <w:pPr>
         <w:tabs>
-          <w:tab w:val="num" w:pos="0"/>
+          <w:tab w:val="num" w:pos="720"/>
         </w:tabs>
-        <w:ind w:start="0" w:hanging="0"/>
+        <w:ind w:start="720" w:hanging="360"/>
       </w:pPr>
+      <w:rPr/>
     </w:lvl>
     <w:lvl w:ilvl="1">
       <w:start w:val="1"/>
-      <w:numFmt w:val="none"/>
-      <w:suff w:val="nothing"/>
-      <w:lvlText w:val=""/>
+      <w:numFmt w:val="decimal"/>
+      <w:lvlText w:val="%2."/>
       <w:lvlJc w:val="start"/>
       <w:pPr>
         <w:tabs>
-          <w:tab w:val="num" w:pos="0"/>
+          <w:tab w:val="num" w:pos="1080"/>
         </w:tabs>
-        <w:ind w:start="0" w:hanging="0"/>
+        <w:ind w:start="1080" w:hanging="360"/>
       </w:pPr>
+      <w:rPr/>
     </w:lvl>
     <w:lvl w:ilvl="2">
       <w:start w:val="1"/>
-      <w:numFmt w:val="none"/>
-      <w:suff w:val="nothing"/>
-      <w:lvlText w:val=""/>
+      <w:numFmt w:val="decimal"/>
+      <w:lvlText w:val="%3."/>
       <w:lvlJc w:val="start"/>
       <w:pPr>
         <w:tabs>
-          <w:tab w:val="num" w:pos="0"/>
+          <w:tab w:val="num" w:pos="1440"/>
         </w:tabs>
-        <w:ind w:start="0" w:hanging="0"/>
+        <w:ind w:start="1440" w:hanging="360"/>
       </w:pPr>
+      <w:rPr/>
     </w:lvl>
     <w:lvl w:ilvl="3">
       <w:start w:val="1"/>
-      <w:numFmt w:val="none"/>
-      <w:suff w:val="nothing"/>
-      <w:lvlText w:val=""/>
+      <w:numFmt w:val="decimal"/>
+      <w:lvlText w:val="%4."/>
       <w:lvlJc w:val="start"/>
       <w:pPr>
         <w:tabs>
-          <w:tab w:val="num" w:pos="0"/>
+          <w:tab w:val="num" w:pos="1800"/>
         </w:tabs>
-        <w:ind w:start="0" w:hanging="0"/>
+        <w:ind w:start="1800" w:hanging="360"/>
       </w:pPr>
+      <w:rPr/>
     </w:lvl>
     <w:lvl w:ilvl="4">
       <w:start w:val="1"/>
-      <w:numFmt w:val="none"/>
-      <w:suff w:val="nothing"/>
-      <w:lvlText w:val=""/>
+      <w:numFmt w:val="decimal"/>
+      <w:lvlText w:val="%5."/>
       <w:lvlJc w:val="start"/>
       <w:pPr>
         <w:tabs>
-          <w:tab w:val="num" w:pos="0"/>
+          <w:tab w:val="num" w:pos="2160"/>
         </w:tabs>
-        <w:ind w:start="0" w:hanging="0"/>
+        <w:ind w:start="2160" w:hanging="360"/>
       </w:pPr>
+      <w:rPr/>
     </w:lvl>
     <w:lvl w:ilvl="5">
       <w:start w:val="1"/>
-      <w:numFmt w:val="none"/>
-      <w:suff w:val="nothing"/>
-      <w:lvlText w:val=""/>
+      <w:numFmt w:val="decimal"/>
+      <w:lvlText w:val="%6."/>
       <w:lvlJc w:val="start"/>
       <w:pPr>
         <w:tabs>
-          <w:tab w:val="num" w:pos="0"/>
+          <w:tab w:val="num" w:pos="2520"/>
         </w:tabs>
-        <w:ind w:start="0" w:hanging="0"/>
+        <w:ind w:start="2520" w:hanging="360"/>
       </w:pPr>
+      <w:rPr/>
     </w:lvl>
     <w:lvl w:ilvl="6">
       <w:start w:val="1"/>
-      <w:numFmt w:val="none"/>
-      <w:suff w:val="nothing"/>
-      <w:lvlText w:val=""/>
+      <w:numFmt w:val="decimal"/>
+      <w:lvlText w:val="%7."/>
       <w:lvlJc w:val="start"/>
       <w:pPr>
         <w:tabs>
-          <w:tab w:val="num" w:pos="0"/>
+          <w:tab w:val="num" w:pos="2880"/>
         </w:tabs>
-        <w:ind w:start="0" w:hanging="0"/>
+        <w:ind w:start="2880" w:hanging="360"/>
       </w:pPr>
+      <w:rPr/>
     </w:lvl>
     <w:lvl w:ilvl="7">
       <w:start w:val="1"/>
-      <w:numFmt w:val="none"/>
-      <w:suff w:val="nothing"/>
-      <w:lvlText w:val=""/>
+      <w:numFmt w:val="decimal"/>
+      <w:lvlText w:val="%8."/>
       <w:lvlJc w:val="start"/>
       <w:pPr>
         <w:tabs>
-          <w:tab w:val="num" w:pos="0"/>
+          <w:tab w:val="num" w:pos="3240"/>
         </w:tabs>
-        <w:ind w:start="0" w:hanging="0"/>
+        <w:ind w:start="3240" w:hanging="360"/>
       </w:pPr>
+      <w:rPr/>
     </w:lvl>
     <w:lvl w:ilvl="8">
       <w:start w:val="1"/>
-      <w:numFmt w:val="none"/>
-      <w:suff w:val="nothing"/>
-      <w:lvlText w:val=""/>
+      <w:numFmt w:val="decimal"/>
+      <w:lvlText w:val="%9."/>
       <w:lvlJc w:val="start"/>
       <w:pPr>
         <w:tabs>
-          <w:tab w:val="num" w:pos="0"/>
+          <w:tab w:val="num" w:pos="3600"/>
         </w:tabs>
-        <w:ind w:start="0" w:hanging="0"/>
+        <w:ind w:start="3600" w:hanging="360"/>
       </w:pPr>
+      <w:rPr/>
     </w:lvl>
   </w:abstractNum>
   <w:num w:numId="1">
@@ -15726,6 +18194,9 @@
   </w:num>
   <w:num w:numId="4">
     <w:abstractNumId w:val="4"/>
+  </w:num>
+  <w:num w:numId="5">
+    <w:abstractNumId w:val="5"/>
   </w:num>
 </w:numbering>
 </file>
@@ -16158,7 +18629,7 @@
       <w:widowControl/>
       <w:numPr>
         <w:ilvl w:val="0"/>
-        <w:numId w:val="3"/>
+        <w:numId w:val="4"/>
       </w:numPr>
       <w:suppressAutoHyphens w:val="true"/>
       <w:bidi w:val="0"/>
@@ -16175,6 +18646,25 @@
       <w:sz w:val="24"/>
       <w:szCs w:val="24"/>
       <w:lang w:val="es-AR" w:eastAsia="es-AR" w:bidi="ar-SA"/>
+    </w:rPr>
+  </w:style>
+  <w:style w:type="paragraph" w:styleId="Heading3">
+    <w:name w:val="heading 3"/>
+    <w:basedOn w:val="Normal"/>
+    <w:next w:val="Normal"/>
+    <w:qFormat/>
+    <w:pPr>
+      <w:keepNext w:val="true"/>
+      <w:numPr>
+        <w:ilvl w:val="2"/>
+        <w:numId w:val="1"/>
+      </w:numPr>
+      <w:outlineLvl w:val="2"/>
+    </w:pPr>
+    <w:rPr>
+      <w:b/>
+      <w:sz w:val="20"/>
+      <w:szCs w:val="20"/>
     </w:rPr>
   </w:style>
   <w:style w:type="character" w:styleId="DefaultParagraphFont" w:default="1">
@@ -16204,8 +18694,8 @@
       <w:u w:val="single"/>
     </w:rPr>
   </w:style>
-  <w:style w:type="character" w:styleId="Enlacedelndiceuser" w:customStyle="1">
-    <w:name w:val="Enlace del índice (user)"/>
+  <w:style w:type="character" w:styleId="Enlacedelndice" w:customStyle="1">
+    <w:name w:val="Enlace del índice"/>
     <w:qFormat/>
     <w:rPr/>
   </w:style>
@@ -16246,8 +18736,8 @@
       <w:sz w:val="22"/>
     </w:rPr>
   </w:style>
-  <w:style w:type="character" w:styleId="Enlacedelndice" w:customStyle="1">
-    <w:name w:val="Enlace del índice"/>
+  <w:style w:type="character" w:styleId="Enlacedelndiceuser" w:customStyle="1">
+    <w:name w:val="Enlace del índice (user)"/>
     <w:qFormat/>
     <w:rPr/>
   </w:style>
@@ -16258,7 +18748,12 @@
       <w:u w:val="single"/>
     </w:rPr>
   </w:style>
-  <w:style w:type="paragraph" w:styleId="Ttulo" w:customStyle="1">
+  <w:style w:type="character" w:styleId="Smbolosdenumeracin">
+    <w:name w:val="Símbolos de numeración"/>
+    <w:qFormat/>
+    <w:rPr/>
+  </w:style>
+  <w:style w:type="paragraph" w:styleId="Ttulo">
     <w:name w:val="Título"/>
     <w:basedOn w:val="Normal"/>
     <w:next w:val="BodyText"/>
@@ -16268,7 +18763,7 @@
       <w:spacing w:before="240" w:after="120"/>
     </w:pPr>
     <w:rPr>
-      <w:rFonts w:ascii="Liberation Sans" w:hAnsi="Liberation Sans" w:eastAsia="Microsoft YaHei" w:cs="Lucida Sans"/>
+      <w:rFonts w:ascii="Liberation Sans" w:hAnsi="Liberation Sans" w:eastAsia="Noto Sans SC" w:cs="Lucida Sans"/>
       <w:sz w:val="28"/>
       <w:szCs w:val="28"/>
     </w:rPr>
@@ -16315,6 +18810,32 @@
       <w:rFonts w:cs="Lucida Sans"/>
     </w:rPr>
   </w:style>
+  <w:style w:type="paragraph" w:styleId="Ttulouser" w:customStyle="1">
+    <w:name w:val="Título (user)"/>
+    <w:basedOn w:val="Normal"/>
+    <w:next w:val="BodyText"/>
+    <w:qFormat/>
+    <w:pPr>
+      <w:keepNext w:val="true"/>
+      <w:spacing w:before="240" w:after="120"/>
+    </w:pPr>
+    <w:rPr>
+      <w:rFonts w:ascii="Liberation Sans" w:hAnsi="Liberation Sans" w:eastAsia="Microsoft YaHei" w:cs="Lucida Sans"/>
+      <w:sz w:val="28"/>
+      <w:szCs w:val="28"/>
+    </w:rPr>
+  </w:style>
+  <w:style w:type="paragraph" w:styleId="ndiceuser" w:customStyle="1">
+    <w:name w:val="Índice (user)"/>
+    <w:basedOn w:val="Normal"/>
+    <w:qFormat/>
+    <w:pPr>
+      <w:suppressLineNumbers/>
+    </w:pPr>
+    <w:rPr>
+      <w:rFonts w:cs="Lucida Sans"/>
+    </w:rPr>
+  </w:style>
   <w:style w:type="paragraph" w:styleId="Title">
     <w:name w:val="Title"/>
     <w:basedOn w:val="Normal"/>
@@ -16330,19 +18851,15 @@
       <w:szCs w:val="28"/>
     </w:rPr>
   </w:style>
-  <w:style w:type="paragraph" w:styleId="ndiceuser" w:customStyle="1">
-    <w:name w:val="Índice (user)"/>
+  <w:style w:type="paragraph" w:styleId="Contenidodelmarco" w:customStyle="1">
+    <w:name w:val="Contenido del marco"/>
     <w:basedOn w:val="Normal"/>
     <w:qFormat/>
-    <w:pPr>
-      <w:suppressLineNumbers/>
-    </w:pPr>
-    <w:rPr>
-      <w:rFonts w:cs="Lucida Sans"/>
-    </w:rPr>
+    <w:pPr/>
+    <w:rPr/>
   </w:style>
-  <w:style w:type="paragraph" w:styleId="Contenidodelmarcouser" w:customStyle="1">
-    <w:name w:val="Contenido del marco (user)"/>
+  <w:style w:type="paragraph" w:styleId="Cabeceraypie" w:customStyle="1">
+    <w:name w:val="Cabecera y pie"/>
     <w:basedOn w:val="Normal"/>
     <w:qFormat/>
     <w:pPr/>
@@ -16355,16 +18872,9 @@
     <w:pPr/>
     <w:rPr/>
   </w:style>
-  <w:style w:type="paragraph" w:styleId="Cabeceraypie" w:customStyle="1">
-    <w:name w:val="Cabecera y pie"/>
-    <w:basedOn w:val="Normal"/>
-    <w:qFormat/>
-    <w:pPr/>
-    <w:rPr/>
-  </w:style>
   <w:style w:type="paragraph" w:styleId="Footer">
     <w:name w:val="footer"/>
-    <w:basedOn w:val="Cabeceraypieuser"/>
+    <w:basedOn w:val="Cabeceraypie"/>
     <w:link w:val="PiedepginaCar"/>
     <w:uiPriority w:val="99"/>
     <w:pPr/>
@@ -16393,7 +18903,7 @@
   </w:style>
   <w:style w:type="paragraph" w:styleId="TOC1">
     <w:name w:val="toc 1"/>
-    <w:basedOn w:val="ndiceuser"/>
+    <w:basedOn w:val="ndice"/>
     <w:uiPriority w:val="39"/>
     <w:pPr>
       <w:tabs>
@@ -16441,22 +18951,22 @@
     <w:pPr/>
     <w:rPr/>
   </w:style>
-  <w:style w:type="paragraph" w:styleId="Contenidodelmarco">
-    <w:name w:val="Contenido del marco"/>
+  <w:style w:type="paragraph" w:styleId="Contenidodelmarcouser">
+    <w:name w:val="Contenido del marco (user)"/>
     <w:basedOn w:val="Normal"/>
     <w:qFormat/>
     <w:pPr/>
     <w:rPr/>
   </w:style>
-  <w:style w:type="numbering" w:styleId="Ningunalista" w:default="1">
-    <w:name w:val="Ninguna lista"/>
+  <w:style w:type="numbering" w:styleId="Ningunalistauser" w:default="1">
+    <w:name w:val="Ninguna lista (user)"/>
     <w:uiPriority w:val="99"/>
     <w:semiHidden/>
     <w:unhideWhenUsed/>
     <w:qFormat/>
   </w:style>
-  <w:style w:type="numbering" w:styleId="Ningunalistauser" w:customStyle="1">
-    <w:name w:val="Ninguna lista (user)"/>
+  <w:style w:type="numbering" w:styleId="Ningunalista" w:customStyle="1">
+    <w:name w:val="Ninguna lista"/>
     <w:uiPriority w:val="99"/>
     <w:semiHidden/>
     <w:unhideWhenUsed/>

--- a/3er entrega TPI - comision 1 grupo 5.docx
+++ b/3er entrega TPI - comision 1 grupo 5.docx
@@ -637,23 +637,7 @@
           <w:rFonts w:ascii="Arial" w:eastAsia="Arial" w:hAnsi="Arial" w:cs="Arial"/>
           <w:sz w:val="18"/>
         </w:rPr>
-        <w:t xml:space="preserve">, </w:t>
-      </w:r>
-      <w:proofErr w:type="spellStart"/>
-      <w:r>
-        <w:rPr>
-          <w:rFonts w:ascii="Arial" w:eastAsia="Arial" w:hAnsi="Arial" w:cs="Arial"/>
-          <w:sz w:val="18"/>
-        </w:rPr>
-        <w:t>Agustin</w:t>
-      </w:r>
-      <w:proofErr w:type="spellEnd"/>
-      <w:r>
-        <w:rPr>
-          <w:rFonts w:ascii="Arial" w:eastAsia="Arial" w:hAnsi="Arial" w:cs="Arial"/>
-          <w:sz w:val="18"/>
-        </w:rPr>
-        <w:t xml:space="preserve"> </w:t>
+        <w:t xml:space="preserve">, Agustin </w:t>
       </w:r>
       <w:r>
         <w:rPr>
@@ -878,31 +862,13 @@
           <w:sz w:val="18"/>
         </w:rPr>
       </w:pPr>
-      <w:proofErr w:type="spellStart"/>
       <w:r>
         <w:rPr>
           <w:rFonts w:ascii="Arial" w:eastAsia="Arial" w:hAnsi="Arial" w:cs="Arial"/>
           <w:color w:val="auto"/>
           <w:sz w:val="18"/>
         </w:rPr>
-        <w:t>Canavesio</w:t>
-      </w:r>
-      <w:proofErr w:type="spellEnd"/>
-      <w:r>
-        <w:rPr>
-          <w:rFonts w:ascii="Arial" w:eastAsia="Arial" w:hAnsi="Arial" w:cs="Arial"/>
-          <w:color w:val="auto"/>
-          <w:sz w:val="18"/>
-        </w:rPr>
-        <w:t xml:space="preserve">, Luca                                                                     </w:t>
-      </w:r>
-      <w:r>
-        <w:rPr>
-          <w:rFonts w:ascii="Arial" w:eastAsia="Arial" w:hAnsi="Arial" w:cs="Arial"/>
-          <w:color w:val="auto"/>
-          <w:sz w:val="18"/>
-        </w:rPr>
-        <w:t xml:space="preserve">       </w:t>
+        <w:t xml:space="preserve">Canavesio, Luca                                                                            </w:t>
       </w:r>
       <w:hyperlink r:id="rId10">
         <w:r>
@@ -1150,13 +1116,7 @@
               <w:rPr>
                 <w:webHidden/>
               </w:rPr>
-              <w:instrText>PAGEREF</w:instrText>
-            </w:r>
-            <w:r>
-              <w:rPr>
-                <w:webHidden/>
-              </w:rPr>
-              <w:instrText xml:space="preserve"> _Toc242307885 \h</w:instrText>
+              <w:instrText>PAGEREF _Toc242307885 \h</w:instrText>
             </w:r>
             <w:r>
               <w:rPr>
@@ -1424,13 +1384,7 @@
               <w:rPr>
                 <w:webHidden/>
               </w:rPr>
-              <w:instrText>PAGEREF</w:instrText>
-            </w:r>
-            <w:r>
-              <w:rPr>
-                <w:webHidden/>
-              </w:rPr>
-              <w:instrText xml:space="preserve"> _Toc242307890 \h</w:instrText>
+              <w:instrText>PAGEREF _Toc242307890 \h</w:instrText>
             </w:r>
             <w:r>
               <w:rPr>
@@ -1662,15 +1616,7 @@
           <w:bCs/>
           <w:szCs w:val="22"/>
         </w:rPr>
-        <w:t xml:space="preserve">El objetivo del Trabajo Práctico Integrador es integrar todos los conocimientos adquiridos en el transcurso del cursado de la cátedra Análisis de Sistemas de Información como también las demás cátedras del año </w:t>
-      </w:r>
-      <w:r>
-        <w:rPr>
-          <w:rFonts w:ascii="Arial" w:hAnsi="Arial" w:cs="Arial"/>
-          <w:bCs/>
-          <w:szCs w:val="22"/>
-        </w:rPr>
-        <w:t>respectivo. En esta primera entrega, el objetivo específico es elaborar un listado de requerimientos funcionales para un sistema de software, identificando los actores involucrados y las funcionalidades específicas que deberá cumplir la aplicación.</w:t>
+        <w:t>El objetivo del Trabajo Práctico Integrador es integrar todos los conocimientos adquiridos en el transcurso del cursado de la cátedra Análisis de Sistemas de Información como también las demás cátedras del año respectivo. En esta primera entrega, el objetivo específico es elaborar un listado de requerimientos funcionales para un sistema de software, identificando los actores involucrados y las funcionalidades específicas que deberá cumplir la aplicación.</w:t>
       </w:r>
     </w:p>
     <w:p>
@@ -1689,15 +1635,7 @@
           <w:bCs/>
           <w:szCs w:val="22"/>
         </w:rPr>
-        <w:t>A travé</w:t>
-      </w:r>
-      <w:r>
-        <w:rPr>
-          <w:rFonts w:ascii="Arial" w:hAnsi="Arial" w:cs="Arial"/>
-          <w:bCs/>
-          <w:szCs w:val="22"/>
-        </w:rPr>
-        <w:t>s de este análisis, se busca aplicar buenas prácticas de Ingeniería de Requerimientos, comprendiendo la problemática planteada, relevando información útil y definiendo de manera clara qué necesidades deberá satisfacer el sistema.</w:t>
+        <w:t>A través de este análisis, se busca aplicar buenas prácticas de Ingeniería de Requerimientos, comprendiendo la problemática planteada, relevando información útil y definiendo de manera clara qué necesidades deberá satisfacer el sistema.</w:t>
       </w:r>
     </w:p>
     <w:p>
@@ -1716,23 +1654,7 @@
           <w:bCs/>
           <w:szCs w:val="22"/>
         </w:rPr>
-        <w:t>El trabajo permitirá estab</w:t>
-      </w:r>
-      <w:r>
-        <w:rPr>
-          <w:rFonts w:ascii="Arial" w:hAnsi="Arial" w:cs="Arial"/>
-          <w:bCs/>
-          <w:szCs w:val="22"/>
-        </w:rPr>
-        <w:t>lecer un orden para el futuro diseño y desarrollo del sistema de información, asegurando que las funcionalidades propuestas respondan a una necesidad concreta del usuario: registrar, organizar, consultar y comparar la información relacionada con retiros ho</w:t>
-      </w:r>
-      <w:r>
-        <w:rPr>
-          <w:rFonts w:ascii="Arial" w:hAnsi="Arial" w:cs="Arial"/>
-          <w:bCs/>
-          <w:szCs w:val="22"/>
-        </w:rPr>
-        <w:t>lísticos.</w:t>
+        <w:t>El trabajo permitirá establecer un orden para el futuro diseño y desarrollo del sistema de información, asegurando que las funcionalidades propuestas respondan a una necesidad concreta del usuario: registrar, organizar, consultar y comparar la información relacionada con retiros holísticos.</w:t>
       </w:r>
     </w:p>
     <w:p>
@@ -1811,14 +1733,7 @@
           <w:rFonts w:ascii="Arial" w:eastAsia="Arial" w:hAnsi="Arial" w:cs="Arial"/>
           <w:szCs w:val="22"/>
         </w:rPr>
-        <w:t xml:space="preserve"> Dev, un equipo dedicado a la ingeniería en sistemas de información. Nuestro principal servicio es el análisis, diseño y desarrollo de soluciones de software para clientes particulares, pequeñas em</w:t>
-      </w:r>
-      <w:r>
-        <w:rPr>
-          <w:rFonts w:ascii="Arial" w:eastAsia="Arial" w:hAnsi="Arial" w:cs="Arial"/>
-          <w:szCs w:val="22"/>
-        </w:rPr>
-        <w:t>presas y medianas organizaciones que necesiten mejorar la forma en que gestionan su información.</w:t>
+        <w:t xml:space="preserve"> Dev, un equipo dedicado a la ingeniería en sistemas de información. Nuestro principal servicio es el análisis, diseño y desarrollo de soluciones de software para clientes particulares, pequeñas empresas y medianas organizaciones que necesiten mejorar la forma en que gestionan su información.</w:t>
       </w:r>
     </w:p>
     <w:p>
@@ -1835,14 +1750,7 @@
           <w:rFonts w:ascii="Arial" w:eastAsia="Arial" w:hAnsi="Arial" w:cs="Arial"/>
           <w:szCs w:val="22"/>
         </w:rPr>
-        <w:t xml:space="preserve">Como grupo de trabajo, consideramos que un sistema informático no solo debe almacenar datos, sino también ayudar al usuario a organizar mejor sus actividades, </w:t>
-      </w:r>
-      <w:r>
-        <w:rPr>
-          <w:rFonts w:ascii="Arial" w:eastAsia="Arial" w:hAnsi="Arial" w:cs="Arial"/>
-          <w:szCs w:val="22"/>
-        </w:rPr>
-        <w:t>reducir errores, ahorrar tiempo y tomar decisiones de manera más clara. Por eso, nuestro enfoque se basa en comprender primero la problemática del cliente para luego proponer una solución tecnológica adecuada.</w:t>
+        <w:t>Como grupo de trabajo, consideramos que un sistema informático no solo debe almacenar datos, sino también ayudar al usuario a organizar mejor sus actividades, reducir errores, ahorrar tiempo y tomar decisiones de manera más clara. Por eso, nuestro enfoque se basa en comprender primero la problemática del cliente para luego proponer una solución tecnológica adecuada.</w:t>
       </w:r>
     </w:p>
     <w:p>
@@ -1859,29 +1767,15 @@
           <w:rFonts w:ascii="Arial" w:eastAsia="Arial" w:hAnsi="Arial" w:cs="Arial"/>
           <w:szCs w:val="22"/>
         </w:rPr>
-        <w:t>En este caso, trabajaremos sobre una aplicació</w:t>
+        <w:t xml:space="preserve">En este caso, trabajaremos sobre una aplicación organizativa para retiros holísticos. La finalidad del sistema será permitir que una persona interesada en asistir a este tipo de </w:t>
       </w:r>
       <w:r>
         <w:rPr>
           <w:rFonts w:ascii="Arial" w:eastAsia="Arial" w:hAnsi="Arial" w:cs="Arial"/>
           <w:szCs w:val="22"/>
         </w:rPr>
-        <w:t xml:space="preserve">n organizativa para retiros holísticos. La finalidad del sistema será permitir que una persona interesada en asistir a este tipo de </w:t>
-      </w:r>
-      <w:r>
-        <w:rPr>
-          <w:rFonts w:ascii="Arial" w:eastAsia="Arial" w:hAnsi="Arial" w:cs="Arial"/>
-          <w:szCs w:val="22"/>
-        </w:rPr>
         <w:lastRenderedPageBreak/>
-        <w:t>experiencias pueda registrar en un único lugar toda la información importante sobre los retiros que consulta, compara, reser</w:t>
-      </w:r>
-      <w:r>
-        <w:rPr>
-          <w:rFonts w:ascii="Arial" w:eastAsia="Arial" w:hAnsi="Arial" w:cs="Arial"/>
-          <w:szCs w:val="22"/>
-        </w:rPr>
-        <w:t>va o realiza.</w:t>
+        <w:t>experiencias pueda registrar en un único lugar toda la información importante sobre los retiros que consulta, compara, reserva o realiza.</w:t>
       </w:r>
     </w:p>
     <w:p>
@@ -1898,14 +1792,7 @@
           <w:rFonts w:ascii="Arial" w:eastAsia="Arial" w:hAnsi="Arial" w:cs="Arial"/>
           <w:szCs w:val="22"/>
         </w:rPr>
-        <w:t>Nuestro equipo buscará desarrollar una propuesta clara, funcional y centrada en el usuario, teniendo en cuenta aspectos como la administración de fechas, ubicaciones, precios, actividades, contactos, estados de reserva, medios de pago, valora</w:t>
-      </w:r>
-      <w:r>
-        <w:rPr>
-          <w:rFonts w:ascii="Arial" w:eastAsia="Arial" w:hAnsi="Arial" w:cs="Arial"/>
-          <w:szCs w:val="22"/>
-        </w:rPr>
-        <w:t>ciones y recordatorios.</w:t>
+        <w:t>Nuestro equipo buscará desarrollar una propuesta clara, funcional y centrada en el usuario, teniendo en cuenta aspectos como la administración de fechas, ubicaciones, precios, actividades, contactos, estados de reserva, medios de pago, valoraciones y recordatorios.</w:t>
       </w:r>
     </w:p>
     <w:p>
@@ -1979,21 +1866,7 @@
           <w:rFonts w:ascii="Arial" w:eastAsia="Arial" w:hAnsi="Arial" w:cs="Arial"/>
           <w:szCs w:val="22"/>
         </w:rPr>
-        <w:t>Una persona interesada en realizar retiros holísticos busca una aplicación que le permita organizar en un único lugar toda la información de los retiros que consulta, evalúa, reserva o realiza. Actualmente la inform</w:t>
-      </w:r>
-      <w:r>
-        <w:rPr>
-          <w:rFonts w:ascii="Arial" w:eastAsia="Arial" w:hAnsi="Arial" w:cs="Arial"/>
-          <w:szCs w:val="22"/>
-        </w:rPr>
-        <w:t>ación sobre cada retiro se encuentra dispersa en diferentes medios: páginas web, Instagram, WhatsApp, o recomendaciones de otras personas. Esto dificulta comparar entre retiros, recordar consultas realizadas, controlar fechas, organizar pagos y conservar u</w:t>
-      </w:r>
-      <w:r>
-        <w:rPr>
-          <w:rFonts w:ascii="Arial" w:eastAsia="Arial" w:hAnsi="Arial" w:cs="Arial"/>
-          <w:szCs w:val="22"/>
-        </w:rPr>
-        <w:t xml:space="preserve">n registro de las experiencias vividas.  </w:t>
+        <w:t xml:space="preserve">Una persona interesada en realizar retiros holísticos busca una aplicación que le permita organizar en un único lugar toda la información de los retiros que consulta, evalúa, reserva o realiza. Actualmente la información sobre cada retiro se encuentra dispersa en diferentes medios: páginas web, Instagram, WhatsApp, o recomendaciones de otras personas. Esto dificulta comparar entre retiros, recordar consultas realizadas, controlar fechas, organizar pagos y conservar un registro de las experiencias vividas.  </w:t>
       </w:r>
     </w:p>
     <w:p>
@@ -2022,14 +1895,7 @@
           <w:rFonts w:ascii="Arial" w:eastAsia="Arial" w:hAnsi="Arial" w:cs="Arial"/>
           <w:szCs w:val="22"/>
         </w:rPr>
-        <w:t>El sistema tiene que permitir registrar retiros espirituales, guardando datos relevantes como fecha de inicio y finalización, lugar, duración, temática principal, costo, medio de contacto, página web o contacto de</w:t>
-      </w:r>
-      <w:r>
-        <w:rPr>
-          <w:rFonts w:ascii="Arial" w:eastAsia="Arial" w:hAnsi="Arial" w:cs="Arial"/>
-          <w:szCs w:val="22"/>
-        </w:rPr>
-        <w:t xml:space="preserve"> la persona que lo organiza, transporte, alojamiento, comidas incluidas, elementos necesarios, cronograma, público al que está dirigido, acompañantes, rango de edad, actividades previstas, observaciones.</w:t>
+        <w:t>El sistema tiene que permitir registrar retiros espirituales, guardando datos relevantes como fecha de inicio y finalización, lugar, duración, temática principal, costo, medio de contacto, página web o contacto de la persona que lo organiza, transporte, alojamiento, comidas incluidas, elementos necesarios, cronograma, público al que está dirigido, acompañantes, rango de edad, actividades previstas, observaciones.</w:t>
       </w:r>
     </w:p>
     <w:p>
@@ -2059,30 +1925,15 @@
           <w:rFonts w:ascii="Arial" w:eastAsia="Arial" w:hAnsi="Arial" w:cs="Arial"/>
           <w:szCs w:val="22"/>
         </w:rPr>
-        <w:t>De cada retiro, se tiene que registrar un estado que permita saber la situación en la que se encuentra: si el retiro solo resulta de interés, si ya fue consultado, si se está esperando una respuesta, si está reservado, si fue señado, si está confirmado, ca</w:t>
+        <w:t xml:space="preserve">De cada retiro, se tiene que registrar un estado que permita saber la situación en la que se encuentra: si el retiro solo resulta de interés, si ya fue consultado, si se está esperando una respuesta, si está reservado, si fue señado, si está confirmado, cancelado o finalizado. </w:t>
       </w:r>
       <w:r>
         <w:rPr>
           <w:rFonts w:ascii="Arial" w:eastAsia="Arial" w:hAnsi="Arial" w:cs="Arial"/>
           <w:szCs w:val="22"/>
-        </w:rPr>
-        <w:t xml:space="preserve">ncelado o finalizado. </w:t>
-      </w:r>
-      <w:r>
-        <w:rPr>
-          <w:rFonts w:ascii="Arial" w:eastAsia="Arial" w:hAnsi="Arial" w:cs="Arial"/>
-          <w:szCs w:val="22"/>
           <w:lang w:val="es-ES"/>
         </w:rPr>
-        <w:t>Una vez finalizado un retiro al que el usuario haya asistido, la aplicación tiene que permitir guardar su experiencia personal, incluyendo una valoración, un comentario sobre lo vivido y fotos. Esta información se podrá consultar post</w:t>
-      </w:r>
-      <w:r>
-        <w:rPr>
-          <w:rFonts w:ascii="Arial" w:eastAsia="Arial" w:hAnsi="Arial" w:cs="Arial"/>
-          <w:szCs w:val="22"/>
-          <w:lang w:val="es-ES"/>
-        </w:rPr>
-        <w:t>eriormente para recordar la experiencia.</w:t>
+        <w:t>Una vez finalizado un retiro al que el usuario haya asistido, la aplicación tiene que permitir guardar su experiencia personal, incluyendo una valoración, un comentario sobre lo vivido y fotos. Esta información se podrá consultar posteriormente para recordar la experiencia.</w:t>
       </w:r>
     </w:p>
     <w:p>
@@ -2189,14 +2040,7 @@
           <w:rFonts w:ascii="Arial" w:eastAsia="Arial" w:hAnsi="Arial" w:cs="Arial"/>
           <w:szCs w:val="22"/>
         </w:rPr>
-        <w:t>El cliente se entera por redes s</w:t>
-      </w:r>
-      <w:r>
-        <w:rPr>
-          <w:rFonts w:ascii="Arial" w:eastAsia="Arial" w:hAnsi="Arial" w:cs="Arial"/>
-          <w:szCs w:val="22"/>
-        </w:rPr>
-        <w:t xml:space="preserve">ociales o internet sobre un retiro holístico. </w:t>
+        <w:t xml:space="preserve">El cliente se entera por redes sociales o internet sobre un retiro holístico. </w:t>
       </w:r>
     </w:p>
     <w:p>
@@ -2240,14 +2084,7 @@
           <w:rFonts w:ascii="Arial" w:eastAsia="Arial" w:hAnsi="Arial" w:cs="Arial"/>
           <w:szCs w:val="22"/>
         </w:rPr>
-        <w:t>Se contacta con la organización del retiro mediante red social, mensajería instantánea, em</w:t>
-      </w:r>
-      <w:r>
-        <w:rPr>
-          <w:rFonts w:ascii="Arial" w:eastAsia="Arial" w:hAnsi="Arial" w:cs="Arial"/>
-          <w:szCs w:val="22"/>
-        </w:rPr>
-        <w:t xml:space="preserve">ail o teléfono. </w:t>
+        <w:t xml:space="preserve">Se contacta con la organización del retiro mediante red social, mensajería instantánea, email o teléfono. </w:t>
       </w:r>
     </w:p>
     <w:p>
@@ -2498,14 +2335,7 @@
           <w:rFonts w:ascii="Arial" w:eastAsia="Arial" w:hAnsi="Arial" w:cs="Arial"/>
           <w:szCs w:val="22"/>
         </w:rPr>
-        <w:t>Contacto vía WhatsApp y llamadas telefónicas a dif</w:t>
-      </w:r>
-      <w:r>
-        <w:rPr>
-          <w:rFonts w:ascii="Arial" w:eastAsia="Arial" w:hAnsi="Arial" w:cs="Arial"/>
-          <w:szCs w:val="22"/>
-        </w:rPr>
-        <w:t xml:space="preserve">erentes retiros holísticos para ahondar aún más en los servicios que ofrecen. </w:t>
+        <w:t xml:space="preserve">Contacto vía WhatsApp y llamadas telefónicas a diferentes retiros holísticos para ahondar aún más en los servicios que ofrecen. </w:t>
       </w:r>
     </w:p>
     <w:p>
@@ -2722,14 +2552,7 @@
                 <w:rFonts w:ascii="Arial" w:eastAsia="Arial" w:hAnsi="Arial" w:cs="Arial"/>
                 <w:szCs w:val="22"/>
               </w:rPr>
-              <w:t xml:space="preserve"> El sistema de</w:t>
-            </w:r>
-            <w:r>
-              <w:rPr>
-                <w:rFonts w:ascii="Arial" w:eastAsia="Arial" w:hAnsi="Arial" w:cs="Arial"/>
-                <w:szCs w:val="22"/>
-              </w:rPr>
-              <w:t>berá permitir modificar los datos de un retiro registrado.</w:t>
+              <w:t xml:space="preserve"> El sistema deberá permitir modificar los datos de un retiro registrado.</w:t>
             </w:r>
           </w:p>
         </w:tc>
@@ -2839,14 +2662,7 @@
                 <w:rFonts w:ascii="Arial" w:eastAsia="Arial" w:hAnsi="Arial" w:cs="Arial"/>
                 <w:szCs w:val="22"/>
               </w:rPr>
-              <w:t xml:space="preserve"> El sistema</w:t>
-            </w:r>
-            <w:r>
-              <w:rPr>
-                <w:rFonts w:ascii="Arial" w:eastAsia="Arial" w:hAnsi="Arial" w:cs="Arial"/>
-                <w:szCs w:val="22"/>
-              </w:rPr>
-              <w:t xml:space="preserve"> deberá permitir asignar un estado a los retiros registrados.</w:t>
+              <w:t xml:space="preserve"> El sistema deberá permitir asignar un estado a los retiros registrados.</w:t>
             </w:r>
           </w:p>
         </w:tc>
@@ -3118,16 +2934,7 @@
                 <w:bCs/>
                 <w:szCs w:val="22"/>
               </w:rPr>
-              <w:t>Modificar organiz</w:t>
-            </w:r>
-            <w:r>
-              <w:rPr>
-                <w:rFonts w:ascii="Arial" w:eastAsia="Arial" w:hAnsi="Arial" w:cs="Arial"/>
-                <w:b/>
-                <w:bCs/>
-                <w:szCs w:val="22"/>
-              </w:rPr>
-              <w:t>adores:</w:t>
+              <w:t>Modificar organizadores:</w:t>
             </w:r>
             <w:r>
               <w:rPr>
@@ -3277,14 +3084,7 @@
                 <w:rFonts w:ascii="Arial" w:eastAsia="Arial" w:hAnsi="Arial" w:cs="Arial"/>
                 <w:szCs w:val="22"/>
               </w:rPr>
-              <w:t xml:space="preserve"> El sistema deberá permit</w:t>
-            </w:r>
-            <w:r>
-              <w:rPr>
-                <w:rFonts w:ascii="Arial" w:eastAsia="Arial" w:hAnsi="Arial" w:cs="Arial"/>
-                <w:szCs w:val="22"/>
-              </w:rPr>
-              <w:t>ir modificar el acompañante de un retiro registrado.</w:t>
+              <w:t xml:space="preserve"> El sistema deberá permitir modificar el acompañante de un retiro registrado.</w:t>
             </w:r>
           </w:p>
         </w:tc>
@@ -3398,14 +3198,7 @@
                 <w:rFonts w:ascii="Arial" w:eastAsia="Arial" w:hAnsi="Arial" w:cs="Arial"/>
                 <w:szCs w:val="22"/>
               </w:rPr>
-              <w:t xml:space="preserve">El sistema deberá generar una </w:t>
-            </w:r>
-            <w:r>
-              <w:rPr>
-                <w:rFonts w:ascii="Arial" w:eastAsia="Arial" w:hAnsi="Arial" w:cs="Arial"/>
-                <w:szCs w:val="22"/>
-              </w:rPr>
-              <w:t>notificación cuando se aproxime la fecha de vencimiento del pago de un retiro.</w:t>
+              <w:t>El sistema deberá generar una notificación cuando se aproxime la fecha de vencimiento del pago de un retiro.</w:t>
             </w:r>
           </w:p>
         </w:tc>
@@ -3639,16 +3432,7 @@
                 <w:bCs/>
                 <w:szCs w:val="22"/>
               </w:rPr>
-              <w:t>Consultar experiencia</w:t>
-            </w:r>
-            <w:r>
-              <w:rPr>
-                <w:rFonts w:ascii="Arial" w:eastAsia="Arial" w:hAnsi="Arial" w:cs="Arial"/>
-                <w:b/>
-                <w:bCs/>
-                <w:szCs w:val="22"/>
-              </w:rPr>
-              <w:t xml:space="preserve"> del retiro:</w:t>
+              <w:t>Consultar experiencia del retiro:</w:t>
             </w:r>
             <w:r>
               <w:rPr>
@@ -3936,14 +3720,7 @@
                 <w:rFonts w:ascii="Arial" w:eastAsia="Arial" w:hAnsi="Arial" w:cs="Arial"/>
                 <w:szCs w:val="22"/>
               </w:rPr>
-              <w:t xml:space="preserve">El sistema deberá permitir modificar el monto del </w:t>
-            </w:r>
-            <w:r>
-              <w:rPr>
-                <w:rFonts w:ascii="Arial" w:eastAsia="Arial" w:hAnsi="Arial" w:cs="Arial"/>
-                <w:szCs w:val="22"/>
-              </w:rPr>
-              <w:t>pago.</w:t>
+              <w:t>El sistema deberá permitir modificar el monto del pago.</w:t>
             </w:r>
           </w:p>
         </w:tc>
@@ -4127,24 +3904,29 @@
       <w:bookmarkEnd w:id="7"/>
     </w:p>
     <w:p>
+      <w:pPr>
+        <w:pStyle w:val="Ttulo1"/>
+        <w:numPr>
+          <w:ilvl w:val="0"/>
+          <w:numId w:val="0"/>
+        </w:numPr>
+        <w:spacing w:after="180" w:line="360" w:lineRule="auto"/>
+        <w:ind w:left="-5"/>
+        <w:rPr>
+          <w:sz w:val="22"/>
+        </w:rPr>
+      </w:pPr>
       <w:r>
         <w:rPr>
           <w:noProof/>
+          <w:sz w:val="22"/>
         </w:rPr>
         <w:lastRenderedPageBreak/>
         <w:drawing>
-          <wp:anchor distT="0" distB="0" distL="0" distR="0" simplePos="0" relativeHeight="105" behindDoc="0" locked="0" layoutInCell="0" allowOverlap="1" wp14:anchorId="473A87E2" wp14:editId="2B7BC63D">
-            <wp:simplePos x="0" y="0"/>
-            <wp:positionH relativeFrom="column">
-              <wp:align>center</wp:align>
-            </wp:positionH>
-            <wp:positionV relativeFrom="paragraph">
-              <wp:posOffset>113665</wp:posOffset>
-            </wp:positionV>
-            <wp:extent cx="2299970" cy="7876540"/>
-            <wp:effectExtent l="0" t="0" r="0" b="0"/>
-            <wp:wrapTopAndBottom/>
-            <wp:docPr id="4" name="Imagen2"/>
+          <wp:inline distT="0" distB="0" distL="0" distR="0" wp14:anchorId="3AD781BA" wp14:editId="50DDC733">
+            <wp:extent cx="4617720" cy="8266209"/>
+            <wp:effectExtent l="0" t="0" r="0" b="1905"/>
+            <wp:docPr id="128" name="Imagen 128"/>
             <wp:cNvGraphicFramePr>
               <a:graphicFrameLocks xmlns:a="http://schemas.openxmlformats.org/drawingml/2006/main" noChangeAspect="1"/>
             </wp:cNvGraphicFramePr>
@@ -4152,37 +3934,34 @@
               <a:graphicData uri="http://schemas.openxmlformats.org/drawingml/2006/picture">
                 <pic:pic xmlns:pic="http://schemas.openxmlformats.org/drawingml/2006/picture">
                   <pic:nvPicPr>
-                    <pic:cNvPr id="4" name="Imagen2"/>
-                    <pic:cNvPicPr>
-                      <a:picLocks noChangeAspect="1" noChangeArrowheads="1"/>
-                    </pic:cNvPicPr>
+                    <pic:cNvPr id="128" name="Imagen 128"/>
+                    <pic:cNvPicPr/>
                   </pic:nvPicPr>
                   <pic:blipFill>
-                    <a:blip r:embed="rId14"/>
-                    <a:srcRect l="-224" t="-61" r="-224" b="-61"/>
+                    <a:blip r:embed="rId14">
+                      <a:extLst>
+                        <a:ext uri="{28A0092B-C50C-407E-A947-70E740481C1C}">
+                          <a14:useLocalDpi xmlns:a14="http://schemas.microsoft.com/office/drawing/2010/main" val="0"/>
+                        </a:ext>
+                      </a:extLst>
+                    </a:blip>
                     <a:stretch>
                       <a:fillRect/>
                     </a:stretch>
                   </pic:blipFill>
-                  <pic:spPr bwMode="auto">
+                  <pic:spPr>
                     <a:xfrm>
                       <a:off x="0" y="0"/>
-                      <a:ext cx="2299970" cy="7876540"/>
+                      <a:ext cx="4620972" cy="8272030"/>
                     </a:xfrm>
                     <a:prstGeom prst="rect">
                       <a:avLst/>
                     </a:prstGeom>
-                    <a:noFill/>
-                    <a:ln w="3175">
-                      <a:solidFill>
-                        <a:srgbClr val="000000"/>
-                      </a:solidFill>
-                    </a:ln>
                   </pic:spPr>
                 </pic:pic>
               </a:graphicData>
             </a:graphic>
-          </wp:anchor>
+          </wp:inline>
         </w:drawing>
       </w:r>
     </w:p>
@@ -4405,14 +4184,7 @@
                 <w:rFonts w:ascii="Arial" w:hAnsi="Arial"/>
                 <w:szCs w:val="22"/>
               </w:rPr>
-              <w:t xml:space="preserve">Registrar la información de un nuevo retiro </w:t>
-            </w:r>
-            <w:r>
-              <w:rPr>
-                <w:rFonts w:ascii="Arial" w:hAnsi="Arial"/>
-                <w:szCs w:val="22"/>
-              </w:rPr>
-              <w:t>holístico de interés del usuario para conservarla en su agenda personal.</w:t>
+              <w:t>Registrar la información de un nuevo retiro holístico de interés del usuario para conservarla en su agenda personal.</w:t>
             </w:r>
           </w:p>
         </w:tc>
@@ -4571,14 +4343,7 @@
                 <w:rFonts w:ascii="Arial" w:hAnsi="Arial"/>
                 <w:szCs w:val="22"/>
               </w:rPr>
-              <w:t xml:space="preserve">Consultar todos los </w:t>
-            </w:r>
-            <w:r>
-              <w:rPr>
-                <w:rFonts w:ascii="Arial" w:hAnsi="Arial"/>
-                <w:szCs w:val="22"/>
-              </w:rPr>
-              <w:t>datos de un retiro</w:t>
+              <w:t>Consultar todos los datos de un retiro</w:t>
             </w:r>
           </w:p>
         </w:tc>
@@ -4668,7 +4433,7 @@
                 <w:rFonts w:ascii="Arial" w:hAnsi="Arial"/>
                 <w:szCs w:val="22"/>
               </w:rPr>
-              <w:t>Cancelar retiro</w:t>
+              <w:t>Registrar organizador</w:t>
             </w:r>
           </w:p>
         </w:tc>
@@ -4689,14 +4454,7 @@
                 <w:rFonts w:ascii="Arial" w:hAnsi="Arial"/>
                 <w:szCs w:val="22"/>
               </w:rPr>
-              <w:t>Registrar que un retiro se encuentra cancelado, conservan</w:t>
-            </w:r>
-            <w:r>
-              <w:rPr>
-                <w:rFonts w:ascii="Arial" w:hAnsi="Arial"/>
-                <w:szCs w:val="22"/>
-              </w:rPr>
-              <w:t>do su información en la agenda personal.</w:t>
+              <w:t>Registrar los datos de un organizador para poder vincularlo con un retiro.</w:t>
             </w:r>
           </w:p>
         </w:tc>
@@ -4765,7 +4523,7 @@
                 <w:rFonts w:ascii="Arial" w:hAnsi="Arial"/>
                 <w:szCs w:val="22"/>
               </w:rPr>
-              <w:t>Registrar organizador</w:t>
+              <w:t>Modificar organizador</w:t>
             </w:r>
           </w:p>
         </w:tc>
@@ -4786,7 +4544,7 @@
                 <w:rFonts w:ascii="Arial" w:hAnsi="Arial"/>
                 <w:szCs w:val="22"/>
               </w:rPr>
-              <w:t>Registrar los datos de un organizador para poder vincularlo con un retiro.</w:t>
+              <w:t>Actualizar los datos de un organizador registrado para corregirlos o incorporar nueva información.</w:t>
             </w:r>
           </w:p>
         </w:tc>
@@ -4855,7 +4613,7 @@
                 <w:rFonts w:ascii="Arial" w:hAnsi="Arial"/>
                 <w:szCs w:val="22"/>
               </w:rPr>
-              <w:t>Modificar organizador</w:t>
+              <w:t>Consultar organizador</w:t>
             </w:r>
           </w:p>
         </w:tc>
@@ -4876,14 +4634,7 @@
                 <w:rFonts w:ascii="Arial" w:hAnsi="Arial"/>
                 <w:szCs w:val="22"/>
               </w:rPr>
-              <w:t xml:space="preserve">Actualizar los datos de un organizador registrado para </w:t>
-            </w:r>
-            <w:r>
-              <w:rPr>
-                <w:rFonts w:ascii="Arial" w:hAnsi="Arial"/>
-                <w:szCs w:val="22"/>
-              </w:rPr>
-              <w:t>corregirlos o incorporar nueva información.</w:t>
+              <w:t>Consultar los datos de un organizador registrado para acceder a su información de contacto.</w:t>
             </w:r>
           </w:p>
         </w:tc>
@@ -4952,7 +4703,7 @@
                 <w:rFonts w:ascii="Arial" w:hAnsi="Arial"/>
                 <w:szCs w:val="22"/>
               </w:rPr>
-              <w:t>Consultar organizador</w:t>
+              <w:t>Consultar acompañante</w:t>
             </w:r>
           </w:p>
         </w:tc>
@@ -4973,7 +4724,7 @@
                 <w:rFonts w:ascii="Arial" w:hAnsi="Arial"/>
                 <w:szCs w:val="22"/>
               </w:rPr>
-              <w:t>Consultar los datos de un organizador registrado para acceder a su información de contacto.</w:t>
+              <w:t>Consultar los datos de los acompañantes registrados para un retiro.</w:t>
             </w:r>
           </w:p>
         </w:tc>
@@ -5042,7 +4793,7 @@
                 <w:rFonts w:ascii="Arial" w:hAnsi="Arial"/>
                 <w:szCs w:val="22"/>
               </w:rPr>
-              <w:t>Consultar acompañante</w:t>
+              <w:t>Modificar acompañante</w:t>
             </w:r>
           </w:p>
         </w:tc>
@@ -5063,14 +4814,7 @@
                 <w:rFonts w:ascii="Arial" w:hAnsi="Arial"/>
                 <w:szCs w:val="22"/>
               </w:rPr>
-              <w:t>Consultar los datos de los acompañantes registrados pa</w:t>
-            </w:r>
-            <w:r>
-              <w:rPr>
-                <w:rFonts w:ascii="Arial" w:hAnsi="Arial"/>
-                <w:szCs w:val="22"/>
-              </w:rPr>
-              <w:t>ra un retiro.</w:t>
+              <w:t>Modificar la información del acompañante de un retiro registrado.</w:t>
             </w:r>
           </w:p>
         </w:tc>
@@ -5139,7 +4883,7 @@
                 <w:rFonts w:ascii="Arial" w:hAnsi="Arial"/>
                 <w:szCs w:val="22"/>
               </w:rPr>
-              <w:t>Modificar acompañante</w:t>
+              <w:t>Registrar acompañante</w:t>
             </w:r>
           </w:p>
         </w:tc>
@@ -5160,7 +4904,7 @@
                 <w:rFonts w:ascii="Arial" w:hAnsi="Arial"/>
                 <w:szCs w:val="22"/>
               </w:rPr>
-              <w:t>Modificar la información del acompañante de un retiro registrado.</w:t>
+              <w:t>Registrar el nombre y apellido de un acompañante para poder vincularlo con un retiro.</w:t>
             </w:r>
           </w:p>
         </w:tc>
@@ -5229,7 +4973,7 @@
                 <w:rFonts w:ascii="Arial" w:hAnsi="Arial"/>
                 <w:szCs w:val="22"/>
               </w:rPr>
-              <w:t>Registrar acompañante</w:t>
+              <w:t>Registrar pago</w:t>
             </w:r>
           </w:p>
         </w:tc>
@@ -5250,7 +4994,7 @@
                 <w:rFonts w:ascii="Arial" w:hAnsi="Arial"/>
                 <w:szCs w:val="22"/>
               </w:rPr>
-              <w:t>Registrar el nombre y apellido de un acompañante para poder vincularlo con un retiro.</w:t>
+              <w:t>Registrar la información de un pago realizado correspondiente a un retiro, indicando fecha, monto, tipo y medio de pago.</w:t>
             </w:r>
           </w:p>
         </w:tc>
@@ -5319,7 +5063,7 @@
                 <w:rFonts w:ascii="Arial" w:hAnsi="Arial"/>
                 <w:szCs w:val="22"/>
               </w:rPr>
-              <w:t>Registrar pago</w:t>
+              <w:t>Consultar pago</w:t>
             </w:r>
           </w:p>
         </w:tc>
@@ -5340,7 +5084,7 @@
                 <w:rFonts w:ascii="Arial" w:hAnsi="Arial"/>
                 <w:szCs w:val="22"/>
               </w:rPr>
-              <w:t>Registrar la información de un pago realizado correspondiente a un retiro, indicando fecha, monto, tipo y medio de pago.</w:t>
+              <w:t>Consultar la información de los pagos registrados correspondientes a un retiro.</w:t>
             </w:r>
           </w:p>
         </w:tc>
@@ -5409,7 +5153,7 @@
                 <w:rFonts w:ascii="Arial" w:hAnsi="Arial"/>
                 <w:szCs w:val="22"/>
               </w:rPr>
-              <w:t>Consultar pago</w:t>
+              <w:t>Modificar pago</w:t>
             </w:r>
           </w:p>
         </w:tc>
@@ -5430,7 +5174,7 @@
                 <w:rFonts w:ascii="Arial" w:hAnsi="Arial"/>
                 <w:szCs w:val="22"/>
               </w:rPr>
-              <w:t>Consultar la información de los pagos registrados correspondientes a un retiro.</w:t>
+              <w:t>Corregir el monto de un pago registrado correspondiente a un retiro.</w:t>
             </w:r>
           </w:p>
         </w:tc>
@@ -5479,7 +5223,14 @@
                 <w:szCs w:val="22"/>
               </w:rPr>
               <w:lastRenderedPageBreak/>
-              <w:t>13</w:t>
+              <w:t>1</w:t>
+            </w:r>
+            <w:r>
+              <w:rPr>
+                <w:rFonts w:ascii="Arial" w:hAnsi="Arial"/>
+                <w:szCs w:val="22"/>
+              </w:rPr>
+              <w:t>3</w:t>
             </w:r>
           </w:p>
         </w:tc>
@@ -5500,7 +5251,7 @@
                 <w:rFonts w:ascii="Arial" w:hAnsi="Arial"/>
                 <w:szCs w:val="22"/>
               </w:rPr>
-              <w:t>Modificar pago</w:t>
+              <w:t>Registrar tipo de retiro</w:t>
             </w:r>
           </w:p>
         </w:tc>
@@ -5521,7 +5272,7 @@
                 <w:rFonts w:ascii="Arial" w:hAnsi="Arial"/>
                 <w:szCs w:val="22"/>
               </w:rPr>
-              <w:t>Corregir el monto de un pago registrado correspondiente a un retiro.</w:t>
+              <w:t>Registrar un tipo de retiro y su descripción para poder utilizarlo al clasificar los retiros.</w:t>
             </w:r>
           </w:p>
         </w:tc>
@@ -5590,7 +5341,7 @@
                 <w:rFonts w:ascii="Arial" w:hAnsi="Arial"/>
                 <w:szCs w:val="22"/>
               </w:rPr>
-              <w:t>Registrar tipo de retiro</w:t>
+              <w:t>Modificar tipo de retiro</w:t>
             </w:r>
           </w:p>
         </w:tc>
@@ -5611,7 +5362,7 @@
                 <w:rFonts w:ascii="Arial" w:hAnsi="Arial"/>
                 <w:szCs w:val="22"/>
               </w:rPr>
-              <w:t>Registrar un tipo de retiro y su descripción para poder utilizarlo al clasificar los retiros.</w:t>
+              <w:t>Actualizar la descripción de un tipo de retiro registrado.</w:t>
             </w:r>
           </w:p>
         </w:tc>
@@ -5659,7 +5410,14 @@
                 <w:rFonts w:ascii="Arial" w:hAnsi="Arial"/>
                 <w:szCs w:val="22"/>
               </w:rPr>
-              <w:t>15</w:t>
+              <w:t>1</w:t>
+            </w:r>
+            <w:r>
+              <w:rPr>
+                <w:rFonts w:ascii="Arial" w:hAnsi="Arial"/>
+                <w:szCs w:val="22"/>
+              </w:rPr>
+              <w:t>5</w:t>
             </w:r>
           </w:p>
         </w:tc>
@@ -5680,7 +5438,7 @@
                 <w:rFonts w:ascii="Arial" w:hAnsi="Arial"/>
                 <w:szCs w:val="22"/>
               </w:rPr>
-              <w:t>Modificar tipo de retiro</w:t>
+              <w:t>Consultar tipo de retiro</w:t>
             </w:r>
           </w:p>
         </w:tc>
@@ -5701,7 +5459,7 @@
                 <w:rFonts w:ascii="Arial" w:hAnsi="Arial"/>
                 <w:szCs w:val="22"/>
               </w:rPr>
-              <w:t>Actualizar la descripción de un tipo de retiro registrado.</w:t>
+              <w:t>Consultar los tipos de retiro registrados y sus descripciones.</w:t>
             </w:r>
           </w:p>
         </w:tc>
@@ -5749,7 +5507,14 @@
                 <w:rFonts w:ascii="Arial" w:hAnsi="Arial"/>
                 <w:szCs w:val="22"/>
               </w:rPr>
-              <w:t>16</w:t>
+              <w:t>1</w:t>
+            </w:r>
+            <w:r>
+              <w:rPr>
+                <w:rFonts w:ascii="Arial" w:hAnsi="Arial"/>
+                <w:szCs w:val="22"/>
+              </w:rPr>
+              <w:t>6</w:t>
             </w:r>
           </w:p>
         </w:tc>
@@ -5770,7 +5535,7 @@
                 <w:rFonts w:ascii="Arial" w:hAnsi="Arial"/>
                 <w:szCs w:val="22"/>
               </w:rPr>
-              <w:t>Consultar tipo de retiro</w:t>
+              <w:t>Registrar experiencia</w:t>
             </w:r>
           </w:p>
         </w:tc>
@@ -5791,7 +5556,7 @@
                 <w:rFonts w:ascii="Arial" w:hAnsi="Arial"/>
                 <w:szCs w:val="22"/>
               </w:rPr>
-              <w:t>Consultar los tipos de retiro registrados y sus descripciones.</w:t>
+              <w:t>Registrar la valoración, el comentario personal y las fotos de un retiro finalizado al que el usuario haya asistido.</w:t>
             </w:r>
           </w:p>
         </w:tc>
@@ -5839,7 +5604,14 @@
                 <w:rFonts w:ascii="Arial" w:hAnsi="Arial"/>
                 <w:szCs w:val="22"/>
               </w:rPr>
-              <w:t>17</w:t>
+              <w:t>1</w:t>
+            </w:r>
+            <w:r>
+              <w:rPr>
+                <w:rFonts w:ascii="Arial" w:hAnsi="Arial"/>
+                <w:szCs w:val="22"/>
+              </w:rPr>
+              <w:t>7</w:t>
             </w:r>
           </w:p>
         </w:tc>
@@ -5860,7 +5632,7 @@
                 <w:rFonts w:ascii="Arial" w:hAnsi="Arial"/>
                 <w:szCs w:val="22"/>
               </w:rPr>
-              <w:t>Registrar experiencia</w:t>
+              <w:t>Modificar experiencia</w:t>
             </w:r>
           </w:p>
         </w:tc>
@@ -5881,14 +5653,7 @@
                 <w:rFonts w:ascii="Arial" w:hAnsi="Arial"/>
                 <w:szCs w:val="22"/>
               </w:rPr>
-              <w:t xml:space="preserve">Registrar la valoración, el </w:t>
-            </w:r>
-            <w:r>
-              <w:rPr>
-                <w:rFonts w:ascii="Arial" w:hAnsi="Arial"/>
-                <w:szCs w:val="22"/>
-              </w:rPr>
-              <w:t>comentario personal y las fotos de un retiro finalizado al que el usuario haya asistido.</w:t>
+              <w:t>Actualizar la valoración, el comentario personal o las fotos de una experiencia registrada.</w:t>
             </w:r>
           </w:p>
         </w:tc>
@@ -5936,7 +5701,14 @@
                 <w:rFonts w:ascii="Arial" w:hAnsi="Arial"/>
                 <w:szCs w:val="22"/>
               </w:rPr>
-              <w:t>18</w:t>
+              <w:t>1</w:t>
+            </w:r>
+            <w:r>
+              <w:rPr>
+                <w:rFonts w:ascii="Arial" w:hAnsi="Arial"/>
+                <w:szCs w:val="22"/>
+              </w:rPr>
+              <w:t>8</w:t>
             </w:r>
           </w:p>
         </w:tc>
@@ -5957,7 +5729,7 @@
                 <w:rFonts w:ascii="Arial" w:hAnsi="Arial"/>
                 <w:szCs w:val="22"/>
               </w:rPr>
-              <w:t>Modificar experiencia</w:t>
+              <w:t>Consultar experiencia</w:t>
             </w:r>
           </w:p>
         </w:tc>
@@ -5978,7 +5750,7 @@
                 <w:rFonts w:ascii="Arial" w:hAnsi="Arial"/>
                 <w:szCs w:val="22"/>
               </w:rPr>
-              <w:t>Actualizar la valoración, el comentario personal o las fotos de una experiencia registrada.</w:t>
+              <w:t>Consultar la valoración, el comentario personal y las fotos de una experiencia registrada para recordar lo vivido en el retiro.</w:t>
             </w:r>
           </w:p>
         </w:tc>
@@ -6047,7 +5819,7 @@
                 <w:rFonts w:ascii="Arial" w:hAnsi="Arial"/>
                 <w:szCs w:val="22"/>
               </w:rPr>
-              <w:t>Consultar experiencia</w:t>
+              <w:t>Generar notificación de vencimiento de pago</w:t>
             </w:r>
           </w:p>
         </w:tc>
@@ -6068,14 +5840,7 @@
                 <w:rFonts w:ascii="Arial" w:hAnsi="Arial"/>
                 <w:szCs w:val="22"/>
               </w:rPr>
-              <w:t>Consult</w:t>
-            </w:r>
-            <w:r>
-              <w:rPr>
-                <w:rFonts w:ascii="Arial" w:hAnsi="Arial"/>
-                <w:szCs w:val="22"/>
-              </w:rPr>
-              <w:t>ar la valoración, el comentario personal y las fotos de una experiencia registrada para recordar lo vivido en el retiro.</w:t>
+              <w:t>Generar una notificación que avise al usuario sobre la proximidad del vencimiento de un pago correspondiente a un retiro.</w:t>
             </w:r>
           </w:p>
         </w:tc>
@@ -6096,7 +5861,7 @@
                 <w:rFonts w:ascii="Arial" w:hAnsi="Arial"/>
                 <w:szCs w:val="22"/>
               </w:rPr>
-              <w:t>Usuario</w:t>
+              <w:t>Temporizador</w:t>
             </w:r>
           </w:p>
         </w:tc>
@@ -6123,7 +5888,14 @@
                 <w:rFonts w:ascii="Arial" w:hAnsi="Arial"/>
                 <w:szCs w:val="22"/>
               </w:rPr>
-              <w:t>20</w:t>
+              <w:t>2</w:t>
+            </w:r>
+            <w:r>
+              <w:rPr>
+                <w:rFonts w:ascii="Arial" w:hAnsi="Arial"/>
+                <w:szCs w:val="22"/>
+              </w:rPr>
+              <w:t>0</w:t>
             </w:r>
           </w:p>
         </w:tc>
@@ -6144,7 +5916,7 @@
                 <w:rFonts w:ascii="Arial" w:hAnsi="Arial"/>
                 <w:szCs w:val="22"/>
               </w:rPr>
-              <w:t>Generar notificación de vencimiento de pago</w:t>
+              <w:t>Generar notificación de proximidad de retiro</w:t>
             </w:r>
           </w:p>
         </w:tc>
@@ -6165,14 +5937,7 @@
                 <w:rFonts w:ascii="Arial" w:hAnsi="Arial"/>
                 <w:szCs w:val="22"/>
               </w:rPr>
-              <w:t>Generar una notificación que avise al usuario sobre la proximidad del vencimien</w:t>
-            </w:r>
-            <w:r>
-              <w:rPr>
-                <w:rFonts w:ascii="Arial" w:hAnsi="Arial"/>
-                <w:szCs w:val="22"/>
-              </w:rPr>
-              <w:t>to de un pago correspondiente a un retiro.</w:t>
+              <w:t>Generar una notificación que recuerde al usuario la proximidad de la fecha de inicio de un retiro agendado.</w:t>
             </w:r>
           </w:p>
         </w:tc>
@@ -6198,96 +5963,6 @@
           </w:p>
         </w:tc>
       </w:tr>
-      <w:tr>
-        <w:tc>
-          <w:tcPr>
-            <w:tcW w:w="1048" w:type="dxa"/>
-            <w:tcBorders>
-              <w:right w:val="nil"/>
-            </w:tcBorders>
-            <w:vAlign w:val="center"/>
-          </w:tcPr>
-          <w:p>
-            <w:pPr>
-              <w:jc w:val="center"/>
-              <w:rPr>
-                <w:rFonts w:ascii="Arial" w:hAnsi="Arial"/>
-                <w:szCs w:val="22"/>
-              </w:rPr>
-            </w:pPr>
-            <w:r>
-              <w:rPr>
-                <w:rFonts w:ascii="Arial" w:hAnsi="Arial"/>
-                <w:szCs w:val="22"/>
-              </w:rPr>
-              <w:t>21</w:t>
-            </w:r>
-          </w:p>
-        </w:tc>
-        <w:tc>
-          <w:tcPr>
-            <w:tcW w:w="2270" w:type="dxa"/>
-            <w:vAlign w:val="center"/>
-          </w:tcPr>
-          <w:p>
-            <w:pPr>
-              <w:rPr>
-                <w:rFonts w:ascii="Arial" w:hAnsi="Arial"/>
-                <w:szCs w:val="22"/>
-              </w:rPr>
-            </w:pPr>
-            <w:r>
-              <w:rPr>
-                <w:rFonts w:ascii="Arial" w:hAnsi="Arial"/>
-                <w:szCs w:val="22"/>
-              </w:rPr>
-              <w:t>Generar notificación de proximidad de retiro</w:t>
-            </w:r>
-          </w:p>
-        </w:tc>
-        <w:tc>
-          <w:tcPr>
-            <w:tcW w:w="5070" w:type="dxa"/>
-            <w:vAlign w:val="center"/>
-          </w:tcPr>
-          <w:p>
-            <w:pPr>
-              <w:rPr>
-                <w:rFonts w:ascii="Arial" w:hAnsi="Arial"/>
-                <w:szCs w:val="22"/>
-              </w:rPr>
-            </w:pPr>
-            <w:r>
-              <w:rPr>
-                <w:rFonts w:ascii="Arial" w:hAnsi="Arial"/>
-                <w:szCs w:val="22"/>
-              </w:rPr>
-              <w:t>Generar una notificación que recuerde al usuario la proximidad de la fecha de inicio de un retiro agendado.</w:t>
-            </w:r>
-          </w:p>
-        </w:tc>
-        <w:tc>
-          <w:tcPr>
-            <w:tcW w:w="1163" w:type="dxa"/>
-            <w:vAlign w:val="center"/>
-          </w:tcPr>
-          <w:p>
-            <w:pPr>
-              <w:rPr>
-                <w:rFonts w:ascii="Arial" w:hAnsi="Arial"/>
-                <w:szCs w:val="22"/>
-              </w:rPr>
-            </w:pPr>
-            <w:r>
-              <w:rPr>
-                <w:rFonts w:ascii="Arial" w:hAnsi="Arial"/>
-                <w:szCs w:val="22"/>
-              </w:rPr>
-              <w:t>Temporizador</w:t>
-            </w:r>
-          </w:p>
-        </w:tc>
-      </w:tr>
     </w:tbl>
     <w:p>
       <w:r>
@@ -6331,14 +6006,7 @@
           <w:sz w:val="22"/>
           <w:szCs w:val="22"/>
         </w:rPr>
-        <w:t xml:space="preserve"> de caso de </w:t>
-      </w:r>
-      <w:r>
-        <w:rPr>
-          <w:sz w:val="22"/>
-          <w:szCs w:val="22"/>
-        </w:rPr>
-        <w:t>uso</w:t>
+        <w:t xml:space="preserve"> de caso de uso</w:t>
       </w:r>
     </w:p>
     <w:p>
@@ -6365,29 +6033,7 @@
           <w:color w:val="333399"/>
           <w:szCs w:val="22"/>
         </w:rPr>
-        <w:t xml:space="preserve">Plantilla para Descripción de Use </w:t>
-      </w:r>
-      <w:proofErr w:type="gramStart"/>
-      <w:r>
-        <w:rPr>
-          <w:rFonts w:ascii="Arial" w:hAnsi="Arial" w:cs="Tahoma"/>
-          <w:b/>
-          <w:bCs/>
-          <w:color w:val="333399"/>
-          <w:szCs w:val="22"/>
-        </w:rPr>
-        <w:t>Cases  (</w:t>
-      </w:r>
-      <w:proofErr w:type="gramEnd"/>
-      <w:r>
-        <w:rPr>
-          <w:rFonts w:ascii="Arial" w:hAnsi="Arial" w:cs="Tahoma"/>
-          <w:b/>
-          <w:bCs/>
-          <w:color w:val="333399"/>
-          <w:szCs w:val="22"/>
-        </w:rPr>
-        <w:t>Trazo Intermedio)</w:t>
+        <w:t>Plantilla para Descripción de Use Cases  (Trazo Intermedio)</w:t>
       </w:r>
     </w:p>
     <w:p>
@@ -6872,14 +6518,7 @@
                 <w:rFonts w:ascii="Arial" w:hAnsi="Arial" w:cs="Tahoma"/>
                 <w:szCs w:val="22"/>
               </w:rPr>
-              <w:t xml:space="preserve">: </w:t>
-            </w:r>
-            <w:r>
-              <w:rPr>
-                <w:rFonts w:ascii="Arial" w:hAnsi="Arial" w:cs="Tahoma"/>
-                <w:szCs w:val="22"/>
-              </w:rPr>
-              <w:t>Registrar la información de un nuevo retiro holístico de interés del usuario para conservarla en su agenda personal.</w:t>
+              <w:t>: Registrar la información de un nuevo retiro holístico de interés del usuario para conservarla en su agenda personal.</w:t>
             </w:r>
           </w:p>
         </w:tc>
@@ -9087,14 +8726,7 @@
           <w:rFonts w:ascii="Arial" w:hAnsi="Arial" w:cs="Arial"/>
           <w:szCs w:val="22"/>
         </w:rPr>
-        <w:t xml:space="preserve"> Se identificaron diferentes mo</w:t>
-      </w:r>
-      <w:r>
-        <w:rPr>
-          <w:rFonts w:ascii="Arial" w:hAnsi="Arial" w:cs="Arial"/>
-          <w:szCs w:val="22"/>
-        </w:rPr>
-        <w:t xml:space="preserve">dalidades de alojamiento disponibles para los </w:t>
+        <w:t xml:space="preserve"> Se identificaron diferentes modalidades de alojamiento disponibles para los </w:t>
       </w:r>
       <w:r>
         <w:rPr>
@@ -9855,7 +9487,6 @@
                                   <w:sz w:val="18"/>
                                 </w:rPr>
                               </w:pPr>
-                              <w:proofErr w:type="spellStart"/>
                               <w:r>
                                 <w:rPr>
                                   <w:rFonts w:ascii="Aptos" w:eastAsiaTheme="minorEastAsia" w:hAnsi="Aptos" w:cstheme="minorBidi"/>
@@ -9863,7 +9494,6 @@
                                 </w:rPr>
                                 <w:t>Menc</w:t>
                               </w:r>
-                              <w:proofErr w:type="spellEnd"/>
                             </w:p>
                             <w:p>
                               <w:pPr>
@@ -9874,7 +9504,6 @@
                                   <w:sz w:val="18"/>
                                 </w:rPr>
                               </w:pPr>
-                              <w:proofErr w:type="spellStart"/>
                               <w:r>
                                 <w:rPr>
                                   <w:rFonts w:ascii="Aptos" w:eastAsiaTheme="minorEastAsia" w:hAnsi="Aptos" w:cstheme="minorBidi"/>
@@ -9882,7 +9511,6 @@
                                 </w:rPr>
                                 <w:t>iona</w:t>
                               </w:r>
-                              <w:proofErr w:type="spellEnd"/>
                             </w:p>
                           </w:txbxContent>
                         </wps:txbx>
@@ -11312,7 +10940,6 @@
                             <w:sz w:val="18"/>
                           </w:rPr>
                         </w:pPr>
-                        <w:proofErr w:type="spellStart"/>
                         <w:r>
                           <w:rPr>
                             <w:rFonts w:ascii="Aptos" w:eastAsiaTheme="minorEastAsia" w:hAnsi="Aptos" w:cstheme="minorBidi"/>
@@ -11320,7 +10947,6 @@
                           </w:rPr>
                           <w:t>Menc</w:t>
                         </w:r>
-                        <w:proofErr w:type="spellEnd"/>
                       </w:p>
                       <w:p>
                         <w:pPr>
@@ -11331,7 +10957,6 @@
                             <w:sz w:val="18"/>
                           </w:rPr>
                         </w:pPr>
-                        <w:proofErr w:type="spellStart"/>
                         <w:r>
                           <w:rPr>
                             <w:rFonts w:ascii="Aptos" w:eastAsiaTheme="minorEastAsia" w:hAnsi="Aptos" w:cstheme="minorBidi"/>
@@ -11339,7 +10964,6 @@
                           </w:rPr>
                           <w:t>iona</w:t>
                         </w:r>
-                        <w:proofErr w:type="spellEnd"/>
                       </w:p>
                     </w:txbxContent>
                   </v:textbox>
@@ -12109,14 +11733,7 @@
           <w:rFonts w:ascii="Arial" w:hAnsi="Arial" w:cs="Arial"/>
           <w:szCs w:val="22"/>
         </w:rPr>
-        <w:t xml:space="preserve">Se relevó la existencia de material audiovisual que proporciona información general sobre el retiro, permitiendo identificar </w:t>
-      </w:r>
-      <w:r>
-        <w:rPr>
-          <w:rFonts w:ascii="Arial" w:hAnsi="Arial" w:cs="Arial"/>
-          <w:szCs w:val="22"/>
-        </w:rPr>
-        <w:t>características, actividades y aspectos relevantes para el registro de información dentro del sistema.</w:t>
+        <w:t>Se relevó la existencia de material audiovisual que proporciona información general sobre el retiro, permitiendo identificar características, actividades y aspectos relevantes para el registro de información dentro del sistema.</w:t>
       </w:r>
     </w:p>
     <w:p>
@@ -12410,14 +12027,7 @@
           <w:rFonts w:ascii="Arial" w:eastAsia="Arial" w:hAnsi="Arial" w:cs="Arial"/>
           <w:szCs w:val="22"/>
         </w:rPr>
-        <w:t>Se relevó información sobre los costos de los distintos programas disponibles, permitiendo identificar la necesidad de registrar precios y modalida</w:t>
-      </w:r>
-      <w:r>
-        <w:rPr>
-          <w:rFonts w:ascii="Arial" w:eastAsia="Arial" w:hAnsi="Arial" w:cs="Arial"/>
-          <w:szCs w:val="22"/>
-        </w:rPr>
-        <w:t>des de contratación dentro del sistema.</w:t>
+        <w:t>Se relevó información sobre los costos de los distintos programas disponibles, permitiendo identificar la necesidad de registrar precios y modalidades de contratación dentro del sistema.</w:t>
       </w:r>
     </w:p>
     <w:p>
@@ -14650,14 +14260,7 @@
           <w:rFonts w:ascii="Arial" w:hAnsi="Arial" w:cs="Arial"/>
           <w:szCs w:val="22"/>
         </w:rPr>
-        <w:t>Se relevó información sobre los precios del retiro, permitiend</w:t>
-      </w:r>
-      <w:r>
-        <w:rPr>
-          <w:rFonts w:ascii="Arial" w:hAnsi="Arial" w:cs="Arial"/>
-          <w:szCs w:val="22"/>
-        </w:rPr>
-        <w:t>o identificar la necesidad de registrar costos, modalidades de pago y servicios incluidos para facilitar la comparación entre distintas opciones.</w:t>
+        <w:t>Se relevó información sobre los precios del retiro, permitiendo identificar la necesidad de registrar costos, modalidades de pago y servicios incluidos para facilitar la comparación entre distintas opciones.</w:t>
       </w:r>
     </w:p>
     <w:p>
@@ -15066,14 +14669,7 @@
           <w:rFonts w:ascii="Arial" w:eastAsia="Arial" w:hAnsi="Arial" w:cs="Arial"/>
           <w:szCs w:val="22"/>
         </w:rPr>
-        <w:t xml:space="preserve">Detalla los servicios y </w:t>
-      </w:r>
-      <w:r>
-        <w:rPr>
-          <w:rFonts w:ascii="Arial" w:eastAsia="Arial" w:hAnsi="Arial" w:cs="Arial"/>
-          <w:szCs w:val="22"/>
-        </w:rPr>
-        <w:t>beneficios incluidos en la experiencia, tales como alojamiento, alimentación, actividades programadas y materiales necesarios para la participación.</w:t>
+        <w:t>Detalla los servicios y beneficios incluidos en la experiencia, tales como alojamiento, alimentación, actividades programadas y materiales necesarios para la participación.</w:t>
       </w:r>
       <w:r>
         <w:rPr>
@@ -15158,14 +14754,7 @@
           <w:rFonts w:ascii="Arial" w:eastAsia="Arial" w:hAnsi="Arial" w:cs="Arial"/>
           <w:szCs w:val="22"/>
         </w:rPr>
-        <w:t>Presenta una galería de imágenes correspondientes a retiros realizados anteriormente, permitiendo visua</w:t>
-      </w:r>
-      <w:r>
-        <w:rPr>
-          <w:rFonts w:ascii="Arial" w:eastAsia="Arial" w:hAnsi="Arial" w:cs="Arial"/>
-          <w:szCs w:val="22"/>
-        </w:rPr>
-        <w:t>lizar las instalaciones, actividades desarrolladas y el entorno en el que se llevan a cabo las experiencias.</w:t>
+        <w:t>Presenta una galería de imágenes correspondientes a retiros realizados anteriormente, permitiendo visualizar las instalaciones, actividades desarrolladas y el entorno en el que se llevan a cabo las experiencias.</w:t>
       </w:r>
     </w:p>
     <w:p>
@@ -15242,14 +14831,7 @@
           <w:rFonts w:ascii="Arial" w:eastAsia="Arial" w:hAnsi="Arial" w:cs="Arial"/>
           <w:szCs w:val="22"/>
         </w:rPr>
-        <w:t>Se relevó una sección de testimonios de participantes, permitiendo identificar la necesidad de registrar valoraciones, comentarios y experiencia</w:t>
-      </w:r>
-      <w:r>
-        <w:rPr>
-          <w:rFonts w:ascii="Arial" w:eastAsia="Arial" w:hAnsi="Arial" w:cs="Arial"/>
-          <w:szCs w:val="22"/>
-        </w:rPr>
-        <w:t>s asociadas a cada retiro dentro del sistema.</w:t>
+        <w:t>Se relevó una sección de testimonios de participantes, permitiendo identificar la necesidad de registrar valoraciones, comentarios y experiencias asociadas a cada retiro dentro del sistema.</w:t>
       </w:r>
     </w:p>
     <w:p>
@@ -15395,14 +14977,7 @@
           <w:szCs w:val="22"/>
         </w:rPr>
         <w:lastRenderedPageBreak/>
-        <w:t>Se relevó información sob</w:t>
-      </w:r>
-      <w:r>
-        <w:rPr>
-          <w:rFonts w:ascii="Arial" w:hAnsi="Arial" w:cs="Arial"/>
-          <w:szCs w:val="22"/>
-        </w:rPr>
-        <w:t>re fechas, ubicación y costo del retiro, permitiendo identificar la necesidad de registrar estos datos para facilitar la organización, consulta y comparación de diferentes propuestas.</w:t>
+        <w:t>Se relevó información sobre fechas, ubicación y costo del retiro, permitiendo identificar la necesidad de registrar estos datos para facilitar la organización, consulta y comparación de diferentes propuestas.</w:t>
       </w:r>
     </w:p>
     <w:p>
@@ -15480,14 +15055,7 @@
           <w:rFonts w:ascii="Arial" w:eastAsia="Arial" w:hAnsi="Arial" w:cs="Arial"/>
           <w:szCs w:val="22"/>
         </w:rPr>
-        <w:t>Detalla las modalidades y medios de pago disponibles para la contrata</w:t>
-      </w:r>
-      <w:r>
-        <w:rPr>
-          <w:rFonts w:ascii="Arial" w:eastAsia="Arial" w:hAnsi="Arial" w:cs="Arial"/>
-          <w:szCs w:val="22"/>
-        </w:rPr>
-        <w:t>ción del retiro, incluyendo opciones de transferencia, efectivo, cuotas u otros mecanismos habilitados por la organización.</w:t>
+        <w:t>Detalla las modalidades y medios de pago disponibles para la contratación del retiro, incluyendo opciones de transferencia, efectivo, cuotas u otros mecanismos habilitados por la organización.</w:t>
       </w:r>
     </w:p>
     <w:p>
@@ -15637,14 +15205,7 @@
           <w:rFonts w:ascii="Arial" w:eastAsia="Arial" w:hAnsi="Arial" w:cs="Arial"/>
           <w:szCs w:val="22"/>
         </w:rPr>
-        <w:t xml:space="preserve"> Presenta información detallada sobre las distintas propuestas y programas ofrecidos, incluyendo sus características, objetivos, actividades y condi</w:t>
-      </w:r>
-      <w:r>
-        <w:rPr>
-          <w:rFonts w:ascii="Arial" w:eastAsia="Arial" w:hAnsi="Arial" w:cs="Arial"/>
-          <w:szCs w:val="22"/>
-        </w:rPr>
-        <w:t>ciones de participación.</w:t>
+        <w:t xml:space="preserve"> Presenta información detallada sobre las distintas propuestas y programas ofrecidos, incluyendo sus características, objetivos, actividades y condiciones de participación.</w:t>
       </w:r>
       <w:r>
         <w:rPr>
@@ -15808,16 +15369,7 @@
         <w:sz w:val="18"/>
         <w:u w:val="single" w:color="1D2125"/>
       </w:rPr>
-      <w:t xml:space="preserve">martes, 9 de </w:t>
-    </w:r>
-    <w:r>
-      <w:rPr>
-        <w:rFonts w:ascii="Arial" w:eastAsia="Arial" w:hAnsi="Arial" w:cs="Arial"/>
-        <w:color w:val="1D2125"/>
-        <w:sz w:val="18"/>
-        <w:u w:val="single" w:color="1D2125"/>
-      </w:rPr>
-      <w:t>junio de 2026</w:t>
+      <w:t>martes, 9 de junio de 2026</w:t>
     </w:r>
     <w:r>
       <w:rPr>

--- a/3er entrega TPI - comision 1 grupo 5.docx
+++ b/3er entrega TPI - comision 1 grupo 5.docx
@@ -1,6 +1,6 @@
 
 <file path=word/document.xml><?xml version="1.0" encoding="utf-8"?>
-<w:document xmlns:wpc="http://schemas.microsoft.com/office/word/2010/wordprocessingCanvas" xmlns:cx="http://schemas.microsoft.com/office/drawing/2014/chartex" xmlns:cx1="http://schemas.microsoft.com/office/drawing/2015/9/8/chartex" xmlns:cx2="http://schemas.microsoft.com/office/drawing/2015/10/21/chartex" xmlns:cx3="http://schemas.microsoft.com/office/drawing/2016/5/9/chartex" xmlns:cx4="http://schemas.microsoft.com/office/drawing/2016/5/10/chartex" xmlns:cx5="http://schemas.microsoft.com/office/drawing/2016/5/11/chartex" xmlns:cx6="http://schemas.microsoft.com/office/drawing/2016/5/12/chartex" xmlns:cx7="http://schemas.microsoft.com/office/drawing/2016/5/13/chartex" xmlns:cx8="http://schemas.microsoft.com/office/drawing/2016/5/14/chartex" xmlns:mc="http://schemas.openxmlformats.org/markup-compatibility/2006" xmlns:aink="http://schemas.microsoft.com/office/drawing/2016/ink" xmlns:am3d="http://schemas.microsoft.com/office/drawing/2017/model3d" xmlns:o="urn:schemas-microsoft-com:office:office" xmlns:r="http://schemas.openxmlformats.org/officeDocument/2006/relationships" xmlns:m="http://schemas.openxmlformats.org/officeDocument/2006/math" xmlns:v="urn:schemas-microsoft-com:vml" xmlns:wp14="http://schemas.microsoft.com/office/word/2010/wordprocessingDrawing" xmlns:wp="http://schemas.openxmlformats.org/drawingml/2006/wordprocessingDrawing" xmlns:w10="urn:schemas-microsoft-com:office:word" xmlns:w="http://schemas.openxmlformats.org/wordprocessingml/2006/main" xmlns:w14="http://schemas.microsoft.com/office/word/2010/wordml" xmlns:w15="http://schemas.microsoft.com/office/word/2012/wordml" xmlns:w16cex="http://schemas.microsoft.com/office/word/2018/wordml/cex" xmlns:w16cid="http://schemas.microsoft.com/office/word/2016/wordml/cid" xmlns:w16="http://schemas.microsoft.com/office/word/2018/wordml" xmlns:w16sdtdh="http://schemas.microsoft.com/office/word/2020/wordml/sdtdatahash" xmlns:w16se="http://schemas.microsoft.com/office/word/2015/wordml/symex" xmlns:wpg="http://schemas.microsoft.com/office/word/2010/wordprocessingGroup" xmlns:wpi="http://schemas.microsoft.com/office/word/2010/wordprocessingInk" xmlns:wne="http://schemas.microsoft.com/office/word/2006/wordml" xmlns:wps="http://schemas.microsoft.com/office/word/2010/wordprocessingShape" mc:Ignorable="w14 w15 w16se w16cid w16 w16cex w16sdtdh wp14">
+<w:document xmlns:wpc="http://schemas.microsoft.com/office/word/2010/wordprocessingCanvas" xmlns:cx="http://schemas.microsoft.com/office/drawing/2014/chartex" xmlns:cx1="http://schemas.microsoft.com/office/drawing/2015/9/8/chartex" xmlns:cx2="http://schemas.microsoft.com/office/drawing/2015/10/21/chartex" xmlns:cx3="http://schemas.microsoft.com/office/drawing/2016/5/9/chartex" xmlns:cx4="http://schemas.microsoft.com/office/drawing/2016/5/10/chartex" xmlns:cx5="http://schemas.microsoft.com/office/drawing/2016/5/11/chartex" xmlns:cx6="http://schemas.microsoft.com/office/drawing/2016/5/12/chartex" xmlns:cx7="http://schemas.microsoft.com/office/drawing/2016/5/13/chartex" xmlns:cx8="http://schemas.microsoft.com/office/drawing/2016/5/14/chartex" xmlns:mc="http://schemas.openxmlformats.org/markup-compatibility/2006" xmlns:aink="http://schemas.microsoft.com/office/drawing/2016/ink" xmlns:am3d="http://schemas.microsoft.com/office/drawing/2017/model3d" xmlns:o="urn:schemas-microsoft-com:office:office" xmlns:oel="http://schemas.microsoft.com/office/2019/extlst" xmlns:r="http://schemas.openxmlformats.org/officeDocument/2006/relationships" xmlns:m="http://schemas.openxmlformats.org/officeDocument/2006/math" xmlns:v="urn:schemas-microsoft-com:vml" xmlns:wp14="http://schemas.microsoft.com/office/word/2010/wordprocessingDrawing" xmlns:wp="http://schemas.openxmlformats.org/drawingml/2006/wordprocessingDrawing" xmlns:w10="urn:schemas-microsoft-com:office:word" xmlns:w="http://schemas.openxmlformats.org/wordprocessingml/2006/main" xmlns:w14="http://schemas.microsoft.com/office/word/2010/wordml" xmlns:w15="http://schemas.microsoft.com/office/word/2012/wordml" xmlns:w16cex="http://schemas.microsoft.com/office/word/2018/wordml/cex" xmlns:w16cid="http://schemas.microsoft.com/office/word/2016/wordml/cid" xmlns:w16="http://schemas.microsoft.com/office/word/2018/wordml" xmlns:w16du="http://schemas.microsoft.com/office/word/2023/wordml/word16du" xmlns:w16sdtdh="http://schemas.microsoft.com/office/word/2020/wordml/sdtdatahash" xmlns:w16sdtfl="http://schemas.microsoft.com/office/word/2024/wordml/sdtformatlock" xmlns:w16se="http://schemas.microsoft.com/office/word/2015/wordml/symex" xmlns:wpg="http://schemas.microsoft.com/office/word/2010/wordprocessingGroup" xmlns:wpi="http://schemas.microsoft.com/office/word/2010/wordprocessingInk" xmlns:wne="http://schemas.microsoft.com/office/word/2006/wordml" xmlns:wps="http://schemas.microsoft.com/office/word/2010/wordprocessingShape" mc:Ignorable="w14 w15 w16se w16cid w16 w16cex w16sdtdh w16sdtfl w16du wp14">
   <w:body>
     <w:p>
       <w:pPr>
@@ -267,23 +267,7 @@
           <w:rFonts w:ascii="Arial" w:eastAsia="Arial" w:hAnsi="Arial" w:cs="Arial"/>
           <w:sz w:val="18"/>
         </w:rPr>
-        <w:t xml:space="preserve">Ing. Paola </w:t>
-      </w:r>
-      <w:proofErr w:type="spellStart"/>
-      <w:r>
-        <w:rPr>
-          <w:rFonts w:ascii="Arial" w:eastAsia="Arial" w:hAnsi="Arial" w:cs="Arial"/>
-          <w:sz w:val="18"/>
-        </w:rPr>
-        <w:t>Simielli</w:t>
-      </w:r>
-      <w:proofErr w:type="spellEnd"/>
-      <w:r>
-        <w:rPr>
-          <w:rFonts w:ascii="Arial" w:eastAsia="Arial" w:hAnsi="Arial" w:cs="Arial"/>
-          <w:sz w:val="18"/>
-        </w:rPr>
-        <w:t xml:space="preserve"> </w:t>
+        <w:t xml:space="preserve">Ing. Paola Simielli </w:t>
       </w:r>
     </w:p>
     <w:p>
@@ -416,21 +400,12 @@
           <w:rFonts w:ascii="Arial" w:hAnsi="Arial"/>
         </w:rPr>
       </w:pPr>
-      <w:proofErr w:type="spellStart"/>
       <w:r>
         <w:rPr>
           <w:rFonts w:ascii="Arial" w:eastAsia="Arial" w:hAnsi="Arial" w:cs="Arial"/>
           <w:sz w:val="18"/>
         </w:rPr>
-        <w:t>Martinotti</w:t>
-      </w:r>
-      <w:proofErr w:type="spellEnd"/>
-      <w:r>
-        <w:rPr>
-          <w:rFonts w:ascii="Arial" w:eastAsia="Arial" w:hAnsi="Arial" w:cs="Arial"/>
-          <w:sz w:val="18"/>
-        </w:rPr>
-        <w:t xml:space="preserve">, Lorenzo </w:t>
+        <w:t xml:space="preserve">Martinotti, Lorenzo </w:t>
       </w:r>
       <w:r>
         <w:rPr>
@@ -623,21 +598,12 @@
           <w:rFonts w:ascii="Arial" w:hAnsi="Arial"/>
         </w:rPr>
       </w:pPr>
-      <w:proofErr w:type="spellStart"/>
       <w:r>
         <w:rPr>
           <w:rFonts w:ascii="Arial" w:eastAsia="Arial" w:hAnsi="Arial" w:cs="Arial"/>
           <w:sz w:val="18"/>
         </w:rPr>
-        <w:t>Allocco</w:t>
-      </w:r>
-      <w:proofErr w:type="spellEnd"/>
-      <w:r>
-        <w:rPr>
-          <w:rFonts w:ascii="Arial" w:eastAsia="Arial" w:hAnsi="Arial" w:cs="Arial"/>
-          <w:sz w:val="18"/>
-        </w:rPr>
-        <w:t xml:space="preserve">, Agustin </w:t>
+        <w:t xml:space="preserve">Allocco, Agustin </w:t>
       </w:r>
       <w:r>
         <w:rPr>
@@ -994,7 +960,6 @@
           <w:docPartUnique/>
         </w:docPartObj>
       </w:sdtPr>
-      <w:sdtEndPr/>
       <w:sdtContent>
         <w:p>
           <w:pPr>
@@ -1717,23 +1682,7 @@
           <w:rFonts w:ascii="Arial" w:eastAsia="Arial" w:hAnsi="Arial" w:cs="Arial"/>
           <w:szCs w:val="22"/>
         </w:rPr>
-        <w:t xml:space="preserve">Somos </w:t>
-      </w:r>
-      <w:proofErr w:type="spellStart"/>
-      <w:r>
-        <w:rPr>
-          <w:rFonts w:ascii="Arial" w:eastAsia="Arial" w:hAnsi="Arial" w:cs="Arial"/>
-          <w:szCs w:val="22"/>
-        </w:rPr>
-        <w:t>Omicron</w:t>
-      </w:r>
-      <w:proofErr w:type="spellEnd"/>
-      <w:r>
-        <w:rPr>
-          <w:rFonts w:ascii="Arial" w:eastAsia="Arial" w:hAnsi="Arial" w:cs="Arial"/>
-          <w:szCs w:val="22"/>
-        </w:rPr>
-        <w:t xml:space="preserve"> Dev, un equipo dedicado a la ingeniería en sistemas de información. Nuestro principal servicio es el análisis, diseño y desarrollo de soluciones de software para clientes particulares, pequeñas empresas y medianas organizaciones que necesiten mejorar la forma en que gestionan su información.</w:t>
+        <w:t>Somos Omicron Dev, un equipo dedicado a la ingeniería en sistemas de información. Nuestro principal servicio es el análisis, diseño y desarrollo de soluciones de software para clientes particulares, pequeñas empresas y medianas organizaciones que necesiten mejorar la forma en que gestionan su información.</w:t>
       </w:r>
     </w:p>
     <w:p>
@@ -6567,7 +6516,6 @@
                 <w:szCs w:val="22"/>
               </w:rPr>
             </w:pPr>
-            <w:proofErr w:type="gramStart"/>
             <w:r>
               <w:rPr>
                 <w:rFonts w:ascii="Arial" w:hAnsi="Arial" w:cs="Tahoma"/>
@@ -6575,17 +6523,7 @@
                 <w:sz w:val="22"/>
                 <w:szCs w:val="22"/>
               </w:rPr>
-              <w:t>Flujo  Básico</w:t>
-            </w:r>
-            <w:proofErr w:type="gramEnd"/>
-            <w:r>
-              <w:rPr>
-                <w:rFonts w:ascii="Arial" w:hAnsi="Arial" w:cs="Tahoma"/>
-                <w:bCs/>
-                <w:sz w:val="22"/>
-                <w:szCs w:val="22"/>
-              </w:rPr>
-              <w:t>:</w:t>
+              <w:t>Flujo  Básico:</w:t>
             </w:r>
           </w:p>
         </w:tc>
@@ -7418,7 +7356,6 @@
                 <w:szCs w:val="22"/>
               </w:rPr>
             </w:pPr>
-            <w:proofErr w:type="gramStart"/>
             <w:r>
               <w:rPr>
                 <w:rFonts w:ascii="Arial" w:hAnsi="Arial" w:cs="Tahoma"/>
@@ -7427,17 +7364,7 @@
                 <w:szCs w:val="22"/>
               </w:rPr>
               <w:lastRenderedPageBreak/>
-              <w:t>Flujos  Alternativos</w:t>
-            </w:r>
-            <w:proofErr w:type="gramEnd"/>
-            <w:r>
-              <w:rPr>
-                <w:rFonts w:ascii="Arial" w:hAnsi="Arial" w:cs="Tahoma"/>
-                <w:bCs/>
-                <w:sz w:val="22"/>
-                <w:szCs w:val="22"/>
-              </w:rPr>
-              <w:t>:</w:t>
+              <w:t>Flujos  Alternativos:</w:t>
             </w:r>
           </w:p>
           <w:p>
@@ -8241,6 +8168,82 @@
           <w:sz w:val="22"/>
           <w:szCs w:val="22"/>
         </w:rPr>
+        <w:t xml:space="preserve">Diagrama de </w:t>
+      </w:r>
+      <w:r>
+        <w:rPr>
+          <w:sz w:val="22"/>
+          <w:szCs w:val="22"/>
+        </w:rPr>
+        <w:t>Transición</w:t>
+      </w:r>
+      <w:r>
+        <w:rPr>
+          <w:sz w:val="22"/>
+          <w:szCs w:val="22"/>
+        </w:rPr>
+        <w:t xml:space="preserve"> de Estados: Estados por los que pasa el retiro</w:t>
+      </w:r>
+    </w:p>
+    <w:p>
+      <w:r>
+        <w:drawing>
+          <wp:inline distT="0" distB="0" distL="0" distR="0" wp14:anchorId="1535BE60" wp14:editId="4EDA40FA">
+            <wp:extent cx="5400040" cy="1685925"/>
+            <wp:effectExtent l="0" t="0" r="0" b="9525"/>
+            <wp:docPr id="856891995" name="Imagen 1"/>
+            <wp:cNvGraphicFramePr>
+              <a:graphicFrameLocks xmlns:a="http://schemas.openxmlformats.org/drawingml/2006/main" noChangeAspect="1"/>
+            </wp:cNvGraphicFramePr>
+            <a:graphic xmlns:a="http://schemas.openxmlformats.org/drawingml/2006/main">
+              <a:graphicData uri="http://schemas.openxmlformats.org/drawingml/2006/picture">
+                <pic:pic xmlns:pic="http://schemas.openxmlformats.org/drawingml/2006/picture">
+                  <pic:nvPicPr>
+                    <pic:cNvPr id="856891995" name=""/>
+                    <pic:cNvPicPr/>
+                  </pic:nvPicPr>
+                  <pic:blipFill>
+                    <a:blip r:embed="rId15"/>
+                    <a:stretch>
+                      <a:fillRect/>
+                    </a:stretch>
+                  </pic:blipFill>
+                  <pic:spPr>
+                    <a:xfrm>
+                      <a:off x="0" y="0"/>
+                      <a:ext cx="5400040" cy="1685925"/>
+                    </a:xfrm>
+                    <a:prstGeom prst="rect">
+                      <a:avLst/>
+                    </a:prstGeom>
+                  </pic:spPr>
+                </pic:pic>
+              </a:graphicData>
+            </a:graphic>
+          </wp:inline>
+        </w:drawing>
+      </w:r>
+    </w:p>
+    <w:p>
+      <w:pPr>
+        <w:pStyle w:val="Ttulo1"/>
+        <w:numPr>
+          <w:ilvl w:val="0"/>
+          <w:numId w:val="0"/>
+        </w:numPr>
+        <w:spacing w:after="180" w:line="360" w:lineRule="auto"/>
+        <w:ind w:left="-5"/>
+        <w:jc w:val="center"/>
+        <w:rPr>
+          <w:sz w:val="22"/>
+          <w:szCs w:val="22"/>
+        </w:rPr>
+      </w:pPr>
+      <w:r>
+        <w:rPr>
+          <w:sz w:val="22"/>
+          <w:szCs w:val="22"/>
+        </w:rPr>
         <w:t>Anexo: Elicitación</w:t>
       </w:r>
       <w:bookmarkEnd w:id="10"/>
@@ -8281,7 +8284,7 @@
           <w:szCs w:val="22"/>
         </w:rPr>
       </w:pPr>
-      <w:hyperlink r:id="rId15">
+      <w:hyperlink r:id="rId16">
         <w:r>
           <w:rPr>
             <w:rFonts w:ascii="Arial" w:eastAsia="Arial" w:hAnsi="Arial" w:cs="Arial"/>
@@ -8316,6 +8319,7 @@
           <w:noProof/>
           <w:szCs w:val="22"/>
         </w:rPr>
+        <w:lastRenderedPageBreak/>
         <w:drawing>
           <wp:anchor distT="0" distB="0" distL="0" distR="0" simplePos="0" relativeHeight="102" behindDoc="0" locked="0" layoutInCell="0" allowOverlap="1" wp14:anchorId="4670E388" wp14:editId="73D5BC48">
             <wp:simplePos x="0" y="0"/>
@@ -8342,7 +8346,7 @@
                     </pic:cNvPicPr>
                   </pic:nvPicPr>
                   <pic:blipFill>
-                    <a:blip r:embed="rId16"/>
+                    <a:blip r:embed="rId17"/>
                     <a:stretch>
                       <a:fillRect/>
                     </a:stretch>
@@ -8501,7 +8505,7 @@
                           <pic:cNvPicPr/>
                         </pic:nvPicPr>
                         <pic:blipFill>
-                          <a:blip r:embed="rId17"/>
+                          <a:blip r:embed="rId18"/>
                           <a:stretch/>
                         </pic:blipFill>
                         <pic:spPr>
@@ -8650,7 +8654,7 @@
           </mc:Choice>
           <mc:Fallback>
             <w:pict>
-              <v:group w14:anchorId="69A51B3A" id="Group 13652" o:spid="_x0000_s1026" style="width:458.5pt;height:370.3pt;mso-position-horizontal-relative:char;mso-position-vertical-relative:line" coordsize="58230,47026" o:gfxdata="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">
+              <v:group w14:anchorId="69A51B3A" id="Group 13652" o:spid="_x0000_s1026" style="width:458.5pt;height:370.3pt;mso-position-horizontal-relative:char;mso-position-vertical-relative:line" coordsize="58230,47026" o:gfxdata="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">
                 <v:rect id="Cuadro de texto 1273801431" o:spid="_x0000_s1027" style="position:absolute;width:392;height:1386;visibility:visible;mso-wrap-style:square;v-text-anchor:top" o:gfxdata="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" filled="f" stroked="f" strokeweight="0">
                   <v:textbox inset="0,0,0,0">
                     <w:txbxContent>
@@ -8709,7 +8713,7 @@
                   <o:lock v:ext="edit" aspectratio="t"/>
                 </v:shapetype>
                 <v:shape id="Picture 2038" o:spid="_x0000_s1029" type="#_x0000_t75" style="position:absolute;left:284;top:2005;width:57233;height:44334;visibility:visible;mso-wrap-style:square" o:gfxdata="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" strokeweight="0">
-                  <v:imagedata r:id="rId18" o:title=""/>
+                  <v:imagedata r:id="rId19" o:title=""/>
                 </v:shape>
                 <v:line id="Conector recto 10" o:spid="_x0000_s1030" style="position:absolute;visibility:visible;mso-wrap-style:square" from="183,2001" to="57592,2008" o:connectortype="straight" o:gfxdata="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" strokeweight="0"/>
                 <v:line id="Conector recto 11" o:spid="_x0000_s1031" style="position:absolute;visibility:visible;mso-wrap-style:square" from="57592,1951" to="57600,46472" o:connectortype="straight" o:gfxdata="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" strokeweight="0"/>
@@ -10357,7 +10361,7 @@
                           <pic:cNvPicPr/>
                         </pic:nvPicPr>
                         <pic:blipFill>
-                          <a:blip r:embed="rId19"/>
+                          <a:blip r:embed="rId20"/>
                           <a:stretch/>
                         </pic:blipFill>
                         <pic:spPr>
@@ -10508,7 +10512,7 @@
                           <pic:cNvPicPr/>
                         </pic:nvPicPr>
                         <pic:blipFill>
-                          <a:blip r:embed="rId20"/>
+                          <a:blip r:embed="rId21"/>
                           <a:stretch/>
                         </pic:blipFill>
                         <pic:spPr>
@@ -10661,7 +10665,7 @@
           </mc:Choice>
           <mc:Fallback>
             <w:pict>
-              <v:group w14:anchorId="2479EA01" id="Group 14120" o:spid="_x0000_s1034" style="width:456.1pt;height:422.55pt;mso-position-horizontal-relative:char;mso-position-vertical-relative:line" coordsize="57924,53665" o:gfxdata="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">
+              <v:group w14:anchorId="2479EA01" id="Group 14120" o:spid="_x0000_s1034" style="width:456.1pt;height:422.55pt;mso-position-horizontal-relative:char;mso-position-vertical-relative:line" coordsize="57924,53665" o:gfxdata="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">
                 <v:rect id="Cuadro de texto 1021373637" o:spid="_x0000_s1035" style="position:absolute;left:57538;top:30049;width:389;height:1389;visibility:visible;mso-wrap-style:square;v-text-anchor:top" o:gfxdata="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" filled="f" stroked="f" strokeweight="0">
                   <v:textbox inset="0,0,0,0">
                     <w:txbxContent>
@@ -11292,14 +11296,14 @@
                   </v:textbox>
                 </v:rect>
                 <v:shape id="Picture 2101" o:spid="_x0000_s1067" type="#_x0000_t75" style="position:absolute;left:280;top:93;width:56942;height:30651;visibility:visible;mso-wrap-style:square" o:gfxdata="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" filled="t" stroked="t" strokeweight="0">
-                  <v:imagedata r:id="rId21" o:title=""/>
+                  <v:imagedata r:id="rId22" o:title=""/>
                 </v:shape>
                 <v:line id="Conector recto 48" o:spid="_x0000_s1068" style="position:absolute;visibility:visible;mso-wrap-style:square" from="183,43" to="57301,50" o:connectortype="straight" o:gfxdata="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" strokeweight="0"/>
                 <v:line id="Conector recto 49" o:spid="_x0000_s1069" style="position:absolute;visibility:visible;mso-wrap-style:square" from="57301,0" to="57308,30808" o:connectortype="straight" o:gfxdata="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" strokeweight="0"/>
                 <v:line id="Conector recto 50" o:spid="_x0000_s1070" style="position:absolute;flip:x;visibility:visible;mso-wrap-style:square" from="234,30808" to="57344,30816" o:connectortype="straight" o:gfxdata="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" strokeweight="0"/>
                 <v:line id="Conector recto 51" o:spid="_x0000_s1071" style="position:absolute;flip:y;visibility:visible;mso-wrap-style:square" from="234,43" to="241,30852" o:connectortype="straight" o:gfxdata="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" strokeweight="0"/>
                 <v:shape id="Picture 2107" o:spid="_x0000_s1072" type="#_x0000_t75" style="position:absolute;left:280;top:34009;width:43319;height:17006;visibility:visible;mso-wrap-style:square" o:gfxdata="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" filled="t" stroked="t" strokeweight="0">
-                  <v:imagedata r:id="rId22" o:title=""/>
+                  <v:imagedata r:id="rId23" o:title=""/>
                 </v:shape>
                 <v:line id="Conector recto 53" o:spid="_x0000_s1073" style="position:absolute;visibility:visible;mso-wrap-style:square" from="183,33958" to="43660,33966" o:connectortype="straight" o:gfxdata="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" strokeweight="0"/>
                 <v:line id="Conector recto 54" o:spid="_x0000_s1074" style="position:absolute;visibility:visible;mso-wrap-style:square" from="43682,33901" to="43689,51084" o:connectortype="straight" o:gfxdata="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" strokeweight="0"/>
@@ -11451,7 +11455,7 @@
                           <pic:cNvPicPr/>
                         </pic:nvPicPr>
                         <pic:blipFill>
-                          <a:blip r:embed="rId23"/>
+                          <a:blip r:embed="rId24"/>
                           <a:stretch/>
                         </pic:blipFill>
                         <pic:spPr>
@@ -11604,7 +11608,7 @@
           </mc:Choice>
           <mc:Fallback>
             <w:pict>
-              <v:group w14:anchorId="14770289" id="Group 13936" o:spid="_x0000_s1077" style="width:458.5pt;height:290.8pt;mso-position-horizontal-relative:char;mso-position-vertical-relative:line" coordsize="58230,36932" o:gfxdata="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">
+              <v:group w14:anchorId="14770289" id="Group 13936" o:spid="_x0000_s1077" style="width:458.5pt;height:290.8pt;mso-position-horizontal-relative:char;mso-position-vertical-relative:line" coordsize="58230,36932" o:gfxdata="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">
                 <v:rect id="Cuadro de texto 1615641859" o:spid="_x0000_s1078" style="position:absolute;left:57837;top:33591;width:393;height:1386;visibility:visible;mso-wrap-style:square;v-text-anchor:top" o:gfxdata="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" filled="f" stroked="f" strokeweight="0">
                   <v:textbox inset="0,0,0,0">
                     <w:txbxContent>
@@ -11644,7 +11648,7 @@
                   </v:textbox>
                 </v:rect>
                 <v:shape id="Picture 2208" o:spid="_x0000_s1080" type="#_x0000_t75" style="position:absolute;left:284;top:50;width:57233;height:34247;visibility:visible;mso-wrap-style:square" o:gfxdata="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" filled="t" stroked="t" strokeweight="0">
-                  <v:imagedata r:id="rId24" o:title=""/>
+                  <v:imagedata r:id="rId25" o:title=""/>
                 </v:shape>
                 <v:line id="Conector recto 61" o:spid="_x0000_s1081" style="position:absolute;visibility:visible;mso-wrap-style:square" from="183,43" to="57592,50" o:connectortype="straight" o:gfxdata="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" strokeweight="0"/>
                 <v:line id="Conector recto 62" o:spid="_x0000_s1082" style="position:absolute;visibility:visible;mso-wrap-style:square" from="57592,0" to="57600,34412" o:connectortype="straight" o:gfxdata="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" strokeweight="0"/>
@@ -11693,7 +11697,7 @@
           <w:szCs w:val="22"/>
         </w:rPr>
       </w:pPr>
-      <w:hyperlink r:id="rId25">
+      <w:hyperlink r:id="rId26">
         <w:r>
           <w:rPr>
             <w:rFonts w:ascii="Arial" w:eastAsia="Arial" w:hAnsi="Arial" w:cs="Arial"/>
@@ -11826,7 +11830,7 @@
                           <pic:cNvPicPr/>
                         </pic:nvPicPr>
                         <pic:blipFill>
-                          <a:blip r:embed="rId26"/>
+                          <a:blip r:embed="rId27"/>
                           <a:stretch/>
                         </pic:blipFill>
                         <pic:spPr>
@@ -11979,7 +11983,7 @@
           </mc:Choice>
           <mc:Fallback>
             <w:pict>
-              <v:group w14:anchorId="53CC216A" id="Group 13937" o:spid="_x0000_s1085" style="width:457pt;height:266.3pt;mso-position-horizontal-relative:char;mso-position-vertical-relative:line" coordsize="58039,33818" o:gfxdata="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">
+              <v:group w14:anchorId="53CC216A" id="Group 13937" o:spid="_x0000_s1085" style="width:457pt;height:266.3pt;mso-position-horizontal-relative:char;mso-position-vertical-relative:line" coordsize="58039,33818" o:gfxdata="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">
                 <v:rect id="Cuadro de texto 966845656" o:spid="_x0000_s1086" style="position:absolute;left:57646;top:32436;width:393;height:1386;visibility:visible;mso-wrap-style:square;v-text-anchor:top" o:gfxdata="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" filled="f" stroked="f" strokeweight="0">
                   <v:textbox inset="0,0,0,0">
                     <w:txbxContent>
@@ -12000,7 +12004,7 @@
                   </v:textbox>
                 </v:rect>
                 <v:shape id="Picture 2214" o:spid="_x0000_s1087" type="#_x0000_t75" style="position:absolute;left:93;top:50;width:57233;height:33095;visibility:visible;mso-wrap-style:square" o:gfxdata="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" filled="t" stroked="t" strokeweight="0">
-                  <v:imagedata r:id="rId27" o:title=""/>
+                  <v:imagedata r:id="rId28" o:title=""/>
                 </v:shape>
                 <v:line id="Conector recto 68" o:spid="_x0000_s1088" style="position:absolute;visibility:visible;mso-wrap-style:square" from="0,43" to="57405,50" o:connectortype="straight" o:gfxdata="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" strokeweight="0"/>
                 <v:line id="Conector recto 69" o:spid="_x0000_s1089" style="position:absolute;visibility:visible;mso-wrap-style:square" from="57409,0" to="57416,33260" o:connectortype="straight" o:gfxdata="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" strokeweight="0"/>
@@ -12071,7 +12075,7 @@
                     </pic:cNvPicPr>
                   </pic:nvPicPr>
                   <pic:blipFill>
-                    <a:blip r:embed="rId28"/>
+                    <a:blip r:embed="rId29"/>
                     <a:stretch>
                       <a:fillRect/>
                     </a:stretch>
@@ -12166,7 +12170,7 @@
                     </pic:cNvPicPr>
                   </pic:nvPicPr>
                   <pic:blipFill>
-                    <a:blip r:embed="rId29"/>
+                    <a:blip r:embed="rId30"/>
                     <a:stretch>
                       <a:fillRect/>
                     </a:stretch>
@@ -12276,7 +12280,7 @@
                     </pic:cNvPicPr>
                   </pic:nvPicPr>
                   <pic:blipFill>
-                    <a:blip r:embed="rId30"/>
+                    <a:blip r:embed="rId31"/>
                     <a:stretch>
                       <a:fillRect/>
                     </a:stretch>
@@ -12341,7 +12345,7 @@
           <w:szCs w:val="22"/>
         </w:rPr>
       </w:pPr>
-      <w:hyperlink r:id="rId31">
+      <w:hyperlink r:id="rId32">
         <w:r>
           <w:rPr>
             <w:rFonts w:ascii="Arial" w:eastAsia="Arial" w:hAnsi="Arial" w:cs="Arial"/>
@@ -13153,7 +13157,7 @@
                           <pic:cNvPicPr/>
                         </pic:nvPicPr>
                         <pic:blipFill>
-                          <a:blip r:embed="rId32"/>
+                          <a:blip r:embed="rId33"/>
                           <a:stretch/>
                         </pic:blipFill>
                         <pic:spPr>
@@ -13306,7 +13310,7 @@
           </mc:Choice>
           <mc:Fallback>
             <w:pict>
-              <v:group w14:anchorId="30DB5A06" id="Group 13482" o:spid="_x0000_s1092" style="width:458.5pt;height:247.05pt;mso-position-horizontal-relative:char;mso-position-vertical-relative:line" coordsize="58230,31374" o:gfxdata="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">
+              <v:group w14:anchorId="30DB5A06" id="Group 13482" o:spid="_x0000_s1092" style="width:458.5pt;height:247.05pt;mso-position-horizontal-relative:char;mso-position-vertical-relative:line" coordsize="58230,31374" o:gfxdata="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">
                 <v:rect id="Cuadro de texto 1413906796" o:spid="_x0000_s1093" style="position:absolute;width:8827;height:1386;visibility:visible;mso-wrap-style:square;v-text-anchor:top" o:gfxdata="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" filled="f" stroked="f" strokeweight="0">
                   <v:textbox inset="0,0,0,0">
                     <w:txbxContent>
@@ -13593,7 +13597,7 @@
                   </v:textbox>
                 </v:rect>
                 <v:shape id="Picture 2323" o:spid="_x0000_s1108" type="#_x0000_t75" style="position:absolute;left:284;top:1994;width:57233;height:26752;visibility:visible;mso-wrap-style:square" o:gfxdata="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" filled="t" stroked="t" strokeweight="0">
-                  <v:imagedata r:id="rId33" o:title=""/>
+                  <v:imagedata r:id="rId34" o:title=""/>
                 </v:shape>
                 <v:line id="Conector recto 89" o:spid="_x0000_s1109" style="position:absolute;visibility:visible;mso-wrap-style:square" from="183,1951" to="57592,1958" o:connectortype="straight" o:gfxdata="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" strokeweight="0"/>
                 <v:line id="Conector recto 90" o:spid="_x0000_s1110" style="position:absolute;visibility:visible;mso-wrap-style:square" from="57592,1897" to="57600,28807" o:connectortype="straight" o:gfxdata="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" strokeweight="0"/>
@@ -13744,7 +13748,7 @@
                           <pic:cNvPicPr/>
                         </pic:nvPicPr>
                         <pic:blipFill>
-                          <a:blip r:embed="rId34"/>
+                          <a:blip r:embed="rId35"/>
                           <a:stretch/>
                         </pic:blipFill>
                         <pic:spPr>
@@ -13897,7 +13901,7 @@
           </mc:Choice>
           <mc:Fallback>
             <w:pict>
-              <v:group w14:anchorId="6958481A" id="Group 14340" o:spid="_x0000_s1113" style="width:458.5pt;height:220.3pt;mso-position-horizontal-relative:char;mso-position-vertical-relative:line" coordsize="58230,27979" o:gfxdata="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">
+              <v:group w14:anchorId="6958481A" id="Group 14340" o:spid="_x0000_s1113" style="width:458.5pt;height:220.3pt;mso-position-horizontal-relative:char;mso-position-vertical-relative:line" coordsize="58230,27979" o:gfxdata="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